--- a/dapan/cau 1.docx
+++ b/dapan/cau 1.docx
@@ -47,7 +47,7 @@
                           <a:solidFill>
                             <a:srgbClr val="FF0000"/>
                           </a:solidFill>
-                          <a:prstDash val="dashDot"/>
+                          <a:prstDash val="solid"/>
                         </a:ln>
                       </wps:spPr>
                       <wps:style>
@@ -86,8 +86,8 @@
           </mc:Choice>
           <mc:Fallback>
             <w:pict>
-              <v:shape w14:anchorId="2DDDC658" id="Round Diagonal Corner Rectangle 4" o:spid="_x0000_s1026" style="position:absolute;margin-left:-16.2pt;margin-top:9.6pt;width:545.15pt;height:487.5pt;z-index:-251656192;visibility:visible;mso-wrap-style:square;mso-width-percent:0;mso-height-percent:0;mso-wrap-distance-left:9pt;mso-wrap-distance-top:0;mso-wrap-distance-right:9pt;mso-wrap-distance-bottom:0;mso-position-horizontal:absolute;mso-position-horizontal-relative:text;mso-position-vertical:absolute;mso-position-vertical-relative:text;mso-width-percent:0;mso-height-percent:0;mso-width-relative:margin;mso-height-relative:margin;v-text-anchor:middle" coordsize="6923314,6191250" o:gfxdata="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" path="m1031896,l6923314,r,l6923314,5159354v,569900,-461996,1031896,-1031896,1031896l,6191250r,l,1031896c,461996,461996,,1031896,xe" filled="f" strokecolor="red" strokeweight="2.25pt">
-                <v:stroke dashstyle="dashDot" joinstyle="miter"/>
+              <v:shape w14:anchorId="7B832972" id="Round Diagonal Corner Rectangle 4" o:spid="_x0000_s1026" style="position:absolute;margin-left:-16.2pt;margin-top:9.6pt;width:545.15pt;height:487.5pt;z-index:-251656192;visibility:visible;mso-wrap-style:square;mso-width-percent:0;mso-height-percent:0;mso-wrap-distance-left:9pt;mso-wrap-distance-top:0;mso-wrap-distance-right:9pt;mso-wrap-distance-bottom:0;mso-position-horizontal:absolute;mso-position-horizontal-relative:text;mso-position-vertical:absolute;mso-position-vertical-relative:text;mso-width-percent:0;mso-height-percent:0;mso-width-relative:margin;mso-height-relative:margin;v-text-anchor:middle" coordsize="6923314,6191250" o:gfxdata="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" path="m1031896,l6923314,r,l6923314,5159354v,569900,-461996,1031896,-1031896,1031896l,6191250r,l,1031896c,461996,461996,,1031896,xe" filled="f" strokecolor="red" strokeweight="2.25pt">
+                <v:stroke joinstyle="miter"/>
                 <v:path arrowok="t" o:connecttype="custom" o:connectlocs="1031896,0;6923314,0;6923314,0;6923314,5159354;5891418,6191250;0,6191250;0,6191250;0,1031896;1031896,0" o:connectangles="0,0,0,0,0,0,0,0,0"/>
               </v:shape>
             </w:pict>
@@ -136,7 +136,7 @@
                               <w:rPr>
                                 <w:rFonts w:ascii="Times New Roman" w:hAnsi="Times New Roman" w:cs="Times New Roman"/>
                                 <w:b/>
-                                <w:color w:val="1F4E79" w:themeColor="accent1" w:themeShade="80"/>
+                                <w:color w:val="2E74B5" w:themeColor="accent1" w:themeShade="BF"/>
                                 <w:w w:val="76"/>
                                 <w:sz w:val="46"/>
                                 <w:szCs w:val="46"/>
@@ -156,7 +156,7 @@
                               <w:rPr>
                                 <w:rFonts w:ascii="Times New Roman" w:hAnsi="Times New Roman" w:cs="Times New Roman"/>
                                 <w:b/>
-                                <w:color w:val="1F4E79" w:themeColor="accent1" w:themeShade="80"/>
+                                <w:color w:val="2E74B5" w:themeColor="accent1" w:themeShade="BF"/>
                                 <w:w w:val="76"/>
                                 <w:sz w:val="46"/>
                                 <w:szCs w:val="46"/>
@@ -209,7 +209,7 @@
                         <w:rPr>
                           <w:rFonts w:ascii="Times New Roman" w:hAnsi="Times New Roman" w:cs="Times New Roman"/>
                           <w:b/>
-                          <w:color w:val="1F4E79" w:themeColor="accent1" w:themeShade="80"/>
+                          <w:color w:val="2E74B5" w:themeColor="accent1" w:themeShade="BF"/>
                           <w:w w:val="76"/>
                           <w:sz w:val="46"/>
                           <w:szCs w:val="46"/>
@@ -229,7 +229,7 @@
                         <w:rPr>
                           <w:rFonts w:ascii="Times New Roman" w:hAnsi="Times New Roman" w:cs="Times New Roman"/>
                           <w:b/>
-                          <w:color w:val="1F4E79" w:themeColor="accent1" w:themeShade="80"/>
+                          <w:color w:val="2E74B5" w:themeColor="accent1" w:themeShade="BF"/>
                           <w:w w:val="76"/>
                           <w:sz w:val="46"/>
                           <w:szCs w:val="46"/>
@@ -292,7 +292,6 @@
         <w:rPr>
           <w:rFonts w:ascii="Times New Roman" w:hAnsi="Times New Roman" w:cs="Times New Roman"/>
           <w:b/>
-          <w:color w:val="FFC000"/>
           <w:position w:val="-12"/>
           <w:sz w:val="138"/>
           <w:szCs w:val="28"/>
@@ -315,7 +314,7 @@
           <w:sz w:val="28"/>
           <w:szCs w:val="28"/>
         </w:rPr>
-        <w:t>rung tâm Công nghệ thông tin và Ngoại ngữ, Trường đại học Thông tin liên lạc được thành lập theo Quyết định số 988/QĐ-BQP ngày 28/3/2015 của Bộ trưởng Bộ Quốc phòng. Là tổ chức khoa học công nghệ công lập, Trung tâm có tài khoản và con dấu riêng, hoạt động theo cơ chế tự chủ về tài chính,</w:t>
+        <w:t xml:space="preserve">rung tâm Công nghệ thông tin và Ngoại ngữ, Trường đại học Thông tin liên lạc được thành lập theo Quyết định số 988/QĐ-BQP ngày 28/3/2015 của Bộ trưởng Bộ Quốc phòng. Là tổ chức khoa học công nghệ công lập, Trung tâm có tài khoản và con dấu </w:t>
       </w:r>
       <w:bookmarkStart w:id="0" w:name="_GoBack"/>
       <w:bookmarkEnd w:id="0"/>
@@ -325,7 +324,7 @@
           <w:sz w:val="28"/>
           <w:szCs w:val="28"/>
         </w:rPr>
-        <w:t xml:space="preserve"> hạch toán độc lập, được phép mở rộng hợp tác với các  đối tác trong và ngoài nước.</w:t>
+        <w:t>riêng, hoạt động theo cơ chế tự chủ về tài chính, hạch toán độc lập, được phép mở rộng hợp tác với các  đối tác trong và ngoài nước.</w:t>
       </w:r>
     </w:p>
     <w:p>

--- a/dapan/cau 1.docx
+++ b/dapan/cau 1.docx
@@ -4,112 +4,44 @@
   <w:body>
     <w:p>
       <w:pPr>
-        <w:tabs>
-          <w:tab w:val="left" w:pos="1080"/>
-        </w:tabs>
-        <w:rPr>
-          <w:rFonts w:ascii="Times New Roman" w:hAnsi="Times New Roman" w:cs="Times New Roman"/>
-          <w:sz w:val="28"/>
-          <w:szCs w:val="28"/>
+        <w:spacing w:after="240"/>
+        <w:rPr>
+          <w:rFonts w:ascii="Times New Roman" w:hAnsi="Times New Roman" w:cs="Times New Roman"/>
+          <w:color w:val="00B0F0"/>
+          <w:sz w:val="28"/>
+          <w:szCs w:val="32"/>
+          <w:u w:val="single" w:color="FF0000"/>
+          <w14:shadow w14:blurRad="38100" w14:dist="19050" w14:dir="2700000" w14:sx="100000" w14:sy="100000" w14:kx="0" w14:ky="0" w14:algn="tl">
+            <w14:schemeClr w14:val="dk1">
+              <w14:alpha w14:val="60000"/>
+            </w14:schemeClr>
+          </w14:shadow>
+          <w14:textOutline w14:w="0" w14:cap="flat" w14:cmpd="sng" w14:algn="ctr">
+            <w14:noFill/>
+            <w14:prstDash w14:val="solid"/>
+            <w14:round/>
+          </w14:textOutline>
         </w:rPr>
       </w:pPr>
       <w:r>
+        <w:rPr>
+          <w:noProof/>
+        </w:rPr>
         <mc:AlternateContent>
           <mc:Choice Requires="wps">
             <w:drawing>
-              <wp:anchor distT="0" distB="0" distL="114300" distR="114300" simplePos="0" relativeHeight="251660288" behindDoc="1" locked="0" layoutInCell="1" allowOverlap="1">
+              <wp:anchor distT="0" distB="0" distL="114300" distR="114300" simplePos="0" relativeHeight="251660288" behindDoc="0" locked="0" layoutInCell="1" allowOverlap="1" wp14:anchorId="5CBEB5CA" wp14:editId="1B50DD87">
                 <wp:simplePos x="0" y="0"/>
-                <wp:positionH relativeFrom="column">
-                  <wp:posOffset>-205740</wp:posOffset>
+                <wp:positionH relativeFrom="margin">
+                  <wp:align>left</wp:align>
                 </wp:positionH>
                 <wp:positionV relativeFrom="paragraph">
-                  <wp:posOffset>121920</wp:posOffset>
+                  <wp:posOffset>0</wp:posOffset>
                 </wp:positionV>
-                <wp:extent cx="6923314" cy="6191250"/>
-                <wp:effectExtent l="19050" t="19050" r="11430" b="19050"/>
-                <wp:wrapNone/>
-                <wp:docPr id="4" name="Round Diagonal Corner Rectangle 4"/>
-                <wp:cNvGraphicFramePr/>
-                <a:graphic xmlns:a="http://schemas.openxmlformats.org/drawingml/2006/main">
-                  <a:graphicData uri="http://schemas.microsoft.com/office/word/2010/wordprocessingShape">
-                    <wps:wsp>
-                      <wps:cNvSpPr/>
-                      <wps:spPr>
-                        <a:xfrm>
-                          <a:off x="0" y="0"/>
-                          <a:ext cx="6923314" cy="6191250"/>
-                        </a:xfrm>
-                        <a:prstGeom prst="round2DiagRect">
-                          <a:avLst/>
-                        </a:prstGeom>
-                        <a:noFill/>
-                        <a:ln w="28575">
-                          <a:solidFill>
-                            <a:srgbClr val="FF0000"/>
-                          </a:solidFill>
-                          <a:prstDash val="solid"/>
-                        </a:ln>
-                      </wps:spPr>
-                      <wps:style>
-                        <a:lnRef idx="2">
-                          <a:schemeClr val="accent1">
-                            <a:shade val="50000"/>
-                          </a:schemeClr>
-                        </a:lnRef>
-                        <a:fillRef idx="1">
-                          <a:schemeClr val="accent1"/>
-                        </a:fillRef>
-                        <a:effectRef idx="0">
-                          <a:schemeClr val="accent1"/>
-                        </a:effectRef>
-                        <a:fontRef idx="minor">
-                          <a:schemeClr val="lt1"/>
-                        </a:fontRef>
-                      </wps:style>
-                      <wps:bodyPr rot="0" spcFirstLastPara="0" vertOverflow="overflow" horzOverflow="overflow" vert="horz" wrap="square" lIns="91440" tIns="45720" rIns="91440" bIns="45720" numCol="1" spcCol="0" rtlCol="0" fromWordArt="0" anchor="ctr" anchorCtr="0" forceAA="0" compatLnSpc="1">
-                        <a:prstTxWarp prst="textNoShape">
-                          <a:avLst/>
-                        </a:prstTxWarp>
-                        <a:noAutofit/>
-                      </wps:bodyPr>
-                    </wps:wsp>
-                  </a:graphicData>
-                </a:graphic>
-                <wp14:sizeRelH relativeFrom="margin">
-                  <wp14:pctWidth>0</wp14:pctWidth>
-                </wp14:sizeRelH>
-                <wp14:sizeRelV relativeFrom="margin">
-                  <wp14:pctHeight>0</wp14:pctHeight>
-                </wp14:sizeRelV>
-              </wp:anchor>
-            </w:drawing>
-          </mc:Choice>
-          <mc:Fallback>
-            <w:pict>
-              <v:shape w14:anchorId="7B832972" id="Round Diagonal Corner Rectangle 4" o:spid="_x0000_s1026" style="position:absolute;margin-left:-16.2pt;margin-top:9.6pt;width:545.15pt;height:487.5pt;z-index:-251656192;visibility:visible;mso-wrap-style:square;mso-width-percent:0;mso-height-percent:0;mso-wrap-distance-left:9pt;mso-wrap-distance-top:0;mso-wrap-distance-right:9pt;mso-wrap-distance-bottom:0;mso-position-horizontal:absolute;mso-position-horizontal-relative:text;mso-position-vertical:absolute;mso-position-vertical-relative:text;mso-width-percent:0;mso-height-percent:0;mso-width-relative:margin;mso-height-relative:margin;v-text-anchor:middle" coordsize="6923314,6191250" o:gfxdata="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" path="m1031896,l6923314,r,l6923314,5159354v,569900,-461996,1031896,-1031896,1031896l,6191250r,l,1031896c,461996,461996,,1031896,xe" filled="f" strokecolor="red" strokeweight="2.25pt">
-                <v:stroke joinstyle="miter"/>
-                <v:path arrowok="t" o:connecttype="custom" o:connectlocs="1031896,0;6923314,0;6923314,0;6923314,5159354;5891418,6191250;0,6191250;0,6191250;0,1031896;1031896,0" o:connectangles="0,0,0,0,0,0,0,0,0"/>
-              </v:shape>
-            </w:pict>
-          </mc:Fallback>
-        </mc:AlternateContent>
-      </w:r>
-      <w:r>
-        <mc:AlternateContent>
-          <mc:Choice Requires="wps">
-            <w:drawing>
-              <wp:anchor distT="0" distB="0" distL="114300" distR="114300" simplePos="0" relativeHeight="251659264" behindDoc="0" locked="0" layoutInCell="1" allowOverlap="1" wp14:anchorId="03617316" wp14:editId="4C88D095">
-                <wp:simplePos x="0" y="0"/>
-                <wp:positionH relativeFrom="margin">
-                  <wp:align>right</wp:align>
-                </wp:positionH>
-                <wp:positionV relativeFrom="paragraph">
-                  <wp:posOffset>322580</wp:posOffset>
-                </wp:positionV>
-                <wp:extent cx="6291580" cy="704850"/>
-                <wp:effectExtent l="0" t="0" r="0" b="0"/>
+                <wp:extent cx="1828800" cy="1152525"/>
+                <wp:effectExtent l="0" t="0" r="0" b="9525"/>
                 <wp:wrapSquare wrapText="bothSides"/>
-                <wp:docPr id="1" name="Text Box 1"/>
+                <wp:docPr id="2" name="Text Box 2"/>
                 <wp:cNvGraphicFramePr/>
                 <a:graphic xmlns:a="http://schemas.openxmlformats.org/drawingml/2006/main">
                   <a:graphicData uri="http://schemas.microsoft.com/office/word/2010/wordprocessingShape">
@@ -118,7 +50,7 @@
                       <wps:spPr>
                         <a:xfrm>
                           <a:off x="0" y="0"/>
-                          <a:ext cx="6291580" cy="704850"/>
+                          <a:ext cx="1828800" cy="1152525"/>
                         </a:xfrm>
                         <a:prstGeom prst="rect">
                           <a:avLst/>
@@ -132,52 +64,253 @@
                         <w:txbxContent>
                           <w:p>
                             <w:pPr>
+                              <w:spacing w:after="240"/>
                               <w:jc w:val="center"/>
                               <w:rPr>
                                 <w:rFonts w:ascii="Times New Roman" w:hAnsi="Times New Roman" w:cs="Times New Roman"/>
                                 <w:b/>
-                                <w:color w:val="2E74B5" w:themeColor="accent1" w:themeShade="BF"/>
-                                <w:w w:val="76"/>
-                                <w:sz w:val="46"/>
-                                <w:szCs w:val="46"/>
-                                <w14:shadow w14:blurRad="38100" w14:dist="25400" w14:dir="5400000" w14:sx="100000" w14:sy="100000" w14:kx="0" w14:ky="0" w14:algn="ctr">
-                                  <w14:srgbClr w14:val="6E747A">
-                                    <w14:alpha w14:val="57000"/>
-                                  </w14:srgbClr>
-                                </w14:shadow>
+                                <w:color w:val="000000" w:themeColor="text1"/>
+                                <w:sz w:val="36"/>
+                                <w:szCs w:val="72"/>
+                                <w14:reflection w14:blurRad="6350" w14:stA="53000" w14:stPos="0" w14:endA="300" w14:endPos="35500" w14:dist="0" w14:dir="5400000" w14:fadeDir="5400000" w14:sx="100000" w14:sy="-90000" w14:kx="0" w14:ky="0" w14:algn="bl"/>
+                                <w14:textOutline w14:w="0" w14:cap="flat" w14:cmpd="sng" w14:algn="ctr">
+                                  <w14:noFill/>
+                                  <w14:prstDash w14:val="solid"/>
+                                  <w14:round/>
+                                </w14:textOutline>
+                                <w14:textFill>
+                                  <w14:gradFill>
+                                    <w14:gsLst>
+                                      <w14:gs w14:pos="0">
+                                        <w14:schemeClr w14:val="accent5">
+                                          <w14:lumMod w14:val="50000"/>
+                                        </w14:schemeClr>
+                                      </w14:gs>
+                                      <w14:gs w14:pos="50000">
+                                        <w14:schemeClr w14:val="accent5"/>
+                                      </w14:gs>
+                                      <w14:gs w14:pos="100000">
+                                        <w14:schemeClr w14:val="accent5">
+                                          <w14:lumMod w14:val="60000"/>
+                                          <w14:lumOff w14:val="40000"/>
+                                        </w14:schemeClr>
+                                      </w14:gs>
+                                    </w14:gsLst>
+                                    <w14:lin w14:ang="5400000" w14:scaled="0"/>
+                                  </w14:gradFill>
+                                </w14:textFill>
+                              </w:rPr>
+                            </w:pPr>
+                            <w:r>
+                              <w:rPr>
+                                <w:rFonts w:ascii="Times New Roman" w:hAnsi="Times New Roman" w:cs="Times New Roman"/>
+                                <w:b/>
+                                <w:color w:val="0070C0"/>
+                                <w:sz w:val="36"/>
+                                <w:szCs w:val="72"/>
+                                <w14:reflection w14:blurRad="6350" w14:stA="53000" w14:stPos="0" w14:endA="300" w14:endPos="35500" w14:dist="0" w14:dir="5400000" w14:fadeDir="5400000" w14:sx="100000" w14:sy="-90000" w14:kx="0" w14:ky="0" w14:algn="bl"/>
+                                <w14:textOutline w14:w="0" w14:cap="flat" w14:cmpd="sng" w14:algn="ctr">
+                                  <w14:noFill/>
+                                  <w14:prstDash w14:val="solid"/>
+                                  <w14:round/>
+                                </w14:textOutline>
+                                <w14:textFill>
+                                  <w14:gradFill>
+                                    <w14:gsLst>
+                                      <w14:gs w14:pos="0">
+                                        <w14:schemeClr w14:val="accent5">
+                                          <w14:lumMod w14:val="50000"/>
+                                        </w14:schemeClr>
+                                      </w14:gs>
+                                      <w14:gs w14:pos="50000">
+                                        <w14:schemeClr w14:val="accent5"/>
+                                      </w14:gs>
+                                      <w14:gs w14:pos="100000">
+                                        <w14:schemeClr w14:val="accent5">
+                                          <w14:lumMod w14:val="60000"/>
+                                          <w14:lumOff w14:val="40000"/>
+                                        </w14:schemeClr>
+                                      </w14:gs>
+                                    </w14:gsLst>
+                                    <w14:lin w14:ang="5400000" w14:scaled="0"/>
+                                  </w14:gradFill>
+                                </w14:textFill>
+                              </w:rPr>
+                              <w:t xml:space="preserve">   </w:t>
+                            </w:r>
+                            <w:r>
+                              <w:rPr>
+                                <w:rFonts w:ascii="Times New Roman" w:hAnsi="Times New Roman" w:cs="Times New Roman"/>
+                                <w:b/>
+                                <w:color w:val="000000" w:themeColor="text1"/>
+                                <w:sz w:val="36"/>
+                                <w:szCs w:val="72"/>
+                                <w14:reflection w14:blurRad="6350" w14:stA="53000" w14:stPos="0" w14:endA="300" w14:endPos="35500" w14:dist="0" w14:dir="5400000" w14:fadeDir="5400000" w14:sx="100000" w14:sy="-90000" w14:kx="0" w14:ky="0" w14:algn="bl"/>
+                                <w14:textOutline w14:w="0" w14:cap="flat" w14:cmpd="sng" w14:algn="ctr">
+                                  <w14:noFill/>
+                                  <w14:prstDash w14:val="solid"/>
+                                  <w14:round/>
+                                </w14:textOutline>
+                                <w14:textFill>
+                                  <w14:gradFill>
+                                    <w14:gsLst>
+                                      <w14:gs w14:pos="0">
+                                        <w14:schemeClr w14:val="accent5">
+                                          <w14:lumMod w14:val="50000"/>
+                                        </w14:schemeClr>
+                                      </w14:gs>
+                                      <w14:gs w14:pos="50000">
+                                        <w14:schemeClr w14:val="accent5"/>
+                                      </w14:gs>
+                                      <w14:gs w14:pos="100000">
+                                        <w14:schemeClr w14:val="accent5">
+                                          <w14:lumMod w14:val="60000"/>
+                                          <w14:lumOff w14:val="40000"/>
+                                        </w14:schemeClr>
+                                      </w14:gs>
+                                    </w14:gsLst>
+                                    <w14:lin w14:ang="5400000" w14:scaled="0"/>
+                                  </w14:gradFill>
+                                </w14:textFill>
+                              </w:rPr>
+                              <w:t>NĂM 2025, DU LỊCH KHÁNH HÒA</w:t>
+                            </w:r>
+                          </w:p>
+                          <w:p>
+                            <w:pPr>
+                              <w:spacing w:after="240"/>
+                              <w:ind w:left="720"/>
+                              <w:jc w:val="center"/>
+                              <w:rPr>
+                                <w:rFonts w:ascii="Times New Roman" w:hAnsi="Times New Roman" w:cs="Times New Roman"/>
+                                <w:b/>
+                                <w:color w:val="000000" w:themeColor="text1"/>
+                                <w:sz w:val="36"/>
+                                <w:szCs w:val="72"/>
+                                <w14:reflection w14:blurRad="6350" w14:stA="53000" w14:stPos="0" w14:endA="300" w14:endPos="35500" w14:dist="0" w14:dir="5400000" w14:fadeDir="5400000" w14:sx="100000" w14:sy="-90000" w14:kx="0" w14:ky="0" w14:algn="bl"/>
+                                <w14:textOutline w14:w="0" w14:cap="flat" w14:cmpd="sng" w14:algn="ctr">
+                                  <w14:noFill/>
+                                  <w14:prstDash w14:val="solid"/>
+                                  <w14:round/>
+                                </w14:textOutline>
+                                <w14:textFill>
+                                  <w14:gradFill>
+                                    <w14:gsLst>
+                                      <w14:gs w14:pos="0">
+                                        <w14:schemeClr w14:val="accent5">
+                                          <w14:lumMod w14:val="50000"/>
+                                        </w14:schemeClr>
+                                      </w14:gs>
+                                      <w14:gs w14:pos="50000">
+                                        <w14:schemeClr w14:val="accent5"/>
+                                      </w14:gs>
+                                      <w14:gs w14:pos="100000">
+                                        <w14:schemeClr w14:val="accent5">
+                                          <w14:lumMod w14:val="60000"/>
+                                          <w14:lumOff w14:val="40000"/>
+                                        </w14:schemeClr>
+                                      </w14:gs>
+                                    </w14:gsLst>
+                                    <w14:lin w14:ang="5400000" w14:scaled="0"/>
+                                  </w14:gradFill>
+                                </w14:textFill>
+                              </w:rPr>
+                            </w:pPr>
+                            <w:r>
+                              <w:rPr>
+                                <w:rFonts w:ascii="Times New Roman" w:hAnsi="Times New Roman" w:cs="Times New Roman"/>
+                                <w:b/>
+                                <w:color w:val="000000" w:themeColor="text1"/>
+                                <w:sz w:val="36"/>
+                                <w:szCs w:val="72"/>
+                                <w14:reflection w14:blurRad="6350" w14:stA="53000" w14:stPos="0" w14:endA="300" w14:endPos="35500" w14:dist="0" w14:dir="5400000" w14:fadeDir="5400000" w14:sx="100000" w14:sy="-90000" w14:kx="0" w14:ky="0" w14:algn="bl"/>
+                                <w14:textOutline w14:w="0" w14:cap="flat" w14:cmpd="sng" w14:algn="ctr">
+                                  <w14:noFill/>
+                                  <w14:prstDash w14:val="solid"/>
+                                  <w14:round/>
+                                </w14:textOutline>
+                                <w14:textFill>
+                                  <w14:gradFill>
+                                    <w14:gsLst>
+                                      <w14:gs w14:pos="0">
+                                        <w14:schemeClr w14:val="accent5">
+                                          <w14:lumMod w14:val="50000"/>
+                                        </w14:schemeClr>
+                                      </w14:gs>
+                                      <w14:gs w14:pos="50000">
+                                        <w14:schemeClr w14:val="accent5"/>
+                                      </w14:gs>
+                                      <w14:gs w14:pos="100000">
+                                        <w14:schemeClr w14:val="accent5">
+                                          <w14:lumMod w14:val="60000"/>
+                                          <w14:lumOff w14:val="40000"/>
+                                        </w14:schemeClr>
+                                      </w14:gs>
+                                    </w14:gsLst>
+                                    <w14:lin w14:ang="5400000" w14:scaled="0"/>
+                                  </w14:gradFill>
+                                </w14:textFill>
+                              </w:rPr>
+                              <w:t xml:space="preserve">ĐẶT MỤC TIÊU ĐÓN </w:t>
+                            </w:r>
+                            <w:r>
+                              <w:rPr>
+                                <w:rFonts w:ascii="Times New Roman" w:hAnsi="Times New Roman" w:cs="Times New Roman"/>
+                                <w:b/>
+                                <w:color w:val="FF0000"/>
+                                <w:sz w:val="36"/>
+                                <w:szCs w:val="72"/>
+                                <w14:reflection w14:blurRad="6350" w14:stA="53000" w14:stPos="0" w14:endA="300" w14:endPos="35500" w14:dist="0" w14:dir="5400000" w14:fadeDir="5400000" w14:sx="100000" w14:sy="-90000" w14:kx="0" w14:ky="0" w14:algn="bl"/>
                                 <w14:textOutline w14:w="0" w14:cap="flat" w14:cmpd="sng" w14:algn="ctr">
                                   <w14:noFill/>
                                   <w14:prstDash w14:val="solid"/>
                                   <w14:round/>
                                 </w14:textOutline>
                               </w:rPr>
-                            </w:pPr>
+                              <w:t xml:space="preserve">11,8 </w:t>
+                            </w:r>
                             <w:r>
                               <w:rPr>
                                 <w:rFonts w:ascii="Times New Roman" w:hAnsi="Times New Roman" w:cs="Times New Roman"/>
                                 <w:b/>
-                                <w:color w:val="2E74B5" w:themeColor="accent1" w:themeShade="BF"/>
-                                <w:w w:val="76"/>
-                                <w:sz w:val="46"/>
-                                <w:szCs w:val="46"/>
-                                <w14:shadow w14:blurRad="38100" w14:dist="25400" w14:dir="5400000" w14:sx="100000" w14:sy="100000" w14:kx="0" w14:ky="0" w14:algn="ctr">
-                                  <w14:srgbClr w14:val="6E747A">
-                                    <w14:alpha w14:val="57000"/>
-                                  </w14:srgbClr>
-                                </w14:shadow>
+                                <w:color w:val="000000" w:themeColor="text1"/>
+                                <w:sz w:val="36"/>
+                                <w:szCs w:val="72"/>
+                                <w14:reflection w14:blurRad="6350" w14:stA="53000" w14:stPos="0" w14:endA="300" w14:endPos="35500" w14:dist="0" w14:dir="5400000" w14:fadeDir="5400000" w14:sx="100000" w14:sy="-90000" w14:kx="0" w14:ky="0" w14:algn="bl"/>
                                 <w14:textOutline w14:w="0" w14:cap="flat" w14:cmpd="sng" w14:algn="ctr">
                                   <w14:noFill/>
                                   <w14:prstDash w14:val="solid"/>
                                   <w14:round/>
                                 </w14:textOutline>
+                                <w14:textFill>
+                                  <w14:gradFill>
+                                    <w14:gsLst>
+                                      <w14:gs w14:pos="0">
+                                        <w14:schemeClr w14:val="accent5">
+                                          <w14:lumMod w14:val="50000"/>
+                                        </w14:schemeClr>
+                                      </w14:gs>
+                                      <w14:gs w14:pos="50000">
+                                        <w14:schemeClr w14:val="accent5"/>
+                                      </w14:gs>
+                                      <w14:gs w14:pos="100000">
+                                        <w14:schemeClr w14:val="accent5">
+                                          <w14:lumMod w14:val="60000"/>
+                                          <w14:lumOff w14:val="40000"/>
+                                        </w14:schemeClr>
+                                      </w14:gs>
+                                    </w14:gsLst>
+                                    <w14:lin w14:ang="5400000" w14:scaled="0"/>
+                                  </w14:gradFill>
+                                </w14:textFill>
                               </w:rPr>
-                              <w:t>TRUNG TÂM CÔNG NGHỆ THÔNG TIN VÀ NGOẠI NGỮ</w:t>
+                              <w:t>TRIỆU LƯỢT KHÁCH</w:t>
                             </w:r>
                           </w:p>
                         </w:txbxContent>
                       </wps:txbx>
-                      <wps:bodyPr rot="0" spcFirstLastPara="0" vertOverflow="overflow" horzOverflow="overflow" vert="horz" wrap="square" lIns="91440" tIns="45720" rIns="91440" bIns="45720" numCol="1" spcCol="0" rtlCol="0" fromWordArt="0" anchor="t" anchorCtr="0" forceAA="0" compatLnSpc="1">
-                        <a:prstTxWarp prst="textWave2">
+                      <wps:bodyPr rot="0" spcFirstLastPara="1" vertOverflow="overflow" horzOverflow="overflow" vert="horz" wrap="none" lIns="91440" tIns="45720" rIns="91440" bIns="45720" numCol="1" spcCol="0" rtlCol="0" fromWordArt="0" anchor="t" anchorCtr="0" forceAA="0" compatLnSpc="1">
+                        <a:prstTxWarp prst="textCurveUp">
                           <a:avLst/>
                         </a:prstTxWarp>
                         <a:noAutofit/>
@@ -185,9 +318,6 @@
                     </wps:wsp>
                   </a:graphicData>
                 </a:graphic>
-                <wp14:sizeRelH relativeFrom="margin">
-                  <wp14:pctWidth>0</wp14:pctWidth>
-                </wp14:sizeRelH>
                 <wp14:sizeRelV relativeFrom="margin">
                   <wp14:pctHeight>0</wp14:pctHeight>
                 </wp14:sizeRelV>
@@ -196,55 +326,256 @@
           </mc:Choice>
           <mc:Fallback>
             <w:pict>
-              <v:shapetype w14:anchorId="03617316" id="_x0000_t202" coordsize="21600,21600" o:spt="202" path="m,l,21600r21600,l21600,xe">
+              <v:shapetype w14:anchorId="5CBEB5CA" id="_x0000_t202" coordsize="21600,21600" o:spt="202" path="m,l,21600r21600,l21600,xe">
                 <v:stroke joinstyle="miter"/>
                 <v:path gradientshapeok="t" o:connecttype="rect"/>
               </v:shapetype>
-              <v:shape id="Text Box 1" o:spid="_x0000_s1026" type="#_x0000_t202" style="position:absolute;margin-left:444.2pt;margin-top:25.4pt;width:495.4pt;height:55.5pt;z-index:251659264;visibility:visible;mso-wrap-style:square;mso-width-percent:0;mso-height-percent:0;mso-wrap-distance-left:9pt;mso-wrap-distance-top:0;mso-wrap-distance-right:9pt;mso-wrap-distance-bottom:0;mso-position-horizontal:right;mso-position-horizontal-relative:margin;mso-position-vertical:absolute;mso-position-vertical-relative:text;mso-width-percent:0;mso-height-percent:0;mso-width-relative:margin;mso-height-relative:margin;v-text-anchor:top" o:gfxdata="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" filled="f" stroked="f">
+              <v:shape id="Text Box 2" o:spid="_x0000_s1026" type="#_x0000_t202" style="position:absolute;margin-left:0;margin-top:0;width:2in;height:90.75pt;z-index:251660288;visibility:visible;mso-wrap-style:none;mso-height-percent:0;mso-wrap-distance-left:9pt;mso-wrap-distance-top:0;mso-wrap-distance-right:9pt;mso-wrap-distance-bottom:0;mso-position-horizontal:left;mso-position-horizontal-relative:margin;mso-position-vertical:absolute;mso-position-vertical-relative:text;mso-height-percent:0;mso-height-relative:margin;v-text-anchor:top" o:gfxdata="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" filled="f" stroked="f">
                 <v:textbox>
                   <w:txbxContent>
                     <w:p>
                       <w:pPr>
+                        <w:spacing w:after="240"/>
                         <w:jc w:val="center"/>
                         <w:rPr>
                           <w:rFonts w:ascii="Times New Roman" w:hAnsi="Times New Roman" w:cs="Times New Roman"/>
                           <w:b/>
-                          <w:color w:val="2E74B5" w:themeColor="accent1" w:themeShade="BF"/>
-                          <w:w w:val="76"/>
-                          <w:sz w:val="46"/>
-                          <w:szCs w:val="46"/>
-                          <w14:shadow w14:blurRad="38100" w14:dist="25400" w14:dir="5400000" w14:sx="100000" w14:sy="100000" w14:kx="0" w14:ky="0" w14:algn="ctr">
-                            <w14:srgbClr w14:val="6E747A">
-                              <w14:alpha w14:val="57000"/>
-                            </w14:srgbClr>
-                          </w14:shadow>
+                          <w:color w:val="000000" w:themeColor="text1"/>
+                          <w:sz w:val="36"/>
+                          <w:szCs w:val="72"/>
+                          <w14:reflection w14:blurRad="6350" w14:stA="53000" w14:stPos="0" w14:endA="300" w14:endPos="35500" w14:dist="0" w14:dir="5400000" w14:fadeDir="5400000" w14:sx="100000" w14:sy="-90000" w14:kx="0" w14:ky="0" w14:algn="bl"/>
+                          <w14:textOutline w14:w="0" w14:cap="flat" w14:cmpd="sng" w14:algn="ctr">
+                            <w14:noFill/>
+                            <w14:prstDash w14:val="solid"/>
+                            <w14:round/>
+                          </w14:textOutline>
+                          <w14:textFill>
+                            <w14:gradFill>
+                              <w14:gsLst>
+                                <w14:gs w14:pos="0">
+                                  <w14:schemeClr w14:val="accent5">
+                                    <w14:lumMod w14:val="50000"/>
+                                  </w14:schemeClr>
+                                </w14:gs>
+                                <w14:gs w14:pos="50000">
+                                  <w14:schemeClr w14:val="accent5"/>
+                                </w14:gs>
+                                <w14:gs w14:pos="100000">
+                                  <w14:schemeClr w14:val="accent5">
+                                    <w14:lumMod w14:val="60000"/>
+                                    <w14:lumOff w14:val="40000"/>
+                                  </w14:schemeClr>
+                                </w14:gs>
+                              </w14:gsLst>
+                              <w14:lin w14:ang="5400000" w14:scaled="0"/>
+                            </w14:gradFill>
+                          </w14:textFill>
+                        </w:rPr>
+                      </w:pPr>
+                      <w:r>
+                        <w:rPr>
+                          <w:rFonts w:ascii="Times New Roman" w:hAnsi="Times New Roman" w:cs="Times New Roman"/>
+                          <w:b/>
+                          <w:color w:val="0070C0"/>
+                          <w:sz w:val="36"/>
+                          <w:szCs w:val="72"/>
+                          <w14:reflection w14:blurRad="6350" w14:stA="53000" w14:stPos="0" w14:endA="300" w14:endPos="35500" w14:dist="0" w14:dir="5400000" w14:fadeDir="5400000" w14:sx="100000" w14:sy="-90000" w14:kx="0" w14:ky="0" w14:algn="bl"/>
+                          <w14:textOutline w14:w="0" w14:cap="flat" w14:cmpd="sng" w14:algn="ctr">
+                            <w14:noFill/>
+                            <w14:prstDash w14:val="solid"/>
+                            <w14:round/>
+                          </w14:textOutline>
+                          <w14:textFill>
+                            <w14:gradFill>
+                              <w14:gsLst>
+                                <w14:gs w14:pos="0">
+                                  <w14:schemeClr w14:val="accent5">
+                                    <w14:lumMod w14:val="50000"/>
+                                  </w14:schemeClr>
+                                </w14:gs>
+                                <w14:gs w14:pos="50000">
+                                  <w14:schemeClr w14:val="accent5"/>
+                                </w14:gs>
+                                <w14:gs w14:pos="100000">
+                                  <w14:schemeClr w14:val="accent5">
+                                    <w14:lumMod w14:val="60000"/>
+                                    <w14:lumOff w14:val="40000"/>
+                                  </w14:schemeClr>
+                                </w14:gs>
+                              </w14:gsLst>
+                              <w14:lin w14:ang="5400000" w14:scaled="0"/>
+                            </w14:gradFill>
+                          </w14:textFill>
+                        </w:rPr>
+                        <w:t xml:space="preserve">   </w:t>
+                      </w:r>
+                      <w:r>
+                        <w:rPr>
+                          <w:rFonts w:ascii="Times New Roman" w:hAnsi="Times New Roman" w:cs="Times New Roman"/>
+                          <w:b/>
+                          <w:color w:val="000000" w:themeColor="text1"/>
+                          <w:sz w:val="36"/>
+                          <w:szCs w:val="72"/>
+                          <w14:reflection w14:blurRad="6350" w14:stA="53000" w14:stPos="0" w14:endA="300" w14:endPos="35500" w14:dist="0" w14:dir="5400000" w14:fadeDir="5400000" w14:sx="100000" w14:sy="-90000" w14:kx="0" w14:ky="0" w14:algn="bl"/>
+                          <w14:textOutline w14:w="0" w14:cap="flat" w14:cmpd="sng" w14:algn="ctr">
+                            <w14:noFill/>
+                            <w14:prstDash w14:val="solid"/>
+                            <w14:round/>
+                          </w14:textOutline>
+                          <w14:textFill>
+                            <w14:gradFill>
+                              <w14:gsLst>
+                                <w14:gs w14:pos="0">
+                                  <w14:schemeClr w14:val="accent5">
+                                    <w14:lumMod w14:val="50000"/>
+                                  </w14:schemeClr>
+                                </w14:gs>
+                                <w14:gs w14:pos="50000">
+                                  <w14:schemeClr w14:val="accent5"/>
+                                </w14:gs>
+                                <w14:gs w14:pos="100000">
+                                  <w14:schemeClr w14:val="accent5">
+                                    <w14:lumMod w14:val="60000"/>
+                                    <w14:lumOff w14:val="40000"/>
+                                  </w14:schemeClr>
+                                </w14:gs>
+                              </w14:gsLst>
+                              <w14:lin w14:ang="5400000" w14:scaled="0"/>
+                            </w14:gradFill>
+                          </w14:textFill>
+                        </w:rPr>
+                        <w:t>NĂM 2025, DU LỊCH KHÁNH HÒA</w:t>
+                      </w:r>
+                    </w:p>
+                    <w:p>
+                      <w:pPr>
+                        <w:spacing w:after="240"/>
+                        <w:ind w:left="720"/>
+                        <w:jc w:val="center"/>
+                        <w:rPr>
+                          <w:rFonts w:ascii="Times New Roman" w:hAnsi="Times New Roman" w:cs="Times New Roman"/>
+                          <w:b/>
+                          <w:color w:val="000000" w:themeColor="text1"/>
+                          <w:sz w:val="36"/>
+                          <w:szCs w:val="72"/>
+                          <w14:reflection w14:blurRad="6350" w14:stA="53000" w14:stPos="0" w14:endA="300" w14:endPos="35500" w14:dist="0" w14:dir="5400000" w14:fadeDir="5400000" w14:sx="100000" w14:sy="-90000" w14:kx="0" w14:ky="0" w14:algn="bl"/>
+                          <w14:textOutline w14:w="0" w14:cap="flat" w14:cmpd="sng" w14:algn="ctr">
+                            <w14:noFill/>
+                            <w14:prstDash w14:val="solid"/>
+                            <w14:round/>
+                          </w14:textOutline>
+                          <w14:textFill>
+                            <w14:gradFill>
+                              <w14:gsLst>
+                                <w14:gs w14:pos="0">
+                                  <w14:schemeClr w14:val="accent5">
+                                    <w14:lumMod w14:val="50000"/>
+                                  </w14:schemeClr>
+                                </w14:gs>
+                                <w14:gs w14:pos="50000">
+                                  <w14:schemeClr w14:val="accent5"/>
+                                </w14:gs>
+                                <w14:gs w14:pos="100000">
+                                  <w14:schemeClr w14:val="accent5">
+                                    <w14:lumMod w14:val="60000"/>
+                                    <w14:lumOff w14:val="40000"/>
+                                  </w14:schemeClr>
+                                </w14:gs>
+                              </w14:gsLst>
+                              <w14:lin w14:ang="5400000" w14:scaled="0"/>
+                            </w14:gradFill>
+                          </w14:textFill>
+                        </w:rPr>
+                      </w:pPr>
+                      <w:r>
+                        <w:rPr>
+                          <w:rFonts w:ascii="Times New Roman" w:hAnsi="Times New Roman" w:cs="Times New Roman"/>
+                          <w:b/>
+                          <w:color w:val="000000" w:themeColor="text1"/>
+                          <w:sz w:val="36"/>
+                          <w:szCs w:val="72"/>
+                          <w14:reflection w14:blurRad="6350" w14:stA="53000" w14:stPos="0" w14:endA="300" w14:endPos="35500" w14:dist="0" w14:dir="5400000" w14:fadeDir="5400000" w14:sx="100000" w14:sy="-90000" w14:kx="0" w14:ky="0" w14:algn="bl"/>
+                          <w14:textOutline w14:w="0" w14:cap="flat" w14:cmpd="sng" w14:algn="ctr">
+                            <w14:noFill/>
+                            <w14:prstDash w14:val="solid"/>
+                            <w14:round/>
+                          </w14:textOutline>
+                          <w14:textFill>
+                            <w14:gradFill>
+                              <w14:gsLst>
+                                <w14:gs w14:pos="0">
+                                  <w14:schemeClr w14:val="accent5">
+                                    <w14:lumMod w14:val="50000"/>
+                                  </w14:schemeClr>
+                                </w14:gs>
+                                <w14:gs w14:pos="50000">
+                                  <w14:schemeClr w14:val="accent5"/>
+                                </w14:gs>
+                                <w14:gs w14:pos="100000">
+                                  <w14:schemeClr w14:val="accent5">
+                                    <w14:lumMod w14:val="60000"/>
+                                    <w14:lumOff w14:val="40000"/>
+                                  </w14:schemeClr>
+                                </w14:gs>
+                              </w14:gsLst>
+                              <w14:lin w14:ang="5400000" w14:scaled="0"/>
+                            </w14:gradFill>
+                          </w14:textFill>
+                        </w:rPr>
+                        <w:t xml:space="preserve">ĐẶT MỤC TIÊU ĐÓN </w:t>
+                      </w:r>
+                      <w:r>
+                        <w:rPr>
+                          <w:rFonts w:ascii="Times New Roman" w:hAnsi="Times New Roman" w:cs="Times New Roman"/>
+                          <w:b/>
+                          <w:color w:val="FF0000"/>
+                          <w:sz w:val="36"/>
+                          <w:szCs w:val="72"/>
+                          <w14:reflection w14:blurRad="6350" w14:stA="53000" w14:stPos="0" w14:endA="300" w14:endPos="35500" w14:dist="0" w14:dir="5400000" w14:fadeDir="5400000" w14:sx="100000" w14:sy="-90000" w14:kx="0" w14:ky="0" w14:algn="bl"/>
                           <w14:textOutline w14:w="0" w14:cap="flat" w14:cmpd="sng" w14:algn="ctr">
                             <w14:noFill/>
                             <w14:prstDash w14:val="solid"/>
                             <w14:round/>
                           </w14:textOutline>
                         </w:rPr>
-                      </w:pPr>
+                        <w:t xml:space="preserve">11,8 </w:t>
+                      </w:r>
                       <w:r>
                         <w:rPr>
                           <w:rFonts w:ascii="Times New Roman" w:hAnsi="Times New Roman" w:cs="Times New Roman"/>
                           <w:b/>
-                          <w:color w:val="2E74B5" w:themeColor="accent1" w:themeShade="BF"/>
-                          <w:w w:val="76"/>
-                          <w:sz w:val="46"/>
-                          <w:szCs w:val="46"/>
-                          <w14:shadow w14:blurRad="38100" w14:dist="25400" w14:dir="5400000" w14:sx="100000" w14:sy="100000" w14:kx="0" w14:ky="0" w14:algn="ctr">
-                            <w14:srgbClr w14:val="6E747A">
-                              <w14:alpha w14:val="57000"/>
-                            </w14:srgbClr>
-                          </w14:shadow>
+                          <w:color w:val="000000" w:themeColor="text1"/>
+                          <w:sz w:val="36"/>
+                          <w:szCs w:val="72"/>
+                          <w14:reflection w14:blurRad="6350" w14:stA="53000" w14:stPos="0" w14:endA="300" w14:endPos="35500" w14:dist="0" w14:dir="5400000" w14:fadeDir="5400000" w14:sx="100000" w14:sy="-90000" w14:kx="0" w14:ky="0" w14:algn="bl"/>
                           <w14:textOutline w14:w="0" w14:cap="flat" w14:cmpd="sng" w14:algn="ctr">
                             <w14:noFill/>
                             <w14:prstDash w14:val="solid"/>
                             <w14:round/>
                           </w14:textOutline>
+                          <w14:textFill>
+                            <w14:gradFill>
+                              <w14:gsLst>
+                                <w14:gs w14:pos="0">
+                                  <w14:schemeClr w14:val="accent5">
+                                    <w14:lumMod w14:val="50000"/>
+                                  </w14:schemeClr>
+                                </w14:gs>
+                                <w14:gs w14:pos="50000">
+                                  <w14:schemeClr w14:val="accent5"/>
+                                </w14:gs>
+                                <w14:gs w14:pos="100000">
+                                  <w14:schemeClr w14:val="accent5">
+                                    <w14:lumMod w14:val="60000"/>
+                                    <w14:lumOff w14:val="40000"/>
+                                  </w14:schemeClr>
+                                </w14:gs>
+                              </w14:gsLst>
+                              <w14:lin w14:ang="5400000" w14:scaled="0"/>
+                            </w14:gradFill>
+                          </w14:textFill>
                         </w:rPr>
-                        <w:t>TRUNG TÂM CÔNG NGHỆ THÔNG TIN VÀ NGOẠI NGỮ</w:t>
+                        <w:t>TRIỆU LƯỢT KHÁCH</w:t>
                       </w:r>
                     </w:p>
                   </w:txbxContent>
@@ -255,105 +586,213 @@
           </mc:Fallback>
         </mc:AlternateContent>
       </w:r>
+    </w:p>
+    <w:p>
+      <w:pPr>
+        <w:keepNext/>
+        <w:framePr w:dropCap="drop" w:lines="3" w:h="1140" w:hRule="exact" w:wrap="around" w:vAnchor="text" w:hAnchor="page" w:x="1426" w:y="1376"/>
+        <w:spacing w:after="0" w:line="1140" w:lineRule="exact"/>
+        <w:jc w:val="both"/>
+        <w:textAlignment w:val="baseline"/>
+        <w:rPr>
+          <w:rFonts w:ascii="Times New Roman" w:hAnsi="Times New Roman" w:cs="Times New Roman"/>
+          <w:color w:val="000000" w:themeColor="text1"/>
+          <w:position w:val="-11"/>
+          <w:sz w:val="124"/>
+          <w:szCs w:val="32"/>
+          <w14:shadow w14:blurRad="38100" w14:dist="19050" w14:dir="2700000" w14:sx="100000" w14:sy="100000" w14:kx="0" w14:ky="0" w14:algn="tl">
+            <w14:schemeClr w14:val="dk1">
+              <w14:alpha w14:val="60000"/>
+            </w14:schemeClr>
+          </w14:shadow>
+          <w14:textOutline w14:w="0" w14:cap="flat" w14:cmpd="sng" w14:algn="ctr">
+            <w14:noFill/>
+            <w14:prstDash w14:val="solid"/>
+            <w14:round/>
+          </w14:textOutline>
+        </w:rPr>
+      </w:pPr>
+    </w:p>
+    <w:p>
+      <w:pPr>
+        <w:spacing w:after="240"/>
+        <w:jc w:val="both"/>
+        <w:rPr>
+          <w:rFonts w:ascii="Times New Roman" w:hAnsi="Times New Roman" w:cs="Times New Roman"/>
+          <w:color w:val="00B0F0"/>
+          <w:sz w:val="28"/>
+          <w:szCs w:val="28"/>
+          <w14:shadow w14:blurRad="38100" w14:dist="19050" w14:dir="2700000" w14:sx="100000" w14:sy="100000" w14:kx="0" w14:ky="0" w14:algn="tl">
+            <w14:schemeClr w14:val="dk1">
+              <w14:alpha w14:val="60000"/>
+            </w14:schemeClr>
+          </w14:shadow>
+          <w14:textOutline w14:w="0" w14:cap="flat" w14:cmpd="sng" w14:algn="ctr">
+            <w14:noFill/>
+            <w14:prstDash w14:val="solid"/>
+            <w14:round/>
+          </w14:textOutline>
+        </w:rPr>
+      </w:pPr>
       <w:r>
         <w:rPr>
           <w:rFonts w:ascii="Times New Roman" w:hAnsi="Times New Roman" w:cs="Times New Roman"/>
-          <w:sz w:val="28"/>
-          <w:szCs w:val="28"/>
-        </w:rPr>
-        <w:tab/>
+          <w:color w:val="00B0F0"/>
+          <w:sz w:val="28"/>
+          <w:szCs w:val="28"/>
+          <w14:shadow w14:blurRad="38100" w14:dist="19050" w14:dir="2700000" w14:sx="100000" w14:sy="100000" w14:kx="0" w14:ky="0" w14:algn="tl">
+            <w14:schemeClr w14:val="dk1">
+              <w14:alpha w14:val="60000"/>
+            </w14:schemeClr>
+          </w14:shadow>
+          <w14:textOutline w14:w="0" w14:cap="flat" w14:cmpd="sng" w14:algn="ctr">
+            <w14:noFill/>
+            <w14:prstDash w14:val="solid"/>
+            <w14:round/>
+          </w14:textOutline>
+        </w:rPr>
+        <w:t xml:space="preserve">          </w:t>
+      </w:r>
+      <w:r>
+        <w:rPr>
+          <w:rFonts w:ascii="Times New Roman" w:hAnsi="Times New Roman" w:cs="Times New Roman"/>
+          <w:color w:val="00B0F0"/>
+          <w:sz w:val="28"/>
+          <w:szCs w:val="28"/>
+          <w14:shadow w14:blurRad="38100" w14:dist="19050" w14:dir="2700000" w14:sx="100000" w14:sy="100000" w14:kx="0" w14:ky="0" w14:algn="tl">
+            <w14:schemeClr w14:val="dk1">
+              <w14:alpha w14:val="60000"/>
+            </w14:schemeClr>
+          </w14:shadow>
+          <w14:textOutline w14:w="0" w14:cap="flat" w14:cmpd="sng" w14:algn="ctr">
+            <w14:noFill/>
+            <w14:prstDash w14:val="solid"/>
+            <w14:round/>
+          </w14:textOutline>
+        </w:rPr>
+        <w:t xml:space="preserve"> </w:t>
+      </w:r>
+      <w:r>
+        <w:rPr>
+          <w:rFonts w:ascii="Times New Roman" w:hAnsi="Times New Roman" w:cs="Times New Roman"/>
+          <w:color w:val="0070C0"/>
+          <w:sz w:val="28"/>
+          <w:szCs w:val="28"/>
+          <w:u w:val="double"/>
+          <w14:shadow w14:blurRad="38100" w14:dist="19050" w14:dir="2700000" w14:sx="100000" w14:sy="100000" w14:kx="0" w14:ky="0" w14:algn="tl">
+            <w14:schemeClr w14:val="dk1">
+              <w14:alpha w14:val="60000"/>
+            </w14:schemeClr>
+          </w14:shadow>
+          <w14:textOutline w14:w="0" w14:cap="flat" w14:cmpd="sng" w14:algn="ctr">
+            <w14:noFill/>
+            <w14:prstDash w14:val="solid"/>
+            <w14:round/>
+          </w14:textOutline>
+        </w:rPr>
+        <w:t>(</w:t>
+      </w:r>
+      <w:r>
+        <w:rPr>
+          <w:rFonts w:ascii="Times New Roman" w:hAnsi="Times New Roman" w:cs="Times New Roman"/>
+          <w:color w:val="0070C0"/>
+          <w:sz w:val="28"/>
+          <w:szCs w:val="28"/>
+          <w:u w:val="double" w:color="FF0000"/>
+          <w14:shadow w14:blurRad="38100" w14:dist="19050" w14:dir="2700000" w14:sx="100000" w14:sy="100000" w14:kx="0" w14:ky="0" w14:algn="tl">
+            <w14:schemeClr w14:val="dk1">
+              <w14:alpha w14:val="60000"/>
+            </w14:schemeClr>
+          </w14:shadow>
+          <w14:textOutline w14:w="0" w14:cap="flat" w14:cmpd="sng" w14:algn="ctr">
+            <w14:noFill/>
+            <w14:prstDash w14:val="solid"/>
+            <w14:round/>
+          </w14:textOutline>
+        </w:rPr>
+        <w:t xml:space="preserve">Thanh tra) </w:t>
+      </w:r>
+      <w:r>
+        <w:rPr>
+          <w:rFonts w:ascii="Times New Roman" w:hAnsi="Times New Roman" w:cs="Times New Roman"/>
+          <w:color w:val="000000" w:themeColor="text1"/>
+          <w:sz w:val="28"/>
+          <w:szCs w:val="28"/>
+          <w14:shadow w14:blurRad="38100" w14:dist="19050" w14:dir="2700000" w14:sx="100000" w14:sy="100000" w14:kx="0" w14:ky="0" w14:algn="tl">
+            <w14:schemeClr w14:val="dk1">
+              <w14:alpha w14:val="60000"/>
+            </w14:schemeClr>
+          </w14:shadow>
+          <w14:textOutline w14:w="0" w14:cap="flat" w14:cmpd="sng" w14:algn="ctr">
+            <w14:noFill/>
+            <w14:prstDash w14:val="solid"/>
+            <w14:round/>
+          </w14:textOutline>
+        </w:rPr>
+        <w:t>– Theo bà Nguyễn thị Lệ Thanh,Giám đốc sở Du lịch Khánh Hòa, năm 2025, ngành Du lịch tỉnh đặt mục tiêu đón 11,8 triệu lượt khách du lịch, trong đó có 5,2 triệu lượt khách quốc tế; doanh thu</w:t>
+      </w:r>
+      <w:r>
+        <w:rPr>
+          <w:rFonts w:ascii="Times New Roman" w:hAnsi="Times New Roman" w:cs="Times New Roman"/>
+          <w:color w:val="000000" w:themeColor="text1"/>
+          <w:sz w:val="28"/>
+          <w:szCs w:val="28"/>
+          <w14:shadow w14:blurRad="38100" w14:dist="19050" w14:dir="2700000" w14:sx="100000" w14:sy="100000" w14:kx="0" w14:ky="0" w14:algn="tl">
+            <w14:schemeClr w14:val="dk1">
+              <w14:alpha w14:val="60000"/>
+            </w14:schemeClr>
+          </w14:shadow>
+          <w14:textOutline w14:w="0" w14:cap="flat" w14:cmpd="sng" w14:algn="ctr">
+            <w14:noFill/>
+            <w14:prstDash w14:val="solid"/>
+            <w14:round/>
+          </w14:textOutline>
+        </w:rPr>
+        <w:t xml:space="preserve"> du lịch</w:t>
+      </w:r>
+      <w:r>
+        <w:rPr>
+          <w:rFonts w:ascii="Times New Roman" w:hAnsi="Times New Roman" w:cs="Times New Roman"/>
+          <w:color w:val="000000" w:themeColor="text1"/>
+          <w:sz w:val="28"/>
+          <w:szCs w:val="28"/>
+          <w14:shadow w14:blurRad="38100" w14:dist="19050" w14:dir="2700000" w14:sx="100000" w14:sy="100000" w14:kx="0" w14:ky="0" w14:algn="tl">
+            <w14:schemeClr w14:val="dk1">
+              <w14:alpha w14:val="60000"/>
+            </w14:schemeClr>
+          </w14:shadow>
+          <w14:textOutline w14:w="0" w14:cap="flat" w14:cmpd="sng" w14:algn="ctr">
+            <w14:noFill/>
+            <w14:prstDash w14:val="solid"/>
+            <w14:round/>
+          </w14:textOutline>
+        </w:rPr>
+        <w:t xml:space="preserve"> đạt 60.000 tỷ đồng.</w:t>
       </w:r>
     </w:p>
     <w:p>
       <w:pPr>
-        <w:rPr>
-          <w:rFonts w:ascii="Times New Roman" w:hAnsi="Times New Roman" w:cs="Times New Roman"/>
-          <w:sz w:val="28"/>
-          <w:szCs w:val="28"/>
-        </w:rPr>
-      </w:pPr>
-    </w:p>
-    <w:p>
-      <w:pPr>
-        <w:keepNext/>
-        <w:framePr w:dropCap="drop" w:lines="3" w:wrap="around" w:vAnchor="text" w:hAnchor="text"/>
-        <w:spacing w:after="0" w:line="1042" w:lineRule="exact"/>
+        <w:spacing w:after="240"/>
         <w:jc w:val="both"/>
-        <w:textAlignment w:val="baseline"/>
-        <w:rPr>
-          <w:rFonts w:ascii="Times New Roman" w:hAnsi="Times New Roman" w:cs="Times New Roman"/>
-          <w:b/>
-          <w:position w:val="-12"/>
-          <w:sz w:val="138"/>
-          <w:szCs w:val="28"/>
-        </w:rPr>
-      </w:pPr>
-      <w:r>
-        <w:rPr>
-          <w:rFonts w:ascii="Times New Roman" w:hAnsi="Times New Roman" w:cs="Times New Roman"/>
-          <w:b/>
-          <w:position w:val="-12"/>
-          <w:sz w:val="138"/>
-          <w:szCs w:val="28"/>
-        </w:rPr>
-        <w:t>T</w:t>
-      </w:r>
-    </w:p>
-    <w:p>
-      <w:pPr>
-        <w:jc w:val="both"/>
-        <w:rPr>
-          <w:rFonts w:ascii="Times New Roman" w:hAnsi="Times New Roman" w:cs="Times New Roman"/>
-          <w:sz w:val="28"/>
-          <w:szCs w:val="28"/>
-        </w:rPr>
-      </w:pPr>
-      <w:r>
-        <w:rPr>
-          <w:rFonts w:ascii="Times New Roman" w:hAnsi="Times New Roman" w:cs="Times New Roman"/>
-          <w:sz w:val="28"/>
-          <w:szCs w:val="28"/>
-        </w:rPr>
-        <w:t xml:space="preserve">rung tâm Công nghệ thông tin và Ngoại ngữ, Trường đại học Thông tin liên lạc được thành lập theo Quyết định số 988/QĐ-BQP ngày 28/3/2015 của Bộ trưởng Bộ Quốc phòng. Là tổ chức khoa học công nghệ công lập, Trung tâm có tài khoản và con dấu </w:t>
-      </w:r>
-      <w:bookmarkStart w:id="0" w:name="_GoBack"/>
-      <w:bookmarkEnd w:id="0"/>
-      <w:r>
-        <w:rPr>
-          <w:rFonts w:ascii="Times New Roman" w:hAnsi="Times New Roman" w:cs="Times New Roman"/>
-          <w:sz w:val="28"/>
-          <w:szCs w:val="28"/>
-        </w:rPr>
-        <w:t>riêng, hoạt động theo cơ chế tự chủ về tài chính, hạch toán độc lập, được phép mở rộng hợp tác với các  đối tác trong và ngoài nước.</w:t>
-      </w:r>
-    </w:p>
-    <w:p>
-      <w:pPr>
-        <w:jc w:val="both"/>
-        <w:rPr>
-          <w:rFonts w:ascii="Times New Roman" w:hAnsi="Times New Roman" w:cs="Times New Roman"/>
-          <w:sz w:val="2"/>
-          <w:szCs w:val="28"/>
-        </w:rPr>
-      </w:pPr>
-    </w:p>
-    <w:p>
-      <w:pPr>
-        <w:jc w:val="both"/>
-        <w:rPr>
-          <w:rFonts w:ascii="Times New Roman" w:hAnsi="Times New Roman" w:cs="Times New Roman"/>
-          <w:sz w:val="28"/>
-          <w:szCs w:val="28"/>
+        <w:rPr>
+          <w:rFonts w:ascii="Times New Roman" w:hAnsi="Times New Roman" w:cs="Times New Roman"/>
+          <w:color w:val="000000" w:themeColor="text1"/>
+          <w:sz w:val="28"/>
+          <w:szCs w:val="28"/>
+          <w14:shadow w14:blurRad="38100" w14:dist="19050" w14:dir="2700000" w14:sx="100000" w14:sy="100000" w14:kx="0" w14:ky="0" w14:algn="tl">
+            <w14:schemeClr w14:val="dk1">
+              <w14:alpha w14:val="60000"/>
+            </w14:schemeClr>
+          </w14:shadow>
+          <w14:textOutline w14:w="0" w14:cap="flat" w14:cmpd="sng" w14:algn="ctr">
+            <w14:noFill/>
+            <w14:prstDash w14:val="solid"/>
+            <w14:round/>
+          </w14:textOutline>
         </w:rPr>
         <w:sectPr>
-          <w:headerReference w:type="even" r:id="rId6"/>
-          <w:headerReference w:type="default" r:id="rId7"/>
-          <w:footerReference w:type="even" r:id="rId8"/>
-          <w:footerReference w:type="default" r:id="rId9"/>
-          <w:headerReference w:type="first" r:id="rId10"/>
-          <w:footerReference w:type="first" r:id="rId11"/>
           <w:pgSz w:w="12240" w:h="15840"/>
-          <w:pgMar w:top="1418" w:right="851" w:bottom="1134" w:left="1134" w:header="720" w:footer="720" w:gutter="0"/>
+          <w:pgMar w:top="1440" w:right="1440" w:bottom="1440" w:left="1440" w:header="720" w:footer="720" w:gutter="0"/>
           <w:cols w:space="720"/>
           <w:docGrid w:linePitch="360"/>
         </w:sectPr>
@@ -361,298 +800,257 @@
     </w:p>
     <w:p>
       <w:pPr>
-        <w:ind w:firstLine="709"/>
+        <w:keepNext/>
+        <w:framePr w:dropCap="drop" w:lines="3" w:wrap="around" w:vAnchor="text" w:hAnchor="text"/>
+        <w:spacing w:after="0" w:line="1165" w:lineRule="exact"/>
+        <w:ind w:firstLine="720"/>
         <w:jc w:val="both"/>
-        <w:rPr>
-          <w:rFonts w:ascii="Times New Roman" w:hAnsi="Times New Roman" w:cs="Times New Roman"/>
-          <w:sz w:val="28"/>
-          <w:szCs w:val="28"/>
+        <w:textAlignment w:val="baseline"/>
+        <w:rPr>
+          <w:rFonts w:ascii="Times New Roman" w:hAnsi="Times New Roman" w:cs="Times New Roman"/>
+          <w:color w:val="000000" w:themeColor="text1"/>
+          <w:position w:val="-12"/>
+          <w:sz w:val="151"/>
+          <w:szCs w:val="28"/>
+          <w14:shadow w14:blurRad="38100" w14:dist="19050" w14:dir="2700000" w14:sx="100000" w14:sy="100000" w14:kx="0" w14:ky="0" w14:algn="tl">
+            <w14:schemeClr w14:val="dk1">
+              <w14:alpha w14:val="60000"/>
+            </w14:schemeClr>
+          </w14:shadow>
+          <w14:textOutline w14:w="0" w14:cap="flat" w14:cmpd="sng" w14:algn="ctr">
+            <w14:noFill/>
+            <w14:prstDash w14:val="solid"/>
+            <w14:round/>
+          </w14:textOutline>
         </w:rPr>
       </w:pPr>
       <w:r>
         <w:rPr>
           <w:rFonts w:ascii="Times New Roman" w:hAnsi="Times New Roman" w:cs="Times New Roman"/>
-          <w:sz w:val="28"/>
-          <w:szCs w:val="28"/>
-        </w:rPr>
-        <w:lastRenderedPageBreak/>
-        <w:t xml:space="preserve">Trung tâm có chức năng đạo tạo, bồi dưỡng nguồn nhân lực chất lượng cao về lĩnh vực CNTT cho Quân đội, đáp ứng nhu cầu quốc phòng, an ninh và công nghiệp hóa, hiện đại </w:t>
+          <w:color w:val="000000" w:themeColor="text1"/>
+          <w:position w:val="-12"/>
+          <w:sz w:val="151"/>
+          <w:szCs w:val="28"/>
+          <w14:shadow w14:blurRad="38100" w14:dist="19050" w14:dir="2700000" w14:sx="100000" w14:sy="100000" w14:kx="0" w14:ky="0" w14:algn="tl">
+            <w14:schemeClr w14:val="dk1">
+              <w14:alpha w14:val="60000"/>
+            </w14:schemeClr>
+          </w14:shadow>
+          <w14:textOutline w14:w="0" w14:cap="flat" w14:cmpd="sng" w14:algn="ctr">
+            <w14:noFill/>
+            <w14:prstDash w14:val="solid"/>
+            <w14:round/>
+          </w14:textOutline>
+        </w:rPr>
+        <w:t>Đ</w:t>
       </w:r>
     </w:p>
     <w:p>
       <w:pPr>
+        <w:spacing w:after="240"/>
         <w:jc w:val="both"/>
         <w:rPr>
           <w:rFonts w:ascii="Times New Roman" w:hAnsi="Times New Roman" w:cs="Times New Roman"/>
-          <w:sz w:val="28"/>
-          <w:szCs w:val="28"/>
-        </w:rPr>
-        <w:sectPr>
-          <w:type w:val="continuous"/>
-          <w:pgSz w:w="12240" w:h="15840"/>
-          <w:pgMar w:top="1134" w:right="1134" w:bottom="1134" w:left="1134" w:header="720" w:footer="720" w:gutter="0"/>
-          <w:cols w:num="3" w:sep="1" w:space="720"/>
-          <w:docGrid w:linePitch="360"/>
-        </w:sectPr>
+          <w:color w:val="000000" w:themeColor="text1"/>
+          <w:sz w:val="28"/>
+          <w:szCs w:val="28"/>
+          <w14:shadow w14:blurRad="38100" w14:dist="19050" w14:dir="2700000" w14:sx="100000" w14:sy="100000" w14:kx="0" w14:ky="0" w14:algn="tl">
+            <w14:schemeClr w14:val="dk1">
+              <w14:alpha w14:val="60000"/>
+            </w14:schemeClr>
+          </w14:shadow>
+          <w14:textOutline w14:w="0" w14:cap="flat" w14:cmpd="sng" w14:algn="ctr">
+            <w14:noFill/>
+            <w14:prstDash w14:val="solid"/>
+            <w14:round/>
+          </w14:textOutline>
+        </w:rPr>
       </w:pPr>
       <w:r>
         <w:rPr>
           <w:rFonts w:ascii="Times New Roman" w:hAnsi="Times New Roman" w:cs="Times New Roman"/>
-          <w:sz w:val="28"/>
-          <w:szCs w:val="28"/>
-        </w:rPr>
-        <w:lastRenderedPageBreak/>
-        <w:t xml:space="preserve">cứu phát triển các phần mềm cho Quân đội; phát triển gia công phần mềm, cung cấp dịch vụ CNTT cho thị trường trong nước và quốc tế. Trước mắt, Trung tâm tập trung thực hiện chức năng đào tạo, </w:t>
+          <w:color w:val="000000" w:themeColor="text1"/>
+          <w:sz w:val="28"/>
+          <w:szCs w:val="28"/>
+          <w14:shadow w14:blurRad="38100" w14:dist="19050" w14:dir="2700000" w14:sx="100000" w14:sy="100000" w14:kx="0" w14:ky="0" w14:algn="tl">
+            <w14:schemeClr w14:val="dk1">
+              <w14:alpha w14:val="60000"/>
+            </w14:schemeClr>
+          </w14:shadow>
+          <w14:textOutline w14:w="0" w14:cap="flat" w14:cmpd="sng" w14:algn="ctr">
+            <w14:noFill/>
+            <w14:prstDash w14:val="solid"/>
+            <w14:round/>
+          </w14:textOutline>
+        </w:rPr>
+        <w:t xml:space="preserve">ể đạt được mục tiêu trên, ngành Du lịch Khánh Hòa phải phát huy tiềm năng, lợi thế về dịch vụ nghỉ dưỡng. Du lịch Khánh Hòa phải giữ vững các thị trường khách lớn như Hàn Quốc, Trung Quốc; đẩy mạnh thu hút </w:t>
       </w:r>
       <w:r>
         <w:rPr>
           <w:rFonts w:ascii="Times New Roman" w:hAnsi="Times New Roman" w:cs="Times New Roman"/>
-          <w:sz w:val="28"/>
-          <w:szCs w:val="28"/>
+          <w:color w:val="000000" w:themeColor="text1"/>
+          <w:sz w:val="28"/>
+          <w:szCs w:val="28"/>
+          <w14:shadow w14:blurRad="38100" w14:dist="19050" w14:dir="2700000" w14:sx="100000" w14:sy="100000" w14:kx="0" w14:ky="0" w14:algn="tl">
+            <w14:schemeClr w14:val="dk1">
+              <w14:alpha w14:val="60000"/>
+            </w14:schemeClr>
+          </w14:shadow>
+          <w14:textOutline w14:w="0" w14:cap="flat" w14:cmpd="sng" w14:algn="ctr">
+            <w14:noFill/>
+            <w14:prstDash w14:val="solid"/>
+            <w14:round/>
+          </w14:textOutline>
         </w:rPr>
         <w:lastRenderedPageBreak/>
-        <w:t>bồi dưỡng nguồn nhân lực CNTT và ngoại ngữ cho Quân đội và xã hội; thí điểm mô hình đào tạo- nghiên cứu và cung cấp dịch vụ.</w:t>
+        <w:t>lại thị trường khách Nga… Bên cạnh công tác xúc tiến, quảng bá, các doanh nghiệp du lịch Khánh Hòa phải giữ vững chất lượng dịch vụ lưu trú nghỉ dưỡng.</w:t>
       </w:r>
     </w:p>
     <w:p>
       <w:pPr>
-        <w:spacing w:before="240"/>
-        <w:ind w:firstLine="720"/>
+        <w:spacing w:after="240"/>
         <w:jc w:val="both"/>
         <w:rPr>
           <w:rFonts w:ascii="Times New Roman" w:hAnsi="Times New Roman" w:cs="Times New Roman"/>
-          <w:sz w:val="28"/>
-          <w:szCs w:val="28"/>
+          <w:color w:val="000000" w:themeColor="text1"/>
+          <w:sz w:val="28"/>
+          <w:szCs w:val="28"/>
+          <w14:shadow w14:blurRad="38100" w14:dist="19050" w14:dir="2700000" w14:sx="100000" w14:sy="100000" w14:kx="0" w14:ky="0" w14:algn="tl">
+            <w14:schemeClr w14:val="dk1">
+              <w14:alpha w14:val="60000"/>
+            </w14:schemeClr>
+          </w14:shadow>
+          <w14:textOutline w14:w="0" w14:cap="flat" w14:cmpd="sng" w14:algn="ctr">
+            <w14:noFill/>
+            <w14:prstDash w14:val="solid"/>
+            <w14:round/>
+          </w14:textOutline>
+        </w:rPr>
+      </w:pPr>
+      <w:bookmarkStart w:id="0" w:name="_GoBack"/>
+      <w:bookmarkEnd w:id="0"/>
+      <w:r>
+        <w:rPr>
+          <w:rFonts w:ascii="Times New Roman" w:hAnsi="Times New Roman" w:cs="Times New Roman"/>
+          <w:color w:val="000000" w:themeColor="text1"/>
+          <w:sz w:val="28"/>
+          <w:szCs w:val="28"/>
+          <w14:shadow w14:blurRad="38100" w14:dist="19050" w14:dir="2700000" w14:sx="100000" w14:sy="100000" w14:kx="0" w14:ky="0" w14:algn="tl">
+            <w14:schemeClr w14:val="dk1">
+              <w14:alpha w14:val="60000"/>
+            </w14:schemeClr>
+          </w14:shadow>
+          <w14:textOutline w14:w="0" w14:cap="flat" w14:cmpd="sng" w14:algn="ctr">
+            <w14:noFill/>
+            <w14:prstDash w14:val="solid"/>
+            <w14:round/>
+          </w14:textOutline>
+        </w:rPr>
+        <w:t>Dịch vụ lưu trú nghỉ dưỡng của du lịch Nha Trang – Khánh Hòa có những lợi thế cạnh tranh do có cơ sở vật chất tốt, dịch vụ chất lượng cao. Giá cả của dịch vụ nghỉ dưỡng ở Khánh Hòa cũng rẻ hơn so với nhiều nơi trên đất nước ta. Đây là điểm mạnh để du lịc Khánh Hòa thu hút khách du lịch Hàn Quốc trong những năm gần đây…</w:t>
+      </w:r>
+    </w:p>
+    <w:p>
+      <w:pPr>
+        <w:spacing w:after="240"/>
+        <w:jc w:val="both"/>
+        <w:rPr>
+          <w:rFonts w:ascii="Times New Roman" w:hAnsi="Times New Roman" w:cs="Times New Roman"/>
+          <w:color w:val="000000" w:themeColor="text1"/>
+          <w:sz w:val="28"/>
+          <w:szCs w:val="28"/>
+          <w14:shadow w14:blurRad="38100" w14:dist="19050" w14:dir="2700000" w14:sx="100000" w14:sy="100000" w14:kx="0" w14:ky="0" w14:algn="tl">
+            <w14:schemeClr w14:val="dk1">
+              <w14:alpha w14:val="60000"/>
+            </w14:schemeClr>
+          </w14:shadow>
+          <w14:textOutline w14:w="0" w14:cap="flat" w14:cmpd="sng" w14:algn="ctr">
+            <w14:noFill/>
+            <w14:prstDash w14:val="solid"/>
+            <w14:round/>
+          </w14:textOutline>
+        </w:rPr>
+        <w:sectPr>
+          <w:type w:val="continuous"/>
+          <w:pgSz w:w="12240" w:h="15840"/>
+          <w:pgMar w:top="1440" w:right="1440" w:bottom="1440" w:left="1440" w:header="720" w:footer="720" w:gutter="0"/>
+          <w:cols w:num="2" w:sep="1" w:space="720" w:equalWidth="0">
+            <w:col w:w="2640" w:space="720"/>
+            <w:col w:w="6000"/>
+          </w:cols>
+          <w:docGrid w:linePitch="360"/>
+        </w:sectPr>
+      </w:pPr>
+    </w:p>
+    <w:p>
+      <w:pPr>
+        <w:spacing w:after="240"/>
+        <w:jc w:val="both"/>
+        <w:rPr>
+          <w:rFonts w:ascii="Times New Roman" w:hAnsi="Times New Roman" w:cs="Times New Roman"/>
+          <w:color w:val="000000" w:themeColor="text1"/>
+          <w:sz w:val="28"/>
+          <w:szCs w:val="28"/>
+          <w14:shadow w14:blurRad="38100" w14:dist="19050" w14:dir="2700000" w14:sx="100000" w14:sy="100000" w14:kx="0" w14:ky="0" w14:algn="tl">
+            <w14:schemeClr w14:val="dk1">
+              <w14:alpha w14:val="60000"/>
+            </w14:schemeClr>
+          </w14:shadow>
+          <w14:textOutline w14:w="0" w14:cap="flat" w14:cmpd="sng" w14:algn="ctr">
+            <w14:noFill/>
+            <w14:prstDash w14:val="solid"/>
+            <w14:round/>
+          </w14:textOutline>
         </w:rPr>
       </w:pPr>
       <w:r>
         <w:rPr>
           <w:rFonts w:ascii="Times New Roman" w:hAnsi="Times New Roman" w:cs="Times New Roman"/>
-          <w:sz w:val="28"/>
-          <w:szCs w:val="28"/>
+          <w:color w:val="000000" w:themeColor="text1"/>
+          <w:sz w:val="28"/>
+          <w:szCs w:val="28"/>
+          <w14:shadow w14:blurRad="38100" w14:dist="19050" w14:dir="2700000" w14:sx="100000" w14:sy="100000" w14:kx="0" w14:ky="0" w14:algn="tl">
+            <w14:schemeClr w14:val="dk1">
+              <w14:alpha w14:val="60000"/>
+            </w14:schemeClr>
+          </w14:shadow>
+          <w14:textOutline w14:w="0" w14:cap="flat" w14:cmpd="sng" w14:algn="ctr">
+            <w14:noFill/>
+            <w14:prstDash w14:val="solid"/>
+            <w14:round/>
+          </w14:textOutline>
         </w:rPr>
         <w:lastRenderedPageBreak/>
-        <w:t>Hạ tầng, cơ sở vật chất hiện nay của Trung tâm được đầu tư xây dựng tương đối hiện đại, trên khu đất khoảng 30.000 m</w:t>
+        <w:t xml:space="preserve">       </w:t>
       </w:r>
       <w:r>
         <w:rPr>
           <w:rFonts w:ascii="Times New Roman" w:hAnsi="Times New Roman" w:cs="Times New Roman"/>
-          <w:sz w:val="28"/>
-          <w:szCs w:val="28"/>
-          <w:vertAlign w:val="superscript"/>
-        </w:rPr>
-        <w:t>2</w:t>
-      </w:r>
-      <w:r>
-        <w:rPr>
-          <w:rFonts w:ascii="Times New Roman" w:hAnsi="Times New Roman" w:cs="Times New Roman"/>
-          <w:sz w:val="28"/>
-          <w:szCs w:val="28"/>
-        </w:rPr>
-        <w:t xml:space="preserve"> gồm các phân khu chức năng: Phân khu văn phòng, trụ sở làm việc; phân khu đào tạo, tư vấn; phân khu nghiên cứu- phát triển; phân khu trưng bày, triển lãm, giới thiệu sản phẩm và truyền thông; phân khu phân khu công trình hạ tầng kỹ thuật đầu mối; phân khu sinh thái- dịch vụ dân sinh và hạ tầng kỹ thuật đồng bộ; khi hoàn thành xây dựng và đi vào hoạt động, công viên sẽ thực sự trở thành một trung tâm đào tạo, nghiên cứu và phát triển CNTT của Quân đội mang tầm cỡ quốc gia và quốc tế.</w:t>
+          <w:color w:val="000000" w:themeColor="text1"/>
+          <w:sz w:val="28"/>
+          <w:szCs w:val="28"/>
+          <w14:shadow w14:blurRad="38100" w14:dist="19050" w14:dir="2700000" w14:sx="100000" w14:sy="100000" w14:kx="0" w14:ky="0" w14:algn="tl">
+            <w14:schemeClr w14:val="dk1">
+              <w14:alpha w14:val="60000"/>
+            </w14:schemeClr>
+          </w14:shadow>
+          <w14:textOutline w14:w="0" w14:cap="flat" w14:cmpd="sng" w14:algn="ctr">
+            <w14:noFill/>
+            <w14:prstDash w14:val="solid"/>
+            <w14:round/>
+          </w14:textOutline>
+        </w:rPr>
+        <w:t>Cũng theo báo cáo của sở Du lịch Khánh Hòa, toàn tỉnh có gần 1.200 cơ sở lưu trú du lịch với hơn 66.000 phòng, trong đó có hơn 40% số phòng chất lượng 3 – 5 sao, khách du lịch đến Khánh Hòa thỏa sức lựa chọn dịch vụ lưu trú nghỉ dưỡng.</w:t>
       </w:r>
     </w:p>
-    <w:p/>
     <w:sectPr>
       <w:type w:val="continuous"/>
       <w:pgSz w:w="12240" w:h="15840"/>
-      <w:pgMar w:top="1134" w:right="851" w:bottom="1134" w:left="1134" w:header="720" w:footer="720" w:gutter="0"/>
+      <w:pgMar w:top="1440" w:right="1440" w:bottom="1440" w:left="1440" w:header="720" w:footer="720" w:gutter="0"/>
       <w:cols w:space="720"/>
       <w:docGrid w:linePitch="360"/>
     </w:sectPr>
   </w:body>
 </w:document>
-</file>
-
-<file path=word/endnotes.xml><?xml version="1.0" encoding="utf-8"?>
-<w:endnotes xmlns:wpc="http://schemas.microsoft.com/office/word/2010/wordprocessingCanvas" xmlns:cx="http://schemas.microsoft.com/office/drawing/2014/chartex" xmlns:mc="http://schemas.openxmlformats.org/markup-compatibility/2006" xmlns:o="urn:schemas-microsoft-com:office:office" xmlns:r="http://schemas.openxmlformats.org/officeDocument/2006/relationships" xmlns:m="http://schemas.openxmlformats.org/officeDocument/2006/math" xmlns:v="urn:schemas-microsoft-com:vml" xmlns:wp14="http://schemas.microsoft.com/office/word/2010/wordprocessingDrawing" xmlns:wp="http://schemas.openxmlformats.org/drawingml/2006/wordprocessingDrawing" xmlns:w10="urn:schemas-microsoft-com:office:word" xmlns:w="http://schemas.openxmlformats.org/wordprocessingml/2006/main" xmlns:w14="http://schemas.microsoft.com/office/word/2010/wordml" xmlns:w15="http://schemas.microsoft.com/office/word/2012/wordml" xmlns:w16se="http://schemas.microsoft.com/office/word/2015/wordml/symex" xmlns:wpg="http://schemas.microsoft.com/office/word/2010/wordprocessingGroup" xmlns:wpi="http://schemas.microsoft.com/office/word/2010/wordprocessingInk" xmlns:wne="http://schemas.microsoft.com/office/word/2006/wordml" xmlns:wps="http://schemas.microsoft.com/office/word/2010/wordprocessingShape" mc:Ignorable="w14 w15 w16se wp14">
-  <w:endnote w:type="separator" w:id="-1">
-    <w:p>
-      <w:pPr>
-        <w:spacing w:after="0" w:line="240" w:lineRule="auto"/>
-      </w:pPr>
-      <w:r>
-        <w:separator/>
-      </w:r>
-    </w:p>
-  </w:endnote>
-  <w:endnote w:type="continuationSeparator" w:id="0">
-    <w:p>
-      <w:pPr>
-        <w:spacing w:after="0" w:line="240" w:lineRule="auto"/>
-      </w:pPr>
-      <w:r>
-        <w:continuationSeparator/>
-      </w:r>
-    </w:p>
-  </w:endnote>
-</w:endnotes>
-</file>
-
-<file path=word/footer1.xml><?xml version="1.0" encoding="utf-8"?>
-<w:ftr xmlns:wpc="http://schemas.microsoft.com/office/word/2010/wordprocessingCanvas" xmlns:cx="http://schemas.microsoft.com/office/drawing/2014/chartex" xmlns:mc="http://schemas.openxmlformats.org/markup-compatibility/2006" xmlns:o="urn:schemas-microsoft-com:office:office" xmlns:r="http://schemas.openxmlformats.org/officeDocument/2006/relationships" xmlns:m="http://schemas.openxmlformats.org/officeDocument/2006/math" xmlns:v="urn:schemas-microsoft-com:vml" xmlns:wp14="http://schemas.microsoft.com/office/word/2010/wordprocessingDrawing" xmlns:wp="http://schemas.openxmlformats.org/drawingml/2006/wordprocessingDrawing" xmlns:w10="urn:schemas-microsoft-com:office:word" xmlns:w="http://schemas.openxmlformats.org/wordprocessingml/2006/main" xmlns:w14="http://schemas.microsoft.com/office/word/2010/wordml" xmlns:w15="http://schemas.microsoft.com/office/word/2012/wordml" xmlns:w16se="http://schemas.microsoft.com/office/word/2015/wordml/symex" xmlns:wpg="http://schemas.microsoft.com/office/word/2010/wordprocessingGroup" xmlns:wpi="http://schemas.microsoft.com/office/word/2010/wordprocessingInk" xmlns:wne="http://schemas.microsoft.com/office/word/2006/wordml" xmlns:wps="http://schemas.microsoft.com/office/word/2010/wordprocessingShape" mc:Ignorable="w14 w15 w16se wp14">
-  <w:p>
-    <w:pPr>
-      <w:pStyle w:val="Footer"/>
-    </w:pPr>
-  </w:p>
-</w:ftr>
-</file>
-
-<file path=word/footer2.xml><?xml version="1.0" encoding="utf-8"?>
-<w:ftr xmlns:wpc="http://schemas.microsoft.com/office/word/2010/wordprocessingCanvas" xmlns:cx="http://schemas.microsoft.com/office/drawing/2014/chartex" xmlns:mc="http://schemas.openxmlformats.org/markup-compatibility/2006" xmlns:o="urn:schemas-microsoft-com:office:office" xmlns:r="http://schemas.openxmlformats.org/officeDocument/2006/relationships" xmlns:m="http://schemas.openxmlformats.org/officeDocument/2006/math" xmlns:v="urn:schemas-microsoft-com:vml" xmlns:wp14="http://schemas.microsoft.com/office/word/2010/wordprocessingDrawing" xmlns:wp="http://schemas.openxmlformats.org/drawingml/2006/wordprocessingDrawing" xmlns:w10="urn:schemas-microsoft-com:office:word" xmlns:w="http://schemas.openxmlformats.org/wordprocessingml/2006/main" xmlns:w14="http://schemas.microsoft.com/office/word/2010/wordml" xmlns:w15="http://schemas.microsoft.com/office/word/2012/wordml" xmlns:w16se="http://schemas.microsoft.com/office/word/2015/wordml/symex" xmlns:wpg="http://schemas.microsoft.com/office/word/2010/wordprocessingGroup" xmlns:wpi="http://schemas.microsoft.com/office/word/2010/wordprocessingInk" xmlns:wne="http://schemas.microsoft.com/office/word/2006/wordml" xmlns:wps="http://schemas.microsoft.com/office/word/2010/wordprocessingShape" mc:Ignorable="w14 w15 w16se wp14">
-  <w:p>
-    <w:pPr>
-      <w:pStyle w:val="Footer"/>
-    </w:pPr>
-  </w:p>
-</w:ftr>
-</file>
-
-<file path=word/footer3.xml><?xml version="1.0" encoding="utf-8"?>
-<w:ftr xmlns:wpc="http://schemas.microsoft.com/office/word/2010/wordprocessingCanvas" xmlns:cx="http://schemas.microsoft.com/office/drawing/2014/chartex" xmlns:mc="http://schemas.openxmlformats.org/markup-compatibility/2006" xmlns:o="urn:schemas-microsoft-com:office:office" xmlns:r="http://schemas.openxmlformats.org/officeDocument/2006/relationships" xmlns:m="http://schemas.openxmlformats.org/officeDocument/2006/math" xmlns:v="urn:schemas-microsoft-com:vml" xmlns:wp14="http://schemas.microsoft.com/office/word/2010/wordprocessingDrawing" xmlns:wp="http://schemas.openxmlformats.org/drawingml/2006/wordprocessingDrawing" xmlns:w10="urn:schemas-microsoft-com:office:word" xmlns:w="http://schemas.openxmlformats.org/wordprocessingml/2006/main" xmlns:w14="http://schemas.microsoft.com/office/word/2010/wordml" xmlns:w15="http://schemas.microsoft.com/office/word/2012/wordml" xmlns:w16se="http://schemas.microsoft.com/office/word/2015/wordml/symex" xmlns:wpg="http://schemas.microsoft.com/office/word/2010/wordprocessingGroup" xmlns:wpi="http://schemas.microsoft.com/office/word/2010/wordprocessingInk" xmlns:wne="http://schemas.microsoft.com/office/word/2006/wordml" xmlns:wps="http://schemas.microsoft.com/office/word/2010/wordprocessingShape" mc:Ignorable="w14 w15 w16se wp14">
-  <w:p>
-    <w:pPr>
-      <w:pStyle w:val="Footer"/>
-    </w:pPr>
-  </w:p>
-</w:ftr>
-</file>
-
-<file path=word/footnotes.xml><?xml version="1.0" encoding="utf-8"?>
-<w:footnotes xmlns:wpc="http://schemas.microsoft.com/office/word/2010/wordprocessingCanvas" xmlns:cx="http://schemas.microsoft.com/office/drawing/2014/chartex" xmlns:mc="http://schemas.openxmlformats.org/markup-compatibility/2006" xmlns:o="urn:schemas-microsoft-com:office:office" xmlns:r="http://schemas.openxmlformats.org/officeDocument/2006/relationships" xmlns:m="http://schemas.openxmlformats.org/officeDocument/2006/math" xmlns:v="urn:schemas-microsoft-com:vml" xmlns:wp14="http://schemas.microsoft.com/office/word/2010/wordprocessingDrawing" xmlns:wp="http://schemas.openxmlformats.org/drawingml/2006/wordprocessingDrawing" xmlns:w10="urn:schemas-microsoft-com:office:word" xmlns:w="http://schemas.openxmlformats.org/wordprocessingml/2006/main" xmlns:w14="http://schemas.microsoft.com/office/word/2010/wordml" xmlns:w15="http://schemas.microsoft.com/office/word/2012/wordml" xmlns:w16se="http://schemas.microsoft.com/office/word/2015/wordml/symex" xmlns:wpg="http://schemas.microsoft.com/office/word/2010/wordprocessingGroup" xmlns:wpi="http://schemas.microsoft.com/office/word/2010/wordprocessingInk" xmlns:wne="http://schemas.microsoft.com/office/word/2006/wordml" xmlns:wps="http://schemas.microsoft.com/office/word/2010/wordprocessingShape" mc:Ignorable="w14 w15 w16se wp14">
-  <w:footnote w:type="separator" w:id="-1">
-    <w:p>
-      <w:pPr>
-        <w:spacing w:after="0" w:line="240" w:lineRule="auto"/>
-      </w:pPr>
-      <w:r>
-        <w:separator/>
-      </w:r>
-    </w:p>
-  </w:footnote>
-  <w:footnote w:type="continuationSeparator" w:id="0">
-    <w:p>
-      <w:pPr>
-        <w:spacing w:after="0" w:line="240" w:lineRule="auto"/>
-      </w:pPr>
-      <w:r>
-        <w:continuationSeparator/>
-      </w:r>
-    </w:p>
-  </w:footnote>
-</w:footnotes>
-</file>
-
-<file path=word/header1.xml><?xml version="1.0" encoding="utf-8"?>
-<w:hdr xmlns:wpc="http://schemas.microsoft.com/office/word/2010/wordprocessingCanvas" xmlns:cx="http://schemas.microsoft.com/office/drawing/2014/chartex" xmlns:mc="http://schemas.openxmlformats.org/markup-compatibility/2006" xmlns:o="urn:schemas-microsoft-com:office:office" xmlns:r="http://schemas.openxmlformats.org/officeDocument/2006/relationships" xmlns:m="http://schemas.openxmlformats.org/officeDocument/2006/math" xmlns:v="urn:schemas-microsoft-com:vml" xmlns:wp14="http://schemas.microsoft.com/office/word/2010/wordprocessingDrawing" xmlns:wp="http://schemas.openxmlformats.org/drawingml/2006/wordprocessingDrawing" xmlns:w10="urn:schemas-microsoft-com:office:word" xmlns:w="http://schemas.openxmlformats.org/wordprocessingml/2006/main" xmlns:w14="http://schemas.microsoft.com/office/word/2010/wordml" xmlns:w15="http://schemas.microsoft.com/office/word/2012/wordml" xmlns:w16se="http://schemas.microsoft.com/office/word/2015/wordml/symex" xmlns:wpg="http://schemas.microsoft.com/office/word/2010/wordprocessingGroup" xmlns:wpi="http://schemas.microsoft.com/office/word/2010/wordprocessingInk" xmlns:wne="http://schemas.microsoft.com/office/word/2006/wordml" xmlns:wps="http://schemas.microsoft.com/office/word/2010/wordprocessingShape" mc:Ignorable="w14 w15 w16se wp14">
-  <w:p>
-    <w:pPr>
-      <w:pStyle w:val="Header"/>
-    </w:pPr>
-    <w:r>
-      <w:pict>
-        <v:shapetype id="_x0000_t75" coordsize="21600,21600" o:spt="75" o:preferrelative="t" path="m@4@5l@4@11@9@11@9@5xe" filled="f" stroked="f">
-          <v:stroke joinstyle="miter"/>
-          <v:formulas>
-            <v:f eqn="if lineDrawn pixelLineWidth 0"/>
-            <v:f eqn="sum @0 1 0"/>
-            <v:f eqn="sum 0 0 @1"/>
-            <v:f eqn="prod @2 1 2"/>
-            <v:f eqn="prod @3 21600 pixelWidth"/>
-            <v:f eqn="prod @3 21600 pixelHeight"/>
-            <v:f eqn="sum @0 0 1"/>
-            <v:f eqn="prod @6 1 2"/>
-            <v:f eqn="prod @7 21600 pixelWidth"/>
-            <v:f eqn="sum @8 21600 0"/>
-            <v:f eqn="prod @7 21600 pixelHeight"/>
-            <v:f eqn="sum @10 21600 0"/>
-          </v:formulas>
-          <v:path o:extrusionok="f" gradientshapeok="t" o:connecttype="rect"/>
-          <o:lock v:ext="edit" aspectratio="t"/>
-        </v:shapetype>
-        <v:shape id="WordPictureWatermark3356719" o:spid="_x0000_s2050" type="#_x0000_t75" style="position:absolute;margin-left:0;margin-top:0;width:512.25pt;height:280.95pt;z-index:-251657216;mso-position-horizontal:center;mso-position-horizontal-relative:margin;mso-position-vertical:center;mso-position-vertical-relative:margin" o:allowincell="f">
-          <v:imagedata r:id="rId1" o:title="logo-mitech" gain="19661f" blacklevel="22938f"/>
-          <w10:wrap anchorx="margin" anchory="margin"/>
-        </v:shape>
-      </w:pict>
-    </w:r>
-  </w:p>
-</w:hdr>
-</file>
-
-<file path=word/header2.xml><?xml version="1.0" encoding="utf-8"?>
-<w:hdr xmlns:wpc="http://schemas.microsoft.com/office/word/2010/wordprocessingCanvas" xmlns:cx="http://schemas.microsoft.com/office/drawing/2014/chartex" xmlns:mc="http://schemas.openxmlformats.org/markup-compatibility/2006" xmlns:o="urn:schemas-microsoft-com:office:office" xmlns:r="http://schemas.openxmlformats.org/officeDocument/2006/relationships" xmlns:m="http://schemas.openxmlformats.org/officeDocument/2006/math" xmlns:v="urn:schemas-microsoft-com:vml" xmlns:wp14="http://schemas.microsoft.com/office/word/2010/wordprocessingDrawing" xmlns:wp="http://schemas.openxmlformats.org/drawingml/2006/wordprocessingDrawing" xmlns:w10="urn:schemas-microsoft-com:office:word" xmlns:w="http://schemas.openxmlformats.org/wordprocessingml/2006/main" xmlns:w14="http://schemas.microsoft.com/office/word/2010/wordml" xmlns:w15="http://schemas.microsoft.com/office/word/2012/wordml" xmlns:w16se="http://schemas.microsoft.com/office/word/2015/wordml/symex" xmlns:wpg="http://schemas.microsoft.com/office/word/2010/wordprocessingGroup" xmlns:wpi="http://schemas.microsoft.com/office/word/2010/wordprocessingInk" xmlns:wne="http://schemas.microsoft.com/office/word/2006/wordml" xmlns:wps="http://schemas.microsoft.com/office/word/2010/wordprocessingShape" mc:Ignorable="w14 w15 w16se wp14">
-  <w:p>
-    <w:pPr>
-      <w:pStyle w:val="Header"/>
-    </w:pPr>
-    <w:r>
-      <w:pict>
-        <v:shapetype id="_x0000_t75" coordsize="21600,21600" o:spt="75" o:preferrelative="t" path="m@4@5l@4@11@9@11@9@5xe" filled="f" stroked="f">
-          <v:stroke joinstyle="miter"/>
-          <v:formulas>
-            <v:f eqn="if lineDrawn pixelLineWidth 0"/>
-            <v:f eqn="sum @0 1 0"/>
-            <v:f eqn="sum 0 0 @1"/>
-            <v:f eqn="prod @2 1 2"/>
-            <v:f eqn="prod @3 21600 pixelWidth"/>
-            <v:f eqn="prod @3 21600 pixelHeight"/>
-            <v:f eqn="sum @0 0 1"/>
-            <v:f eqn="prod @6 1 2"/>
-            <v:f eqn="prod @7 21600 pixelWidth"/>
-            <v:f eqn="sum @8 21600 0"/>
-            <v:f eqn="prod @7 21600 pixelHeight"/>
-            <v:f eqn="sum @10 21600 0"/>
-          </v:formulas>
-          <v:path o:extrusionok="f" gradientshapeok="t" o:connecttype="rect"/>
-          <o:lock v:ext="edit" aspectratio="t"/>
-        </v:shapetype>
-        <v:shape id="WordPictureWatermark3356720" o:spid="_x0000_s2051" type="#_x0000_t75" style="position:absolute;margin-left:0;margin-top:0;width:512.25pt;height:280.95pt;z-index:-251656192;mso-position-horizontal:center;mso-position-horizontal-relative:margin;mso-position-vertical:center;mso-position-vertical-relative:margin" o:allowincell="f">
-          <v:imagedata r:id="rId1" o:title="logo-mitech" gain="19661f" blacklevel="22938f"/>
-          <w10:wrap anchorx="margin" anchory="margin"/>
-        </v:shape>
-      </w:pict>
-    </w:r>
-  </w:p>
-</w:hdr>
-</file>
-
-<file path=word/header3.xml><?xml version="1.0" encoding="utf-8"?>
-<w:hdr xmlns:wpc="http://schemas.microsoft.com/office/word/2010/wordprocessingCanvas" xmlns:cx="http://schemas.microsoft.com/office/drawing/2014/chartex" xmlns:mc="http://schemas.openxmlformats.org/markup-compatibility/2006" xmlns:o="urn:schemas-microsoft-com:office:office" xmlns:r="http://schemas.openxmlformats.org/officeDocument/2006/relationships" xmlns:m="http://schemas.openxmlformats.org/officeDocument/2006/math" xmlns:v="urn:schemas-microsoft-com:vml" xmlns:wp14="http://schemas.microsoft.com/office/word/2010/wordprocessingDrawing" xmlns:wp="http://schemas.openxmlformats.org/drawingml/2006/wordprocessingDrawing" xmlns:w10="urn:schemas-microsoft-com:office:word" xmlns:w="http://schemas.openxmlformats.org/wordprocessingml/2006/main" xmlns:w14="http://schemas.microsoft.com/office/word/2010/wordml" xmlns:w15="http://schemas.microsoft.com/office/word/2012/wordml" xmlns:w16se="http://schemas.microsoft.com/office/word/2015/wordml/symex" xmlns:wpg="http://schemas.microsoft.com/office/word/2010/wordprocessingGroup" xmlns:wpi="http://schemas.microsoft.com/office/word/2010/wordprocessingInk" xmlns:wne="http://schemas.microsoft.com/office/word/2006/wordml" xmlns:wps="http://schemas.microsoft.com/office/word/2010/wordprocessingShape" mc:Ignorable="w14 w15 w16se wp14">
-  <w:p>
-    <w:pPr>
-      <w:pStyle w:val="Header"/>
-    </w:pPr>
-    <w:r>
-      <w:pict>
-        <v:shapetype id="_x0000_t75" coordsize="21600,21600" o:spt="75" o:preferrelative="t" path="m@4@5l@4@11@9@11@9@5xe" filled="f" stroked="f">
-          <v:stroke joinstyle="miter"/>
-          <v:formulas>
-            <v:f eqn="if lineDrawn pixelLineWidth 0"/>
-            <v:f eqn="sum @0 1 0"/>
-            <v:f eqn="sum 0 0 @1"/>
-            <v:f eqn="prod @2 1 2"/>
-            <v:f eqn="prod @3 21600 pixelWidth"/>
-            <v:f eqn="prod @3 21600 pixelHeight"/>
-            <v:f eqn="sum @0 0 1"/>
-            <v:f eqn="prod @6 1 2"/>
-            <v:f eqn="prod @7 21600 pixelWidth"/>
-            <v:f eqn="sum @8 21600 0"/>
-            <v:f eqn="prod @7 21600 pixelHeight"/>
-            <v:f eqn="sum @10 21600 0"/>
-          </v:formulas>
-          <v:path o:extrusionok="f" gradientshapeok="t" o:connecttype="rect"/>
-          <o:lock v:ext="edit" aspectratio="t"/>
-        </v:shapetype>
-        <v:shape id="WordPictureWatermark3356718" o:spid="_x0000_s2049" type="#_x0000_t75" style="position:absolute;margin-left:0;margin-top:0;width:512.25pt;height:280.95pt;z-index:-251658240;mso-position-horizontal:center;mso-position-horizontal-relative:margin;mso-position-vertical:center;mso-position-vertical-relative:margin" o:allowincell="f">
-          <v:imagedata r:id="rId1" o:title="logo-mitech" gain="19661f" blacklevel="22938f"/>
-          <w10:wrap anchorx="margin" anchory="margin"/>
-        </v:shape>
-      </w:pict>
-    </w:r>
-  </w:p>
-</w:hdr>
 </file>
 
 <file path=word/styles.xml><?xml version="1.0" encoding="utf-8"?>
@@ -1048,10 +1446,7 @@
   <w:style w:type="paragraph" w:default="1" w:styleId="Normal">
     <w:name w:val="Normal"/>
     <w:qFormat/>
-    <w:rsid w:val="00214370"/>
-    <w:rPr>
-      <w:noProof/>
-    </w:rPr>
+    <w:rsid w:val="003D5F9D"/>
   </w:style>
   <w:style w:type="character" w:default="1" w:styleId="DefaultParagraphFont">
     <w:name w:val="Default Paragraph Font"/>
@@ -1079,56 +1474,6 @@
     <w:uiPriority w:val="99"/>
     <w:semiHidden/>
     <w:unhideWhenUsed/>
-  </w:style>
-  <w:style w:type="paragraph" w:styleId="Header">
-    <w:name w:val="header"/>
-    <w:basedOn w:val="Normal"/>
-    <w:link w:val="HeaderChar"/>
-    <w:uiPriority w:val="99"/>
-    <w:unhideWhenUsed/>
-    <w:rsid w:val="00214370"/>
-    <w:pPr>
-      <w:tabs>
-        <w:tab w:val="center" w:pos="4680"/>
-        <w:tab w:val="right" w:pos="9360"/>
-      </w:tabs>
-      <w:spacing w:after="0" w:line="240" w:lineRule="auto"/>
-    </w:pPr>
-  </w:style>
-  <w:style w:type="character" w:customStyle="1" w:styleId="HeaderChar">
-    <w:name w:val="Header Char"/>
-    <w:basedOn w:val="DefaultParagraphFont"/>
-    <w:link w:val="Header"/>
-    <w:uiPriority w:val="99"/>
-    <w:rsid w:val="00214370"/>
-    <w:rPr>
-      <w:noProof/>
-    </w:rPr>
-  </w:style>
-  <w:style w:type="paragraph" w:styleId="Footer">
-    <w:name w:val="footer"/>
-    <w:basedOn w:val="Normal"/>
-    <w:link w:val="FooterChar"/>
-    <w:uiPriority w:val="99"/>
-    <w:unhideWhenUsed/>
-    <w:rsid w:val="00214370"/>
-    <w:pPr>
-      <w:tabs>
-        <w:tab w:val="center" w:pos="4680"/>
-        <w:tab w:val="right" w:pos="9360"/>
-      </w:tabs>
-      <w:spacing w:after="0" w:line="240" w:lineRule="auto"/>
-    </w:pPr>
-  </w:style>
-  <w:style w:type="character" w:customStyle="1" w:styleId="FooterChar">
-    <w:name w:val="Footer Char"/>
-    <w:basedOn w:val="DefaultParagraphFont"/>
-    <w:link w:val="Footer"/>
-    <w:uiPriority w:val="99"/>
-    <w:rsid w:val="00214370"/>
-    <w:rPr>
-      <w:noProof/>
-    </w:rPr>
   </w:style>
 </w:styles>
 </file>

--- a/dapan/cau 1.docx
+++ b/dapan/cau 1.docx
@@ -23,6 +23,84 @@
           </w14:textOutline>
         </w:rPr>
       </w:pPr>
+      <w:bookmarkStart w:id="0" w:name="_GoBack"/>
+      <w:r>
+        <w:rPr>
+          <w:noProof/>
+        </w:rPr>
+        <mc:AlternateContent>
+          <mc:Choice Requires="wps">
+            <w:drawing>
+              <wp:anchor distT="0" distB="0" distL="114300" distR="114300" simplePos="0" relativeHeight="251661312" behindDoc="0" locked="0" layoutInCell="1" allowOverlap="1">
+                <wp:simplePos x="0" y="0"/>
+                <wp:positionH relativeFrom="column">
+                  <wp:posOffset>-214685</wp:posOffset>
+                </wp:positionH>
+                <wp:positionV relativeFrom="paragraph">
+                  <wp:posOffset>87464</wp:posOffset>
+                </wp:positionV>
+                <wp:extent cx="6496215" cy="7529886"/>
+                <wp:effectExtent l="19050" t="19050" r="38100" b="33020"/>
+                <wp:wrapNone/>
+                <wp:docPr id="1" name="Round Same Side Corner Rectangle 1"/>
+                <wp:cNvGraphicFramePr/>
+                <a:graphic xmlns:a="http://schemas.openxmlformats.org/drawingml/2006/main">
+                  <a:graphicData uri="http://schemas.microsoft.com/office/word/2010/wordprocessingShape">
+                    <wps:wsp>
+                      <wps:cNvSpPr/>
+                      <wps:spPr>
+                        <a:xfrm>
+                          <a:off x="0" y="0"/>
+                          <a:ext cx="6496215" cy="7529886"/>
+                        </a:xfrm>
+                        <a:prstGeom prst="round2SameRect">
+                          <a:avLst/>
+                        </a:prstGeom>
+                        <a:noFill/>
+                        <a:ln w="57150" cmpd="thickThin"/>
+                      </wps:spPr>
+                      <wps:style>
+                        <a:lnRef idx="2">
+                          <a:schemeClr val="accent1">
+                            <a:shade val="50000"/>
+                          </a:schemeClr>
+                        </a:lnRef>
+                        <a:fillRef idx="1">
+                          <a:schemeClr val="accent1"/>
+                        </a:fillRef>
+                        <a:effectRef idx="0">
+                          <a:schemeClr val="accent1"/>
+                        </a:effectRef>
+                        <a:fontRef idx="minor">
+                          <a:schemeClr val="lt1"/>
+                        </a:fontRef>
+                      </wps:style>
+                      <wps:bodyPr rot="0" spcFirstLastPara="0" vertOverflow="overflow" horzOverflow="overflow" vert="horz" wrap="square" lIns="91440" tIns="45720" rIns="91440" bIns="45720" numCol="1" spcCol="0" rtlCol="0" fromWordArt="0" anchor="ctr" anchorCtr="0" forceAA="0" compatLnSpc="1">
+                        <a:prstTxWarp prst="textNoShape">
+                          <a:avLst/>
+                        </a:prstTxWarp>
+                        <a:noAutofit/>
+                      </wps:bodyPr>
+                    </wps:wsp>
+                  </a:graphicData>
+                </a:graphic>
+                <wp14:sizeRelV relativeFrom="margin">
+                  <wp14:pctHeight>0</wp14:pctHeight>
+                </wp14:sizeRelV>
+              </wp:anchor>
+            </w:drawing>
+          </mc:Choice>
+          <mc:Fallback>
+            <w:pict>
+              <v:shape w14:anchorId="68943F14" id="Round Same Side Corner Rectangle 1" o:spid="_x0000_s1026" style="position:absolute;margin-left:-16.9pt;margin-top:6.9pt;width:511.5pt;height:592.9pt;z-index:251661312;visibility:visible;mso-wrap-style:square;mso-height-percent:0;mso-wrap-distance-left:9pt;mso-wrap-distance-top:0;mso-wrap-distance-right:9pt;mso-wrap-distance-bottom:0;mso-position-horizontal:absolute;mso-position-horizontal-relative:text;mso-position-vertical:absolute;mso-position-vertical-relative:text;mso-height-percent:0;mso-height-relative:margin;v-text-anchor:middle" coordsize="6496215,7529886" o:gfxdata="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" path="m1082724,l5413491,v597972,,1082724,484752,1082724,1082724l6496215,7529886r,l,7529886r,l,1082724c,484752,484752,,1082724,xe" filled="f" strokecolor="#1f4d78 [1604]" strokeweight="4.5pt">
+                <v:stroke linestyle="thickThin" joinstyle="miter"/>
+                <v:path arrowok="t" o:connecttype="custom" o:connectlocs="1082724,0;5413491,0;6496215,1082724;6496215,7529886;6496215,7529886;0,7529886;0,7529886;0,1082724;1082724,0" o:connectangles="0,0,0,0,0,0,0,0,0"/>
+              </v:shape>
+            </w:pict>
+          </mc:Fallback>
+        </mc:AlternateContent>
+      </w:r>
+      <w:bookmarkEnd w:id="0"/>
       <w:r>
         <w:rPr>
           <w:noProof/>
@@ -883,7 +961,7 @@
             <w14:round/>
           </w14:textOutline>
         </w:rPr>
-        <w:t xml:space="preserve">ể đạt được mục tiêu trên, ngành Du lịch Khánh Hòa phải phát huy tiềm năng, lợi thế về dịch vụ nghỉ dưỡng. Du lịch Khánh Hòa phải giữ vững các thị trường khách lớn như Hàn Quốc, Trung Quốc; đẩy mạnh thu hút </w:t>
+        <w:t xml:space="preserve">ể đạt được mục tiêu trên, ngành Du lịch Khánh Hòa phải phát huy tiềm năng, lợi thế về dịch vụ nghỉ dưỡng. Du lịch Khánh Hòa phải giữ vững các thị trường khách lớn như Hàn Quốc, Trung Quốc; đẩy mạnh thu hút lại thị trường khách Nga… Bên cạnh công tác xúc tiến, quảng bá, các doanh nghiệp du lịch Khánh Hòa phải </w:t>
       </w:r>
       <w:r>
         <w:rPr>
@@ -903,7 +981,7 @@
           </w14:textOutline>
         </w:rPr>
         <w:lastRenderedPageBreak/>
-        <w:t>lại thị trường khách Nga… Bên cạnh công tác xúc tiến, quảng bá, các doanh nghiệp du lịch Khánh Hòa phải giữ vững chất lượng dịch vụ lưu trú nghỉ dưỡng.</w:t>
+        <w:t>giữ vững chất lượng dịch vụ lưu trú nghỉ dưỡng.</w:t>
       </w:r>
     </w:p>
     <w:p>
@@ -927,8 +1005,80 @@
           </w14:textOutline>
         </w:rPr>
       </w:pPr>
-      <w:bookmarkStart w:id="0" w:name="_GoBack"/>
-      <w:bookmarkEnd w:id="0"/>
+      <w:r>
+        <w:rPr>
+          <w:rFonts w:ascii="Times New Roman" w:hAnsi="Times New Roman" w:cs="Times New Roman"/>
+          <w:noProof/>
+          <w:color w:val="000000" w:themeColor="text1"/>
+          <w:sz w:val="28"/>
+          <w:szCs w:val="28"/>
+        </w:rPr>
+        <w:drawing>
+          <wp:anchor distT="0" distB="0" distL="114300" distR="114300" simplePos="0" relativeHeight="251662336" behindDoc="0" locked="0" layoutInCell="1" allowOverlap="1" wp14:anchorId="020B3CD8" wp14:editId="0429D242">
+            <wp:simplePos x="0" y="0"/>
+            <wp:positionH relativeFrom="margin">
+              <wp:posOffset>2146300</wp:posOffset>
+            </wp:positionH>
+            <wp:positionV relativeFrom="paragraph">
+              <wp:posOffset>701040</wp:posOffset>
+            </wp:positionV>
+            <wp:extent cx="2458085" cy="1637665"/>
+            <wp:effectExtent l="152400" t="152400" r="361315" b="362585"/>
+            <wp:wrapSquare wrapText="bothSides"/>
+            <wp:docPr id="3" name="Picture 3"/>
+            <wp:cNvGraphicFramePr>
+              <a:graphicFrameLocks xmlns:a="http://schemas.openxmlformats.org/drawingml/2006/main" noChangeAspect="1"/>
+            </wp:cNvGraphicFramePr>
+            <a:graphic xmlns:a="http://schemas.openxmlformats.org/drawingml/2006/main">
+              <a:graphicData uri="http://schemas.openxmlformats.org/drawingml/2006/picture">
+                <pic:pic xmlns:pic="http://schemas.openxmlformats.org/drawingml/2006/picture">
+                  <pic:nvPicPr>
+                    <pic:cNvPr id="3" name="DulichKH.jpg"/>
+                    <pic:cNvPicPr/>
+                  </pic:nvPicPr>
+                  <pic:blipFill>
+                    <a:blip r:embed="rId4" cstate="print">
+                      <a:extLst>
+                        <a:ext uri="{28A0092B-C50C-407E-A947-70E740481C1C}">
+                          <a14:useLocalDpi xmlns:a14="http://schemas.microsoft.com/office/drawing/2010/main" val="0"/>
+                        </a:ext>
+                      </a:extLst>
+                    </a:blip>
+                    <a:stretch>
+                      <a:fillRect/>
+                    </a:stretch>
+                  </pic:blipFill>
+                  <pic:spPr>
+                    <a:xfrm>
+                      <a:off x="0" y="0"/>
+                      <a:ext cx="2458085" cy="1637665"/>
+                    </a:xfrm>
+                    <a:prstGeom prst="rect">
+                      <a:avLst/>
+                    </a:prstGeom>
+                    <a:ln>
+                      <a:noFill/>
+                    </a:ln>
+                    <a:effectLst>
+                      <a:outerShdw blurRad="292100" dist="139700" dir="2700000" algn="tl" rotWithShape="0">
+                        <a:srgbClr val="333333">
+                          <a:alpha val="65000"/>
+                        </a:srgbClr>
+                      </a:outerShdw>
+                    </a:effectLst>
+                  </pic:spPr>
+                </pic:pic>
+              </a:graphicData>
+            </a:graphic>
+            <wp14:sizeRelH relativeFrom="page">
+              <wp14:pctWidth>0</wp14:pctWidth>
+            </wp14:sizeRelH>
+            <wp14:sizeRelV relativeFrom="page">
+              <wp14:pctHeight>0</wp14:pctHeight>
+            </wp14:sizeRelV>
+          </wp:anchor>
+        </w:drawing>
+      </w:r>
       <w:r>
         <w:rPr>
           <w:rFonts w:ascii="Times New Roman" w:hAnsi="Times New Roman" w:cs="Times New Roman"/>

--- a/dapan/cau 1.docx
+++ b/dapan/cau 1.docx
@@ -1,6 +1,6 @@
 
 <file path=word/document.xml><?xml version="1.0" encoding="utf-8"?>
-<w:document xmlns:wpc="http://schemas.microsoft.com/office/word/2010/wordprocessingCanvas" xmlns:cx="http://schemas.microsoft.com/office/drawing/2014/chartex" xmlns:mc="http://schemas.openxmlformats.org/markup-compatibility/2006" xmlns:o="urn:schemas-microsoft-com:office:office" xmlns:r="http://schemas.openxmlformats.org/officeDocument/2006/relationships" xmlns:m="http://schemas.openxmlformats.org/officeDocument/2006/math" xmlns:v="urn:schemas-microsoft-com:vml" xmlns:wp14="http://schemas.microsoft.com/office/word/2010/wordprocessingDrawing" xmlns:wp="http://schemas.openxmlformats.org/drawingml/2006/wordprocessingDrawing" xmlns:w10="urn:schemas-microsoft-com:office:word" xmlns:w="http://schemas.openxmlformats.org/wordprocessingml/2006/main" xmlns:w14="http://schemas.microsoft.com/office/word/2010/wordml" xmlns:w15="http://schemas.microsoft.com/office/word/2012/wordml" xmlns:w16se="http://schemas.microsoft.com/office/word/2015/wordml/symex" xmlns:wpg="http://schemas.microsoft.com/office/word/2010/wordprocessingGroup" xmlns:wpi="http://schemas.microsoft.com/office/word/2010/wordprocessingInk" xmlns:wne="http://schemas.microsoft.com/office/word/2006/wordml" xmlns:wps="http://schemas.microsoft.com/office/word/2010/wordprocessingShape" mc:Ignorable="w14 w15 w16se wp14">
+<w:document xmlns:wpc="http://schemas.microsoft.com/office/word/2010/wordprocessingCanvas" xmlns:cx="http://schemas.microsoft.com/office/drawing/2014/chartex" xmlns:cx1="http://schemas.microsoft.com/office/drawing/2015/9/8/chartex" xmlns:cx2="http://schemas.microsoft.com/office/drawing/2015/10/21/chartex" xmlns:cx3="http://schemas.microsoft.com/office/drawing/2016/5/9/chartex" xmlns:cx4="http://schemas.microsoft.com/office/drawing/2016/5/10/chartex" xmlns:cx5="http://schemas.microsoft.com/office/drawing/2016/5/11/chartex" xmlns:cx6="http://schemas.microsoft.com/office/drawing/2016/5/12/chartex" xmlns:cx7="http://schemas.microsoft.com/office/drawing/2016/5/13/chartex" xmlns:cx8="http://schemas.microsoft.com/office/drawing/2016/5/14/chartex" xmlns:mc="http://schemas.openxmlformats.org/markup-compatibility/2006" xmlns:aink="http://schemas.microsoft.com/office/drawing/2016/ink" xmlns:am3d="http://schemas.microsoft.com/office/drawing/2017/model3d" xmlns:o="urn:schemas-microsoft-com:office:office" xmlns:oel="http://schemas.microsoft.com/office/2019/extlst" xmlns:r="http://schemas.openxmlformats.org/officeDocument/2006/relationships" xmlns:m="http://schemas.openxmlformats.org/officeDocument/2006/math" xmlns:v="urn:schemas-microsoft-com:vml" xmlns:wp14="http://schemas.microsoft.com/office/word/2010/wordprocessingDrawing" xmlns:wp="http://schemas.openxmlformats.org/drawingml/2006/wordprocessingDrawing" xmlns:w10="urn:schemas-microsoft-com:office:word" xmlns:w="http://schemas.openxmlformats.org/wordprocessingml/2006/main" xmlns:w14="http://schemas.microsoft.com/office/word/2010/wordml" xmlns:w15="http://schemas.microsoft.com/office/word/2012/wordml" xmlns:w16cex="http://schemas.microsoft.com/office/word/2018/wordml/cex" xmlns:w16cid="http://schemas.microsoft.com/office/word/2016/wordml/cid" xmlns:w16="http://schemas.microsoft.com/office/word/2018/wordml" xmlns:w16sdtdh="http://schemas.microsoft.com/office/word/2020/wordml/sdtdatahash" xmlns:w16se="http://schemas.microsoft.com/office/word/2015/wordml/symex" xmlns:wpg="http://schemas.microsoft.com/office/word/2010/wordprocessingGroup" xmlns:wpi="http://schemas.microsoft.com/office/word/2010/wordprocessingInk" xmlns:wne="http://schemas.microsoft.com/office/word/2006/wordml" xmlns:wps="http://schemas.microsoft.com/office/word/2010/wordprocessingShape" mc:Ignorable="w14 w15 w16se w16cid w16 w16cex w16sdtdh wp14">
   <w:body>
     <w:p>
       <w:pPr>
@@ -23,7 +23,6 @@
           </w14:textOutline>
         </w:rPr>
       </w:pPr>
-      <w:bookmarkStart w:id="0" w:name="_GoBack"/>
       <w:r>
         <w:rPr>
           <w:noProof/>
@@ -31,7 +30,7 @@
         <mc:AlternateContent>
           <mc:Choice Requires="wps">
             <w:drawing>
-              <wp:anchor distT="0" distB="0" distL="114300" distR="114300" simplePos="0" relativeHeight="251661312" behindDoc="0" locked="0" layoutInCell="1" allowOverlap="1">
+              <wp:anchor distT="0" distB="0" distL="114300" distR="114300" simplePos="0" relativeHeight="251661312" behindDoc="0" locked="0" layoutInCell="1" allowOverlap="1" wp14:anchorId="77670ADF" wp14:editId="3B03D0C2">
                 <wp:simplePos x="0" y="0"/>
                 <wp:positionH relativeFrom="column">
                   <wp:posOffset>-214685</wp:posOffset>
@@ -57,7 +56,11 @@
                           <a:avLst/>
                         </a:prstGeom>
                         <a:noFill/>
-                        <a:ln w="57150" cmpd="thickThin"/>
+                        <a:ln w="57150" cmpd="thickThin">
+                          <a:solidFill>
+                            <a:srgbClr val="FF0000"/>
+                          </a:solidFill>
+                        </a:ln>
                       </wps:spPr>
                       <wps:style>
                         <a:lnRef idx="2">
@@ -92,7 +95,7 @@
           </mc:Choice>
           <mc:Fallback>
             <w:pict>
-              <v:shape w14:anchorId="68943F14" id="Round Same Side Corner Rectangle 1" o:spid="_x0000_s1026" style="position:absolute;margin-left:-16.9pt;margin-top:6.9pt;width:511.5pt;height:592.9pt;z-index:251661312;visibility:visible;mso-wrap-style:square;mso-height-percent:0;mso-wrap-distance-left:9pt;mso-wrap-distance-top:0;mso-wrap-distance-right:9pt;mso-wrap-distance-bottom:0;mso-position-horizontal:absolute;mso-position-horizontal-relative:text;mso-position-vertical:absolute;mso-position-vertical-relative:text;mso-height-percent:0;mso-height-relative:margin;v-text-anchor:middle" coordsize="6496215,7529886" o:gfxdata="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" path="m1082724,l5413491,v597972,,1082724,484752,1082724,1082724l6496215,7529886r,l,7529886r,l,1082724c,484752,484752,,1082724,xe" filled="f" strokecolor="#1f4d78 [1604]" strokeweight="4.5pt">
+              <v:shape w14:anchorId="4C051464" id="Round Same Side Corner Rectangle 1" o:spid="_x0000_s1026" style="position:absolute;margin-left:-16.9pt;margin-top:6.9pt;width:511.5pt;height:592.9pt;z-index:251661312;visibility:visible;mso-wrap-style:square;mso-height-percent:0;mso-wrap-distance-left:9pt;mso-wrap-distance-top:0;mso-wrap-distance-right:9pt;mso-wrap-distance-bottom:0;mso-position-horizontal:absolute;mso-position-horizontal-relative:text;mso-position-vertical:absolute;mso-position-vertical-relative:text;mso-height-percent:0;mso-height-relative:margin;v-text-anchor:middle" coordsize="6496215,7529886" o:gfxdata="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" path="m1082724,l5413491,v597972,,1082724,484752,1082724,1082724l6496215,7529886r,l,7529886r,l,1082724c,484752,484752,,1082724,xe" filled="f" strokecolor="red" strokeweight="4.5pt">
                 <v:stroke linestyle="thickThin" joinstyle="miter"/>
                 <v:path arrowok="t" o:connecttype="custom" o:connectlocs="1082724,0;5413491,0;6496215,1082724;6496215,7529886;6496215,7529886;0,7529886;0,7529886;0,1082724;1082724,0" o:connectangles="0,0,0,0,0,0,0,0,0"/>
               </v:shape>
@@ -100,7 +103,6 @@
           </mc:Fallback>
         </mc:AlternateContent>
       </w:r>
-      <w:bookmarkEnd w:id="0"/>
       <w:r>
         <w:rPr>
           <w:noProof/>
@@ -108,7 +110,7 @@
         <mc:AlternateContent>
           <mc:Choice Requires="wps">
             <w:drawing>
-              <wp:anchor distT="0" distB="0" distL="114300" distR="114300" simplePos="0" relativeHeight="251660288" behindDoc="0" locked="0" layoutInCell="1" allowOverlap="1" wp14:anchorId="5CBEB5CA" wp14:editId="1B50DD87">
+              <wp:anchor distT="0" distB="0" distL="114300" distR="114300" simplePos="0" relativeHeight="251660288" behindDoc="0" locked="0" layoutInCell="1" allowOverlap="1" wp14:anchorId="24344A26" wp14:editId="050D6661">
                 <wp:simplePos x="0" y="0"/>
                 <wp:positionH relativeFrom="margin">
                   <wp:align>left</wp:align>
@@ -980,7 +982,6 @@
             <w14:round/>
           </w14:textOutline>
         </w:rPr>
-        <w:lastRenderedPageBreak/>
         <w:t>giữ vững chất lượng dịch vụ lưu trú nghỉ dưỡng.</w:t>
       </w:r>
     </w:p>
@@ -1014,7 +1015,7 @@
           <w:szCs w:val="28"/>
         </w:rPr>
         <w:drawing>
-          <wp:anchor distT="0" distB="0" distL="114300" distR="114300" simplePos="0" relativeHeight="251662336" behindDoc="0" locked="0" layoutInCell="1" allowOverlap="1" wp14:anchorId="020B3CD8" wp14:editId="0429D242">
+          <wp:anchor distT="0" distB="0" distL="114300" distR="114300" simplePos="0" relativeHeight="251662336" behindDoc="0" locked="0" layoutInCell="1" allowOverlap="1" wp14:anchorId="6E1D5128" wp14:editId="75BF5507">
             <wp:simplePos x="0" y="0"/>
             <wp:positionH relativeFrom="margin">
               <wp:posOffset>2146300</wp:posOffset>
@@ -1169,7 +1170,6 @@
             <w14:round/>
           </w14:textOutline>
         </w:rPr>
-        <w:lastRenderedPageBreak/>
         <w:t xml:space="preserve">       </w:t>
       </w:r>
       <w:r>
@@ -1204,7 +1204,7 @@
 </file>
 
 <file path=word/styles.xml><?xml version="1.0" encoding="utf-8"?>
-<w:styles xmlns:mc="http://schemas.openxmlformats.org/markup-compatibility/2006" xmlns:r="http://schemas.openxmlformats.org/officeDocument/2006/relationships" xmlns:w="http://schemas.openxmlformats.org/wordprocessingml/2006/main" xmlns:w14="http://schemas.microsoft.com/office/word/2010/wordml" xmlns:w15="http://schemas.microsoft.com/office/word/2012/wordml" xmlns:w16se="http://schemas.microsoft.com/office/word/2015/wordml/symex" mc:Ignorable="w14 w15 w16se">
+<w:styles xmlns:mc="http://schemas.openxmlformats.org/markup-compatibility/2006" xmlns:r="http://schemas.openxmlformats.org/officeDocument/2006/relationships" xmlns:w="http://schemas.openxmlformats.org/wordprocessingml/2006/main" xmlns:w14="http://schemas.microsoft.com/office/word/2010/wordml" xmlns:w15="http://schemas.microsoft.com/office/word/2012/wordml" xmlns:w16cex="http://schemas.microsoft.com/office/word/2018/wordml/cex" xmlns:w16cid="http://schemas.microsoft.com/office/word/2016/wordml/cid" xmlns:w16="http://schemas.microsoft.com/office/word/2018/wordml" xmlns:w16sdtdh="http://schemas.microsoft.com/office/word/2020/wordml/sdtdatahash" xmlns:w16se="http://schemas.microsoft.com/office/word/2015/wordml/symex" mc:Ignorable="w14 w15 w16se w16cid w16 w16cex w16sdtdh">
   <w:docDefaults>
     <w:rPrDefault>
       <w:rPr>
@@ -1220,7 +1220,7 @@
       </w:pPr>
     </w:pPrDefault>
   </w:docDefaults>
-  <w:latentStyles w:defLockedState="0" w:defUIPriority="99" w:defSemiHidden="0" w:defUnhideWhenUsed="0" w:defQFormat="0" w:count="371">
+  <w:latentStyles w:defLockedState="0" w:defUIPriority="99" w:defSemiHidden="0" w:defUnhideWhenUsed="0" w:defQFormat="0" w:count="376">
     <w:lsdException w:name="Normal" w:uiPriority="0" w:qFormat="1"/>
     <w:lsdException w:name="heading 1" w:uiPriority="9" w:qFormat="1"/>
     <w:lsdException w:name="heading 2" w:semiHidden="1" w:uiPriority="9" w:unhideWhenUsed="1" w:qFormat="1"/>
@@ -1592,6 +1592,11 @@
     <w:lsdException w:name="List Table 5 Dark Accent 6" w:uiPriority="50"/>
     <w:lsdException w:name="List Table 6 Colorful Accent 6" w:uiPriority="51"/>
     <w:lsdException w:name="List Table 7 Colorful Accent 6" w:uiPriority="52"/>
+    <w:lsdException w:name="Mention" w:semiHidden="1" w:unhideWhenUsed="1"/>
+    <w:lsdException w:name="Smart Hyperlink" w:semiHidden="1" w:unhideWhenUsed="1"/>
+    <w:lsdException w:name="Hashtag" w:semiHidden="1" w:unhideWhenUsed="1"/>
+    <w:lsdException w:name="Unresolved Mention" w:semiHidden="1" w:unhideWhenUsed="1"/>
+    <w:lsdException w:name="Smart Link" w:semiHidden="1" w:unhideWhenUsed="1"/>
   </w:latentStyles>
   <w:style w:type="paragraph" w:default="1" w:styleId="Normal">
     <w:name w:val="Normal"/>

--- a/dapan/cau 1.docx
+++ b/dapan/cau 1.docx
@@ -4,10 +4,23 @@
   <w:body>
     <w:p>
       <w:pPr>
-        <w:rPr>
-          <w:rFonts w:ascii="Times New Roman" w:hAnsi="Times New Roman" w:cs="Times New Roman"/>
-          <w:sz w:val="28"/>
-          <w:szCs w:val="28"/>
+        <w:spacing w:after="240"/>
+        <w:rPr>
+          <w:rFonts w:ascii="Times New Roman" w:hAnsi="Times New Roman" w:cs="Times New Roman"/>
+          <w:color w:val="00B0F0"/>
+          <w:sz w:val="28"/>
+          <w:szCs w:val="32"/>
+          <w:u w:val="single" w:color="FF0000"/>
+          <w14:shadow w14:blurRad="38100" w14:dist="19050" w14:dir="2700000" w14:sx="100000" w14:sy="100000" w14:kx="0" w14:ky="0" w14:algn="tl">
+            <w14:schemeClr w14:val="dk1">
+              <w14:alpha w14:val="60000"/>
+            </w14:schemeClr>
+          </w14:shadow>
+          <w14:textOutline w14:w="0" w14:cap="flat" w14:cmpd="sng" w14:algn="ctr">
+            <w14:noFill/>
+            <w14:prstDash w14:val="solid"/>
+            <w14:round/>
+          </w14:textOutline>
         </w:rPr>
       </w:pPr>
       <w:r>
@@ -17,18 +30,18 @@
         <mc:AlternateContent>
           <mc:Choice Requires="wps">
             <w:drawing>
-              <wp:anchor distT="0" distB="0" distL="114300" distR="114300" simplePos="0" relativeHeight="251662336" behindDoc="0" locked="0" layoutInCell="1" allowOverlap="1" wp14:anchorId="33175858" wp14:editId="693C92AC">
+              <wp:anchor distT="0" distB="0" distL="114300" distR="114300" simplePos="0" relativeHeight="251661312" behindDoc="0" locked="0" layoutInCell="1" allowOverlap="1" wp14:anchorId="77670ADF" wp14:editId="39CB4A84">
                 <wp:simplePos x="0" y="0"/>
                 <wp:positionH relativeFrom="column">
-                  <wp:posOffset>-415290</wp:posOffset>
+                  <wp:posOffset>-217170</wp:posOffset>
                 </wp:positionH>
                 <wp:positionV relativeFrom="paragraph">
-                  <wp:posOffset>-240030</wp:posOffset>
+                  <wp:posOffset>87630</wp:posOffset>
                 </wp:positionV>
-                <wp:extent cx="6930390" cy="6465570"/>
-                <wp:effectExtent l="19050" t="19050" r="22860" b="11430"/>
+                <wp:extent cx="6496215" cy="7448550"/>
+                <wp:effectExtent l="19050" t="19050" r="38100" b="38100"/>
                 <wp:wrapNone/>
-                <wp:docPr id="5" name="Rectangle: Single Corner Rounded 5"/>
+                <wp:docPr id="1" name="Round Same Side Corner Rectangle 1"/>
                 <wp:cNvGraphicFramePr/>
                 <a:graphic xmlns:a="http://schemas.openxmlformats.org/drawingml/2006/main">
                   <a:graphicData uri="http://schemas.microsoft.com/office/word/2010/wordprocessingShape">
@@ -37,20 +50,22 @@
                       <wps:spPr>
                         <a:xfrm>
                           <a:off x="0" y="0"/>
-                          <a:ext cx="6930390" cy="6465570"/>
+                          <a:ext cx="6496215" cy="7448550"/>
                         </a:xfrm>
-                        <a:prstGeom prst="round1Rect">
+                        <a:prstGeom prst="round2SameRect">
                           <a:avLst/>
                         </a:prstGeom>
                         <a:noFill/>
-                        <a:ln w="28575">
-                          <a:prstDash val="lgDashDot"/>
+                        <a:ln w="57150" cmpd="thickThin">
+                          <a:solidFill>
+                            <a:srgbClr val="FF0000"/>
+                          </a:solidFill>
                         </a:ln>
                       </wps:spPr>
                       <wps:style>
                         <a:lnRef idx="2">
                           <a:schemeClr val="accent1">
-                            <a:shade val="15000"/>
+                            <a:shade val="50000"/>
                           </a:schemeClr>
                         </a:lnRef>
                         <a:fillRef idx="1">
@@ -72,9 +87,6 @@
                     </wps:wsp>
                   </a:graphicData>
                 </a:graphic>
-                <wp14:sizeRelH relativeFrom="margin">
-                  <wp14:pctWidth>0</wp14:pctWidth>
-                </wp14:sizeRelH>
                 <wp14:sizeRelV relativeFrom="margin">
                   <wp14:pctHeight>0</wp14:pctHeight>
                 </wp14:sizeRelV>
@@ -83,9 +95,9 @@
           </mc:Choice>
           <mc:Fallback>
             <w:pict>
-              <v:shape w14:anchorId="67DAF52C" id="Rectangle: Single Corner Rounded 5" o:spid="_x0000_s1026" style="position:absolute;margin-left:-32.7pt;margin-top:-18.9pt;width:545.7pt;height:509.1pt;z-index:251662336;visibility:visible;mso-wrap-style:square;mso-width-percent:0;mso-height-percent:0;mso-wrap-distance-left:9pt;mso-wrap-distance-top:0;mso-wrap-distance-right:9pt;mso-wrap-distance-bottom:0;mso-position-horizontal:absolute;mso-position-horizontal-relative:text;mso-position-vertical:absolute;mso-position-vertical-relative:text;mso-width-percent:0;mso-height-percent:0;mso-width-relative:margin;mso-height-relative:margin;v-text-anchor:middle" coordsize="6930390,6465570" o:gfxdata="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" path="m,l5852773,v595151,,1077617,482466,1077617,1077617l6930390,6465570,,6465570,,xe" filled="f" strokecolor="#091723 [484]" strokeweight="2.25pt">
-                <v:stroke dashstyle="longDashDot" joinstyle="miter"/>
-                <v:path arrowok="t" o:connecttype="custom" o:connectlocs="0,0;5852773,0;6930390,1077617;6930390,6465570;0,6465570;0,0" o:connectangles="0,0,0,0,0,0"/>
+              <v:shape w14:anchorId="7785394C" id="Round Same Side Corner Rectangle 1" o:spid="_x0000_s1026" style="position:absolute;margin-left:-17.1pt;margin-top:6.9pt;width:511.5pt;height:586.5pt;z-index:251661312;visibility:visible;mso-wrap-style:square;mso-height-percent:0;mso-wrap-distance-left:9pt;mso-wrap-distance-top:0;mso-wrap-distance-right:9pt;mso-wrap-distance-bottom:0;mso-position-horizontal:absolute;mso-position-horizontal-relative:text;mso-position-vertical:absolute;mso-position-vertical-relative:text;mso-height-percent:0;mso-height-relative:margin;v-text-anchor:middle" coordsize="6496215,7448550" o:gfxdata="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" path="m1082724,l5413491,v597972,,1082724,484752,1082724,1082724l6496215,7448550r,l,7448550r,l,1082724c,484752,484752,,1082724,xe" filled="f" strokecolor="red" strokeweight="4.5pt">
+                <v:stroke linestyle="thickThin" joinstyle="miter"/>
+                <v:path arrowok="t" o:connecttype="custom" o:connectlocs="1082724,0;5413491,0;6496215,1082724;6496215,7448550;6496215,7448550;0,7448550;0,7448550;0,1082724;1082724,0" o:connectangles="0,0,0,0,0,0,0,0,0"/>
               </v:shape>
             </w:pict>
           </mc:Fallback>
@@ -98,7 +110,7 @@
         <mc:AlternateContent>
           <mc:Choice Requires="wps">
             <w:drawing>
-              <wp:anchor distT="0" distB="0" distL="114300" distR="114300" simplePos="0" relativeHeight="251659264" behindDoc="0" locked="0" layoutInCell="1" allowOverlap="1" wp14:anchorId="409C75A9" wp14:editId="6EDA497E">
+              <wp:anchor distT="0" distB="0" distL="114300" distR="114300" simplePos="0" relativeHeight="251660288" behindDoc="0" locked="0" layoutInCell="1" allowOverlap="1" wp14:anchorId="24344A26" wp14:editId="050D6661">
                 <wp:simplePos x="0" y="0"/>
                 <wp:positionH relativeFrom="margin">
                   <wp:align>left</wp:align>
@@ -106,10 +118,10 @@
                 <wp:positionV relativeFrom="paragraph">
                   <wp:posOffset>0</wp:posOffset>
                 </wp:positionV>
-                <wp:extent cx="6081395" cy="1828800"/>
-                <wp:effectExtent l="0" t="0" r="0" b="5080"/>
+                <wp:extent cx="1828800" cy="1152525"/>
+                <wp:effectExtent l="0" t="0" r="0" b="9525"/>
                 <wp:wrapSquare wrapText="bothSides"/>
-                <wp:docPr id="1" name="Text Box 1"/>
+                <wp:docPr id="2" name="Text Box 2"/>
                 <wp:cNvGraphicFramePr/>
                 <a:graphic xmlns:a="http://schemas.openxmlformats.org/drawingml/2006/main">
                   <a:graphicData uri="http://schemas.microsoft.com/office/word/2010/wordprocessingShape">
@@ -118,7 +130,7 @@
                       <wps:spPr>
                         <a:xfrm>
                           <a:off x="0" y="0"/>
-                          <a:ext cx="6081395" cy="1828800"/>
+                          <a:ext cx="1828800" cy="1152525"/>
                         </a:xfrm>
                         <a:prstGeom prst="rect">
                           <a:avLst/>
@@ -132,13 +144,202 @@
                         <w:txbxContent>
                           <w:p>
                             <w:pPr>
+                              <w:spacing w:after="240"/>
                               <w:jc w:val="center"/>
                               <w:rPr>
                                 <w:rFonts w:ascii="Times New Roman" w:hAnsi="Times New Roman" w:cs="Times New Roman"/>
                                 <w:b/>
+                                <w:color w:val="000000" w:themeColor="text1"/>
+                                <w:sz w:val="36"/>
+                                <w:szCs w:val="72"/>
+                                <w14:reflection w14:blurRad="6350" w14:stA="53000" w14:stPos="0" w14:endA="300" w14:endPos="35500" w14:dist="0" w14:dir="5400000" w14:fadeDir="5400000" w14:sx="100000" w14:sy="-90000" w14:kx="0" w14:ky="0" w14:algn="bl"/>
+                                <w14:textOutline w14:w="0" w14:cap="flat" w14:cmpd="sng" w14:algn="ctr">
+                                  <w14:noFill/>
+                                  <w14:prstDash w14:val="solid"/>
+                                  <w14:round/>
+                                </w14:textOutline>
+                                <w14:textFill>
+                                  <w14:gradFill>
+                                    <w14:gsLst>
+                                      <w14:gs w14:pos="0">
+                                        <w14:schemeClr w14:val="accent5">
+                                          <w14:lumMod w14:val="50000"/>
+                                        </w14:schemeClr>
+                                      </w14:gs>
+                                      <w14:gs w14:pos="50000">
+                                        <w14:schemeClr w14:val="accent5"/>
+                                      </w14:gs>
+                                      <w14:gs w14:pos="100000">
+                                        <w14:schemeClr w14:val="accent5">
+                                          <w14:lumMod w14:val="60000"/>
+                                          <w14:lumOff w14:val="40000"/>
+                                        </w14:schemeClr>
+                                      </w14:gs>
+                                    </w14:gsLst>
+                                    <w14:lin w14:ang="5400000" w14:scaled="0"/>
+                                  </w14:gradFill>
+                                </w14:textFill>
+                              </w:rPr>
+                            </w:pPr>
+                            <w:r>
+                              <w:rPr>
+                                <w:rFonts w:ascii="Times New Roman" w:hAnsi="Times New Roman" w:cs="Times New Roman"/>
+                                <w:b/>
+                                <w:color w:val="0070C0"/>
+                                <w:sz w:val="36"/>
+                                <w:szCs w:val="72"/>
+                                <w14:reflection w14:blurRad="6350" w14:stA="53000" w14:stPos="0" w14:endA="300" w14:endPos="35500" w14:dist="0" w14:dir="5400000" w14:fadeDir="5400000" w14:sx="100000" w14:sy="-90000" w14:kx="0" w14:ky="0" w14:algn="bl"/>
+                                <w14:textOutline w14:w="0" w14:cap="flat" w14:cmpd="sng" w14:algn="ctr">
+                                  <w14:noFill/>
+                                  <w14:prstDash w14:val="solid"/>
+                                  <w14:round/>
+                                </w14:textOutline>
+                                <w14:textFill>
+                                  <w14:gradFill>
+                                    <w14:gsLst>
+                                      <w14:gs w14:pos="0">
+                                        <w14:schemeClr w14:val="accent5">
+                                          <w14:lumMod w14:val="50000"/>
+                                        </w14:schemeClr>
+                                      </w14:gs>
+                                      <w14:gs w14:pos="50000">
+                                        <w14:schemeClr w14:val="accent5"/>
+                                      </w14:gs>
+                                      <w14:gs w14:pos="100000">
+                                        <w14:schemeClr w14:val="accent5">
+                                          <w14:lumMod w14:val="60000"/>
+                                          <w14:lumOff w14:val="40000"/>
+                                        </w14:schemeClr>
+                                      </w14:gs>
+                                    </w14:gsLst>
+                                    <w14:lin w14:ang="5400000" w14:scaled="0"/>
+                                  </w14:gradFill>
+                                </w14:textFill>
+                              </w:rPr>
+                              <w:t xml:space="preserve">   </w:t>
+                            </w:r>
+                            <w:r>
+                              <w:rPr>
+                                <w:rFonts w:ascii="Times New Roman" w:hAnsi="Times New Roman" w:cs="Times New Roman"/>
+                                <w:b/>
+                                <w:color w:val="000000" w:themeColor="text1"/>
+                                <w:sz w:val="36"/>
+                                <w:szCs w:val="72"/>
+                                <w14:reflection w14:blurRad="6350" w14:stA="53000" w14:stPos="0" w14:endA="300" w14:endPos="35500" w14:dist="0" w14:dir="5400000" w14:fadeDir="5400000" w14:sx="100000" w14:sy="-90000" w14:kx="0" w14:ky="0" w14:algn="bl"/>
+                                <w14:textOutline w14:w="0" w14:cap="flat" w14:cmpd="sng" w14:algn="ctr">
+                                  <w14:noFill/>
+                                  <w14:prstDash w14:val="solid"/>
+                                  <w14:round/>
+                                </w14:textOutline>
+                                <w14:textFill>
+                                  <w14:gradFill>
+                                    <w14:gsLst>
+                                      <w14:gs w14:pos="0">
+                                        <w14:schemeClr w14:val="accent5">
+                                          <w14:lumMod w14:val="50000"/>
+                                        </w14:schemeClr>
+                                      </w14:gs>
+                                      <w14:gs w14:pos="50000">
+                                        <w14:schemeClr w14:val="accent5"/>
+                                      </w14:gs>
+                                      <w14:gs w14:pos="100000">
+                                        <w14:schemeClr w14:val="accent5">
+                                          <w14:lumMod w14:val="60000"/>
+                                          <w14:lumOff w14:val="40000"/>
+                                        </w14:schemeClr>
+                                      </w14:gs>
+                                    </w14:gsLst>
+                                    <w14:lin w14:ang="5400000" w14:scaled="0"/>
+                                  </w14:gradFill>
+                                </w14:textFill>
+                              </w:rPr>
+                              <w:t>NĂM 2025, DU LỊCH KHÁNH HÒA</w:t>
+                            </w:r>
+                          </w:p>
+                          <w:p>
+                            <w:pPr>
+                              <w:spacing w:after="240"/>
+                              <w:ind w:left="720"/>
+                              <w:jc w:val="center"/>
+                              <w:rPr>
+                                <w:rFonts w:ascii="Times New Roman" w:hAnsi="Times New Roman" w:cs="Times New Roman"/>
+                                <w:b/>
+                                <w:color w:val="000000" w:themeColor="text1"/>
+                                <w:sz w:val="36"/>
+                                <w:szCs w:val="72"/>
+                                <w14:reflection w14:blurRad="6350" w14:stA="53000" w14:stPos="0" w14:endA="300" w14:endPos="35500" w14:dist="0" w14:dir="5400000" w14:fadeDir="5400000" w14:sx="100000" w14:sy="-90000" w14:kx="0" w14:ky="0" w14:algn="bl"/>
+                                <w14:textOutline w14:w="0" w14:cap="flat" w14:cmpd="sng" w14:algn="ctr">
+                                  <w14:noFill/>
+                                  <w14:prstDash w14:val="solid"/>
+                                  <w14:round/>
+                                </w14:textOutline>
+                                <w14:textFill>
+                                  <w14:gradFill>
+                                    <w14:gsLst>
+                                      <w14:gs w14:pos="0">
+                                        <w14:schemeClr w14:val="accent5">
+                                          <w14:lumMod w14:val="50000"/>
+                                        </w14:schemeClr>
+                                      </w14:gs>
+                                      <w14:gs w14:pos="50000">
+                                        <w14:schemeClr w14:val="accent5"/>
+                                      </w14:gs>
+                                      <w14:gs w14:pos="100000">
+                                        <w14:schemeClr w14:val="accent5">
+                                          <w14:lumMod w14:val="60000"/>
+                                          <w14:lumOff w14:val="40000"/>
+                                        </w14:schemeClr>
+                                      </w14:gs>
+                                    </w14:gsLst>
+                                    <w14:lin w14:ang="5400000" w14:scaled="0"/>
+                                  </w14:gradFill>
+                                </w14:textFill>
+                              </w:rPr>
+                            </w:pPr>
+                            <w:r>
+                              <w:rPr>
+                                <w:rFonts w:ascii="Times New Roman" w:hAnsi="Times New Roman" w:cs="Times New Roman"/>
+                                <w:b/>
+                                <w:color w:val="000000" w:themeColor="text1"/>
+                                <w:sz w:val="36"/>
+                                <w:szCs w:val="72"/>
+                                <w14:reflection w14:blurRad="6350" w14:stA="53000" w14:stPos="0" w14:endA="300" w14:endPos="35500" w14:dist="0" w14:dir="5400000" w14:fadeDir="5400000" w14:sx="100000" w14:sy="-90000" w14:kx="0" w14:ky="0" w14:algn="bl"/>
+                                <w14:textOutline w14:w="0" w14:cap="flat" w14:cmpd="sng" w14:algn="ctr">
+                                  <w14:noFill/>
+                                  <w14:prstDash w14:val="solid"/>
+                                  <w14:round/>
+                                </w14:textOutline>
+                                <w14:textFill>
+                                  <w14:gradFill>
+                                    <w14:gsLst>
+                                      <w14:gs w14:pos="0">
+                                        <w14:schemeClr w14:val="accent5">
+                                          <w14:lumMod w14:val="50000"/>
+                                        </w14:schemeClr>
+                                      </w14:gs>
+                                      <w14:gs w14:pos="50000">
+                                        <w14:schemeClr w14:val="accent5"/>
+                                      </w14:gs>
+                                      <w14:gs w14:pos="100000">
+                                        <w14:schemeClr w14:val="accent5">
+                                          <w14:lumMod w14:val="60000"/>
+                                          <w14:lumOff w14:val="40000"/>
+                                        </w14:schemeClr>
+                                      </w14:gs>
+                                    </w14:gsLst>
+                                    <w14:lin w14:ang="5400000" w14:scaled="0"/>
+                                  </w14:gradFill>
+                                </w14:textFill>
+                              </w:rPr>
+                              <w:t xml:space="preserve">ĐẶT MỤC TIÊU ĐÓN </w:t>
+                            </w:r>
+                            <w:r>
+                              <w:rPr>
+                                <w:rFonts w:ascii="Times New Roman" w:hAnsi="Times New Roman" w:cs="Times New Roman"/>
+                                <w:b/>
                                 <w:color w:val="FF0000"/>
-                                <w:sz w:val="44"/>
-                                <w:szCs w:val="44"/>
+                                <w:sz w:val="36"/>
+                                <w:szCs w:val="72"/>
                                 <w14:reflection w14:blurRad="6350" w14:stA="53000" w14:stPos="0" w14:endA="300" w14:endPos="35500" w14:dist="0" w14:dir="5400000" w14:fadeDir="5400000" w14:sx="100000" w14:sy="-90000" w14:kx="0" w14:ky="0" w14:algn="bl"/>
                                 <w14:textOutline w14:w="0" w14:cap="flat" w14:cmpd="sng" w14:algn="ctr">
                                   <w14:noFill/>
@@ -146,59 +347,270 @@
                                   <w14:round/>
                                 </w14:textOutline>
                               </w:rPr>
-                            </w:pPr>
+                              <w:t xml:space="preserve">11,8 </w:t>
+                            </w:r>
                             <w:r>
                               <w:rPr>
                                 <w:rFonts w:ascii="Times New Roman" w:hAnsi="Times New Roman" w:cs="Times New Roman"/>
                                 <w:b/>
-                                <w:color w:val="FF0000"/>
-                                <w:sz w:val="44"/>
-                                <w:szCs w:val="44"/>
+                                <w:color w:val="000000" w:themeColor="text1"/>
+                                <w:sz w:val="36"/>
+                                <w:szCs w:val="72"/>
                                 <w14:reflection w14:blurRad="6350" w14:stA="53000" w14:stPos="0" w14:endA="300" w14:endPos="35500" w14:dist="0" w14:dir="5400000" w14:fadeDir="5400000" w14:sx="100000" w14:sy="-90000" w14:kx="0" w14:ky="0" w14:algn="bl"/>
                                 <w14:textOutline w14:w="0" w14:cap="flat" w14:cmpd="sng" w14:algn="ctr">
                                   <w14:noFill/>
                                   <w14:prstDash w14:val="solid"/>
                                   <w14:round/>
                                 </w14:textOutline>
+                                <w14:textFill>
+                                  <w14:gradFill>
+                                    <w14:gsLst>
+                                      <w14:gs w14:pos="0">
+                                        <w14:schemeClr w14:val="accent5">
+                                          <w14:lumMod w14:val="50000"/>
+                                        </w14:schemeClr>
+                                      </w14:gs>
+                                      <w14:gs w14:pos="50000">
+                                        <w14:schemeClr w14:val="accent5"/>
+                                      </w14:gs>
+                                      <w14:gs w14:pos="100000">
+                                        <w14:schemeClr w14:val="accent5">
+                                          <w14:lumMod w14:val="60000"/>
+                                          <w14:lumOff w14:val="40000"/>
+                                        </w14:schemeClr>
+                                      </w14:gs>
+                                    </w14:gsLst>
+                                    <w14:lin w14:ang="5400000" w14:scaled="0"/>
+                                  </w14:gradFill>
+                                </w14:textFill>
                               </w:rPr>
-                              <w:t>XÂY DỰNG NÊN QUỐC PHÒNG TOÀN DÂN</w:t>
+                              <w:t>TRIỆU LƯỢT KHÁCH</w:t>
                             </w:r>
                           </w:p>
                         </w:txbxContent>
                       </wps:txbx>
-                      <wps:bodyPr rot="0" spcFirstLastPara="0" vertOverflow="overflow" horzOverflow="overflow" vert="horz" wrap="square" lIns="91440" tIns="45720" rIns="91440" bIns="45720" numCol="1" spcCol="0" rtlCol="0" fromWordArt="0" anchor="t" anchorCtr="0" forceAA="0" compatLnSpc="1">
+                      <wps:bodyPr rot="0" spcFirstLastPara="1" vertOverflow="overflow" horzOverflow="overflow" vert="horz" wrap="none" lIns="91440" tIns="45720" rIns="91440" bIns="45720" numCol="1" spcCol="0" rtlCol="0" fromWordArt="0" anchor="t" anchorCtr="0" forceAA="0" compatLnSpc="1">
                         <a:prstTxWarp prst="textCurveUp">
                           <a:avLst/>
                         </a:prstTxWarp>
-                        <a:spAutoFit/>
+                        <a:noAutofit/>
                       </wps:bodyPr>
                     </wps:wsp>
                   </a:graphicData>
                 </a:graphic>
-                <wp14:sizeRelH relativeFrom="margin">
-                  <wp14:pctWidth>0</wp14:pctWidth>
-                </wp14:sizeRelH>
+                <wp14:sizeRelV relativeFrom="margin">
+                  <wp14:pctHeight>0</wp14:pctHeight>
+                </wp14:sizeRelV>
               </wp:anchor>
             </w:drawing>
           </mc:Choice>
           <mc:Fallback>
             <w:pict>
-              <v:shapetype w14:anchorId="409C75A9" id="_x0000_t202" coordsize="21600,21600" o:spt="202" path="m,l,21600r21600,l21600,xe">
+              <v:shapetype w14:anchorId="24344A26" id="_x0000_t202" coordsize="21600,21600" o:spt="202" path="m,l,21600r21600,l21600,xe">
                 <v:stroke joinstyle="miter"/>
                 <v:path gradientshapeok="t" o:connecttype="rect"/>
               </v:shapetype>
-              <v:shape id="Text Box 1" o:spid="_x0000_s1026" type="#_x0000_t202" style="position:absolute;margin-left:0;margin-top:0;width:478.85pt;height:2in;z-index:251659264;visibility:visible;mso-wrap-style:square;mso-width-percent:0;mso-wrap-distance-left:9pt;mso-wrap-distance-top:0;mso-wrap-distance-right:9pt;mso-wrap-distance-bottom:0;mso-position-horizontal:left;mso-position-horizontal-relative:margin;mso-position-vertical:absolute;mso-position-vertical-relative:text;mso-width-percent:0;mso-width-relative:margin;v-text-anchor:top" o:gfxdata="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" filled="f" stroked="f">
-                <v:textbox style="mso-fit-shape-to-text:t">
+              <v:shape id="Text Box 2" o:spid="_x0000_s1026" type="#_x0000_t202" style="position:absolute;margin-left:0;margin-top:0;width:2in;height:90.75pt;z-index:251660288;visibility:visible;mso-wrap-style:none;mso-height-percent:0;mso-wrap-distance-left:9pt;mso-wrap-distance-top:0;mso-wrap-distance-right:9pt;mso-wrap-distance-bottom:0;mso-position-horizontal:left;mso-position-horizontal-relative:margin;mso-position-vertical:absolute;mso-position-vertical-relative:text;mso-height-percent:0;mso-height-relative:margin;v-text-anchor:top" o:gfxdata="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" filled="f" stroked="f">
+                <v:textbox>
                   <w:txbxContent>
                     <w:p>
                       <w:pPr>
+                        <w:spacing w:after="240"/>
                         <w:jc w:val="center"/>
                         <w:rPr>
                           <w:rFonts w:ascii="Times New Roman" w:hAnsi="Times New Roman" w:cs="Times New Roman"/>
                           <w:b/>
+                          <w:color w:val="000000" w:themeColor="text1"/>
+                          <w:sz w:val="36"/>
+                          <w:szCs w:val="72"/>
+                          <w14:reflection w14:blurRad="6350" w14:stA="53000" w14:stPos="0" w14:endA="300" w14:endPos="35500" w14:dist="0" w14:dir="5400000" w14:fadeDir="5400000" w14:sx="100000" w14:sy="-90000" w14:kx="0" w14:ky="0" w14:algn="bl"/>
+                          <w14:textOutline w14:w="0" w14:cap="flat" w14:cmpd="sng" w14:algn="ctr">
+                            <w14:noFill/>
+                            <w14:prstDash w14:val="solid"/>
+                            <w14:round/>
+                          </w14:textOutline>
+                          <w14:textFill>
+                            <w14:gradFill>
+                              <w14:gsLst>
+                                <w14:gs w14:pos="0">
+                                  <w14:schemeClr w14:val="accent5">
+                                    <w14:lumMod w14:val="50000"/>
+                                  </w14:schemeClr>
+                                </w14:gs>
+                                <w14:gs w14:pos="50000">
+                                  <w14:schemeClr w14:val="accent5"/>
+                                </w14:gs>
+                                <w14:gs w14:pos="100000">
+                                  <w14:schemeClr w14:val="accent5">
+                                    <w14:lumMod w14:val="60000"/>
+                                    <w14:lumOff w14:val="40000"/>
+                                  </w14:schemeClr>
+                                </w14:gs>
+                              </w14:gsLst>
+                              <w14:lin w14:ang="5400000" w14:scaled="0"/>
+                            </w14:gradFill>
+                          </w14:textFill>
+                        </w:rPr>
+                      </w:pPr>
+                      <w:r>
+                        <w:rPr>
+                          <w:rFonts w:ascii="Times New Roman" w:hAnsi="Times New Roman" w:cs="Times New Roman"/>
+                          <w:b/>
+                          <w:color w:val="0070C0"/>
+                          <w:sz w:val="36"/>
+                          <w:szCs w:val="72"/>
+                          <w14:reflection w14:blurRad="6350" w14:stA="53000" w14:stPos="0" w14:endA="300" w14:endPos="35500" w14:dist="0" w14:dir="5400000" w14:fadeDir="5400000" w14:sx="100000" w14:sy="-90000" w14:kx="0" w14:ky="0" w14:algn="bl"/>
+                          <w14:textOutline w14:w="0" w14:cap="flat" w14:cmpd="sng" w14:algn="ctr">
+                            <w14:noFill/>
+                            <w14:prstDash w14:val="solid"/>
+                            <w14:round/>
+                          </w14:textOutline>
+                          <w14:textFill>
+                            <w14:gradFill>
+                              <w14:gsLst>
+                                <w14:gs w14:pos="0">
+                                  <w14:schemeClr w14:val="accent5">
+                                    <w14:lumMod w14:val="50000"/>
+                                  </w14:schemeClr>
+                                </w14:gs>
+                                <w14:gs w14:pos="50000">
+                                  <w14:schemeClr w14:val="accent5"/>
+                                </w14:gs>
+                                <w14:gs w14:pos="100000">
+                                  <w14:schemeClr w14:val="accent5">
+                                    <w14:lumMod w14:val="60000"/>
+                                    <w14:lumOff w14:val="40000"/>
+                                  </w14:schemeClr>
+                                </w14:gs>
+                              </w14:gsLst>
+                              <w14:lin w14:ang="5400000" w14:scaled="0"/>
+                            </w14:gradFill>
+                          </w14:textFill>
+                        </w:rPr>
+                        <w:t xml:space="preserve">   </w:t>
+                      </w:r>
+                      <w:r>
+                        <w:rPr>
+                          <w:rFonts w:ascii="Times New Roman" w:hAnsi="Times New Roman" w:cs="Times New Roman"/>
+                          <w:b/>
+                          <w:color w:val="000000" w:themeColor="text1"/>
+                          <w:sz w:val="36"/>
+                          <w:szCs w:val="72"/>
+                          <w14:reflection w14:blurRad="6350" w14:stA="53000" w14:stPos="0" w14:endA="300" w14:endPos="35500" w14:dist="0" w14:dir="5400000" w14:fadeDir="5400000" w14:sx="100000" w14:sy="-90000" w14:kx="0" w14:ky="0" w14:algn="bl"/>
+                          <w14:textOutline w14:w="0" w14:cap="flat" w14:cmpd="sng" w14:algn="ctr">
+                            <w14:noFill/>
+                            <w14:prstDash w14:val="solid"/>
+                            <w14:round/>
+                          </w14:textOutline>
+                          <w14:textFill>
+                            <w14:gradFill>
+                              <w14:gsLst>
+                                <w14:gs w14:pos="0">
+                                  <w14:schemeClr w14:val="accent5">
+                                    <w14:lumMod w14:val="50000"/>
+                                  </w14:schemeClr>
+                                </w14:gs>
+                                <w14:gs w14:pos="50000">
+                                  <w14:schemeClr w14:val="accent5"/>
+                                </w14:gs>
+                                <w14:gs w14:pos="100000">
+                                  <w14:schemeClr w14:val="accent5">
+                                    <w14:lumMod w14:val="60000"/>
+                                    <w14:lumOff w14:val="40000"/>
+                                  </w14:schemeClr>
+                                </w14:gs>
+                              </w14:gsLst>
+                              <w14:lin w14:ang="5400000" w14:scaled="0"/>
+                            </w14:gradFill>
+                          </w14:textFill>
+                        </w:rPr>
+                        <w:t>NĂM 2025, DU LỊCH KHÁNH HÒA</w:t>
+                      </w:r>
+                    </w:p>
+                    <w:p>
+                      <w:pPr>
+                        <w:spacing w:after="240"/>
+                        <w:ind w:left="720"/>
+                        <w:jc w:val="center"/>
+                        <w:rPr>
+                          <w:rFonts w:ascii="Times New Roman" w:hAnsi="Times New Roman" w:cs="Times New Roman"/>
+                          <w:b/>
+                          <w:color w:val="000000" w:themeColor="text1"/>
+                          <w:sz w:val="36"/>
+                          <w:szCs w:val="72"/>
+                          <w14:reflection w14:blurRad="6350" w14:stA="53000" w14:stPos="0" w14:endA="300" w14:endPos="35500" w14:dist="0" w14:dir="5400000" w14:fadeDir="5400000" w14:sx="100000" w14:sy="-90000" w14:kx="0" w14:ky="0" w14:algn="bl"/>
+                          <w14:textOutline w14:w="0" w14:cap="flat" w14:cmpd="sng" w14:algn="ctr">
+                            <w14:noFill/>
+                            <w14:prstDash w14:val="solid"/>
+                            <w14:round/>
+                          </w14:textOutline>
+                          <w14:textFill>
+                            <w14:gradFill>
+                              <w14:gsLst>
+                                <w14:gs w14:pos="0">
+                                  <w14:schemeClr w14:val="accent5">
+                                    <w14:lumMod w14:val="50000"/>
+                                  </w14:schemeClr>
+                                </w14:gs>
+                                <w14:gs w14:pos="50000">
+                                  <w14:schemeClr w14:val="accent5"/>
+                                </w14:gs>
+                                <w14:gs w14:pos="100000">
+                                  <w14:schemeClr w14:val="accent5">
+                                    <w14:lumMod w14:val="60000"/>
+                                    <w14:lumOff w14:val="40000"/>
+                                  </w14:schemeClr>
+                                </w14:gs>
+                              </w14:gsLst>
+                              <w14:lin w14:ang="5400000" w14:scaled="0"/>
+                            </w14:gradFill>
+                          </w14:textFill>
+                        </w:rPr>
+                      </w:pPr>
+                      <w:r>
+                        <w:rPr>
+                          <w:rFonts w:ascii="Times New Roman" w:hAnsi="Times New Roman" w:cs="Times New Roman"/>
+                          <w:b/>
+                          <w:color w:val="000000" w:themeColor="text1"/>
+                          <w:sz w:val="36"/>
+                          <w:szCs w:val="72"/>
+                          <w14:reflection w14:blurRad="6350" w14:stA="53000" w14:stPos="0" w14:endA="300" w14:endPos="35500" w14:dist="0" w14:dir="5400000" w14:fadeDir="5400000" w14:sx="100000" w14:sy="-90000" w14:kx="0" w14:ky="0" w14:algn="bl"/>
+                          <w14:textOutline w14:w="0" w14:cap="flat" w14:cmpd="sng" w14:algn="ctr">
+                            <w14:noFill/>
+                            <w14:prstDash w14:val="solid"/>
+                            <w14:round/>
+                          </w14:textOutline>
+                          <w14:textFill>
+                            <w14:gradFill>
+                              <w14:gsLst>
+                                <w14:gs w14:pos="0">
+                                  <w14:schemeClr w14:val="accent5">
+                                    <w14:lumMod w14:val="50000"/>
+                                  </w14:schemeClr>
+                                </w14:gs>
+                                <w14:gs w14:pos="50000">
+                                  <w14:schemeClr w14:val="accent5"/>
+                                </w14:gs>
+                                <w14:gs w14:pos="100000">
+                                  <w14:schemeClr w14:val="accent5">
+                                    <w14:lumMod w14:val="60000"/>
+                                    <w14:lumOff w14:val="40000"/>
+                                  </w14:schemeClr>
+                                </w14:gs>
+                              </w14:gsLst>
+                              <w14:lin w14:ang="5400000" w14:scaled="0"/>
+                            </w14:gradFill>
+                          </w14:textFill>
+                        </w:rPr>
+                        <w:t xml:space="preserve">ĐẶT MỤC TIÊU ĐÓN </w:t>
+                      </w:r>
+                      <w:r>
+                        <w:rPr>
+                          <w:rFonts w:ascii="Times New Roman" w:hAnsi="Times New Roman" w:cs="Times New Roman"/>
+                          <w:b/>
                           <w:color w:val="FF0000"/>
-                          <w:sz w:val="44"/>
-                          <w:szCs w:val="44"/>
+                          <w:sz w:val="36"/>
+                          <w:szCs w:val="72"/>
                           <w14:reflection w14:blurRad="6350" w14:stA="53000" w14:stPos="0" w14:endA="300" w14:endPos="35500" w14:dist="0" w14:dir="5400000" w14:fadeDir="5400000" w14:sx="100000" w14:sy="-90000" w14:kx="0" w14:ky="0" w14:algn="bl"/>
                           <w14:textOutline w14:w="0" w14:cap="flat" w14:cmpd="sng" w14:algn="ctr">
                             <w14:noFill/>
@@ -206,22 +618,44 @@
                             <w14:round/>
                           </w14:textOutline>
                         </w:rPr>
-                      </w:pPr>
+                        <w:t xml:space="preserve">11,8 </w:t>
+                      </w:r>
                       <w:r>
                         <w:rPr>
                           <w:rFonts w:ascii="Times New Roman" w:hAnsi="Times New Roman" w:cs="Times New Roman"/>
                           <w:b/>
-                          <w:color w:val="FF0000"/>
-                          <w:sz w:val="44"/>
-                          <w:szCs w:val="44"/>
+                          <w:color w:val="000000" w:themeColor="text1"/>
+                          <w:sz w:val="36"/>
+                          <w:szCs w:val="72"/>
                           <w14:reflection w14:blurRad="6350" w14:stA="53000" w14:stPos="0" w14:endA="300" w14:endPos="35500" w14:dist="0" w14:dir="5400000" w14:fadeDir="5400000" w14:sx="100000" w14:sy="-90000" w14:kx="0" w14:ky="0" w14:algn="bl"/>
                           <w14:textOutline w14:w="0" w14:cap="flat" w14:cmpd="sng" w14:algn="ctr">
                             <w14:noFill/>
                             <w14:prstDash w14:val="solid"/>
                             <w14:round/>
                           </w14:textOutline>
+                          <w14:textFill>
+                            <w14:gradFill>
+                              <w14:gsLst>
+                                <w14:gs w14:pos="0">
+                                  <w14:schemeClr w14:val="accent5">
+                                    <w14:lumMod w14:val="50000"/>
+                                  </w14:schemeClr>
+                                </w14:gs>
+                                <w14:gs w14:pos="50000">
+                                  <w14:schemeClr w14:val="accent5"/>
+                                </w14:gs>
+                                <w14:gs w14:pos="100000">
+                                  <w14:schemeClr w14:val="accent5">
+                                    <w14:lumMod w14:val="60000"/>
+                                    <w14:lumOff w14:val="40000"/>
+                                  </w14:schemeClr>
+                                </w14:gs>
+                              </w14:gsLst>
+                              <w14:lin w14:ang="5400000" w14:scaled="0"/>
+                            </w14:gradFill>
+                          </w14:textFill>
                         </w:rPr>
-                        <w:t>XÂY DỰNG NÊN QUỐC PHÒNG TOÀN DÂN</w:t>
+                        <w:t>TRIỆU LƯỢT KHÁCH</w:t>
                       </w:r>
                     </w:p>
                   </w:txbxContent>
@@ -236,56 +670,205 @@
     <w:p>
       <w:pPr>
         <w:keepNext/>
-        <w:framePr w:dropCap="drop" w:lines="3" w:wrap="around" w:vAnchor="text" w:hAnchor="text"/>
-        <w:spacing w:after="0" w:line="1042" w:lineRule="exact"/>
-        <w:ind w:right="-421" w:firstLine="720"/>
+        <w:framePr w:dropCap="drop" w:lines="3" w:h="1140" w:hRule="exact" w:wrap="around" w:vAnchor="text" w:hAnchor="page" w:x="1426" w:y="1376"/>
+        <w:spacing w:after="0" w:line="1140" w:lineRule="exact"/>
         <w:jc w:val="both"/>
         <w:textAlignment w:val="baseline"/>
         <w:rPr>
           <w:rFonts w:ascii="Times New Roman" w:hAnsi="Times New Roman" w:cs="Times New Roman"/>
+          <w:color w:val="000000" w:themeColor="text1"/>
           <w:position w:val="-11"/>
-          <w:sz w:val="136"/>
-          <w:szCs w:val="28"/>
+          <w:sz w:val="124"/>
+          <w:szCs w:val="32"/>
+          <w14:shadow w14:blurRad="38100" w14:dist="19050" w14:dir="2700000" w14:sx="100000" w14:sy="100000" w14:kx="0" w14:ky="0" w14:algn="tl">
+            <w14:schemeClr w14:val="dk1">
+              <w14:alpha w14:val="60000"/>
+            </w14:schemeClr>
+          </w14:shadow>
+          <w14:textOutline w14:w="0" w14:cap="flat" w14:cmpd="sng" w14:algn="ctr">
+            <w14:noFill/>
+            <w14:prstDash w14:val="solid"/>
+            <w14:round/>
+          </w14:textOutline>
+        </w:rPr>
+      </w:pPr>
+    </w:p>
+    <w:p>
+      <w:pPr>
+        <w:spacing w:after="240"/>
+        <w:jc w:val="both"/>
+        <w:rPr>
+          <w:rFonts w:ascii="Times New Roman" w:hAnsi="Times New Roman" w:cs="Times New Roman"/>
+          <w:color w:val="00B0F0"/>
+          <w:sz w:val="28"/>
+          <w:szCs w:val="28"/>
+          <w14:shadow w14:blurRad="38100" w14:dist="19050" w14:dir="2700000" w14:sx="100000" w14:sy="100000" w14:kx="0" w14:ky="0" w14:algn="tl">
+            <w14:schemeClr w14:val="dk1">
+              <w14:alpha w14:val="60000"/>
+            </w14:schemeClr>
+          </w14:shadow>
+          <w14:textOutline w14:w="0" w14:cap="flat" w14:cmpd="sng" w14:algn="ctr">
+            <w14:noFill/>
+            <w14:prstDash w14:val="solid"/>
+            <w14:round/>
+          </w14:textOutline>
         </w:rPr>
       </w:pPr>
       <w:r>
         <w:rPr>
           <w:rFonts w:ascii="Times New Roman" w:hAnsi="Times New Roman" w:cs="Times New Roman"/>
-          <w:color w:val="ED7D31" w:themeColor="accent2"/>
-          <w:position w:val="-11"/>
-          <w:sz w:val="136"/>
-          <w:szCs w:val="28"/>
-        </w:rPr>
-        <w:t>N</w:t>
+          <w:color w:val="00B0F0"/>
+          <w:sz w:val="28"/>
+          <w:szCs w:val="28"/>
+          <w14:shadow w14:blurRad="38100" w14:dist="19050" w14:dir="2700000" w14:sx="100000" w14:sy="100000" w14:kx="0" w14:ky="0" w14:algn="tl">
+            <w14:schemeClr w14:val="dk1">
+              <w14:alpha w14:val="60000"/>
+            </w14:schemeClr>
+          </w14:shadow>
+          <w14:textOutline w14:w="0" w14:cap="flat" w14:cmpd="sng" w14:algn="ctr">
+            <w14:noFill/>
+            <w14:prstDash w14:val="solid"/>
+            <w14:round/>
+          </w14:textOutline>
+        </w:rPr>
+        <w:t xml:space="preserve">          </w:t>
+      </w:r>
+      <w:r>
+        <w:rPr>
+          <w:rFonts w:ascii="Times New Roman" w:hAnsi="Times New Roman" w:cs="Times New Roman"/>
+          <w:color w:val="00B0F0"/>
+          <w:sz w:val="28"/>
+          <w:szCs w:val="28"/>
+          <w14:shadow w14:blurRad="38100" w14:dist="19050" w14:dir="2700000" w14:sx="100000" w14:sy="100000" w14:kx="0" w14:ky="0" w14:algn="tl">
+            <w14:schemeClr w14:val="dk1">
+              <w14:alpha w14:val="60000"/>
+            </w14:schemeClr>
+          </w14:shadow>
+          <w14:textOutline w14:w="0" w14:cap="flat" w14:cmpd="sng" w14:algn="ctr">
+            <w14:noFill/>
+            <w14:prstDash w14:val="solid"/>
+            <w14:round/>
+          </w14:textOutline>
+        </w:rPr>
+        <w:t xml:space="preserve"> </w:t>
+      </w:r>
+      <w:r>
+        <w:rPr>
+          <w:rFonts w:ascii="Times New Roman" w:hAnsi="Times New Roman" w:cs="Times New Roman"/>
+          <w:color w:val="0070C0"/>
+          <w:sz w:val="28"/>
+          <w:szCs w:val="28"/>
+          <w:u w:val="double"/>
+          <w14:shadow w14:blurRad="38100" w14:dist="19050" w14:dir="2700000" w14:sx="100000" w14:sy="100000" w14:kx="0" w14:ky="0" w14:algn="tl">
+            <w14:schemeClr w14:val="dk1">
+              <w14:alpha w14:val="60000"/>
+            </w14:schemeClr>
+          </w14:shadow>
+          <w14:textOutline w14:w="0" w14:cap="flat" w14:cmpd="sng" w14:algn="ctr">
+            <w14:noFill/>
+            <w14:prstDash w14:val="solid"/>
+            <w14:round/>
+          </w14:textOutline>
+        </w:rPr>
+        <w:t>(</w:t>
+      </w:r>
+      <w:r>
+        <w:rPr>
+          <w:rFonts w:ascii="Times New Roman" w:hAnsi="Times New Roman" w:cs="Times New Roman"/>
+          <w:color w:val="0070C0"/>
+          <w:sz w:val="28"/>
+          <w:szCs w:val="28"/>
+          <w:u w:val="double" w:color="FF0000"/>
+          <w14:shadow w14:blurRad="38100" w14:dist="19050" w14:dir="2700000" w14:sx="100000" w14:sy="100000" w14:kx="0" w14:ky="0" w14:algn="tl">
+            <w14:schemeClr w14:val="dk1">
+              <w14:alpha w14:val="60000"/>
+            </w14:schemeClr>
+          </w14:shadow>
+          <w14:textOutline w14:w="0" w14:cap="flat" w14:cmpd="sng" w14:algn="ctr">
+            <w14:noFill/>
+            <w14:prstDash w14:val="solid"/>
+            <w14:round/>
+          </w14:textOutline>
+        </w:rPr>
+        <w:t xml:space="preserve">Thanh tra) </w:t>
+      </w:r>
+      <w:r>
+        <w:rPr>
+          <w:rFonts w:ascii="Times New Roman" w:hAnsi="Times New Roman" w:cs="Times New Roman"/>
+          <w:color w:val="000000" w:themeColor="text1"/>
+          <w:sz w:val="28"/>
+          <w:szCs w:val="28"/>
+          <w14:shadow w14:blurRad="38100" w14:dist="19050" w14:dir="2700000" w14:sx="100000" w14:sy="100000" w14:kx="0" w14:ky="0" w14:algn="tl">
+            <w14:schemeClr w14:val="dk1">
+              <w14:alpha w14:val="60000"/>
+            </w14:schemeClr>
+          </w14:shadow>
+          <w14:textOutline w14:w="0" w14:cap="flat" w14:cmpd="sng" w14:algn="ctr">
+            <w14:noFill/>
+            <w14:prstDash w14:val="solid"/>
+            <w14:round/>
+          </w14:textOutline>
+        </w:rPr>
+        <w:t>– Theo bà Nguyễn thị Lệ Thanh,Giám đốc sở Du lịch Khánh Hòa, năm 2025, ngành Du lịch tỉnh đặt mục tiêu đón 11,8 triệu lượt khách du lịch, trong đó có 5,2 triệu lượt khách quốc tế; doanh thu</w:t>
+      </w:r>
+      <w:r>
+        <w:rPr>
+          <w:rFonts w:ascii="Times New Roman" w:hAnsi="Times New Roman" w:cs="Times New Roman"/>
+          <w:color w:val="000000" w:themeColor="text1"/>
+          <w:sz w:val="28"/>
+          <w:szCs w:val="28"/>
+          <w14:shadow w14:blurRad="38100" w14:dist="19050" w14:dir="2700000" w14:sx="100000" w14:sy="100000" w14:kx="0" w14:ky="0" w14:algn="tl">
+            <w14:schemeClr w14:val="dk1">
+              <w14:alpha w14:val="60000"/>
+            </w14:schemeClr>
+          </w14:shadow>
+          <w14:textOutline w14:w="0" w14:cap="flat" w14:cmpd="sng" w14:algn="ctr">
+            <w14:noFill/>
+            <w14:prstDash w14:val="solid"/>
+            <w14:round/>
+          </w14:textOutline>
+        </w:rPr>
+        <w:t xml:space="preserve"> du lịch</w:t>
+      </w:r>
+      <w:r>
+        <w:rPr>
+          <w:rFonts w:ascii="Times New Roman" w:hAnsi="Times New Roman" w:cs="Times New Roman"/>
+          <w:color w:val="000000" w:themeColor="text1"/>
+          <w:sz w:val="28"/>
+          <w:szCs w:val="28"/>
+          <w14:shadow w14:blurRad="38100" w14:dist="19050" w14:dir="2700000" w14:sx="100000" w14:sy="100000" w14:kx="0" w14:ky="0" w14:algn="tl">
+            <w14:schemeClr w14:val="dk1">
+              <w14:alpha w14:val="60000"/>
+            </w14:schemeClr>
+          </w14:shadow>
+          <w14:textOutline w14:w="0" w14:cap="flat" w14:cmpd="sng" w14:algn="ctr">
+            <w14:noFill/>
+            <w14:prstDash w14:val="solid"/>
+            <w14:round/>
+          </w14:textOutline>
+        </w:rPr>
+        <w:t xml:space="preserve"> đạt 60.000 tỷ đồng.</w:t>
       </w:r>
     </w:p>
     <w:p>
       <w:pPr>
-        <w:ind w:right="-279"/>
+        <w:spacing w:after="240"/>
         <w:jc w:val="both"/>
         <w:rPr>
           <w:rFonts w:ascii="Times New Roman" w:hAnsi="Times New Roman" w:cs="Times New Roman"/>
-          <w:sz w:val="28"/>
-          <w:szCs w:val="28"/>
-        </w:rPr>
-      </w:pPr>
-      <w:r>
-        <w:rPr>
-          <w:rFonts w:ascii="Times New Roman" w:hAnsi="Times New Roman" w:cs="Times New Roman"/>
-          <w:sz w:val="28"/>
-          <w:szCs w:val="28"/>
-        </w:rPr>
-        <w:t>ền quốc phòng toàn dân là sức mạnh quốc phòng của đất nước, được xây dựng trên nền tảng chính trị, tinh thần, nhân lực, vật lực, tài chính, mang tính chất toàn dân, toàn diện, độc lập, tự chủ, tự cường và từng bước hiện đại.</w:t>
-      </w:r>
-    </w:p>
-    <w:p>
-      <w:pPr>
-        <w:ind w:right="-421"/>
-        <w:jc w:val="both"/>
-        <w:rPr>
-          <w:rFonts w:ascii="Times New Roman" w:hAnsi="Times New Roman" w:cs="Times New Roman"/>
-          <w:sz w:val="28"/>
-          <w:szCs w:val="28"/>
+          <w:color w:val="000000" w:themeColor="text1"/>
+          <w:sz w:val="28"/>
+          <w:szCs w:val="28"/>
+          <w14:shadow w14:blurRad="38100" w14:dist="19050" w14:dir="2700000" w14:sx="100000" w14:sy="100000" w14:kx="0" w14:ky="0" w14:algn="tl">
+            <w14:schemeClr w14:val="dk1">
+              <w14:alpha w14:val="60000"/>
+            </w14:schemeClr>
+          </w14:shadow>
+          <w14:textOutline w14:w="0" w14:cap="flat" w14:cmpd="sng" w14:algn="ctr">
+            <w14:noFill/>
+            <w14:prstDash w14:val="solid"/>
+            <w14:round/>
+          </w14:textOutline>
         </w:rPr>
         <w:sectPr>
           <w:pgSz w:w="12240" w:h="15840"/>
@@ -297,48 +880,153 @@
     </w:p>
     <w:p>
       <w:pPr>
-        <w:ind w:right="-279" w:firstLine="720"/>
+        <w:keepNext/>
+        <w:framePr w:dropCap="drop" w:lines="3" w:wrap="around" w:vAnchor="text" w:hAnchor="text"/>
+        <w:spacing w:after="0" w:line="1165" w:lineRule="exact"/>
+        <w:ind w:firstLine="720"/>
         <w:jc w:val="both"/>
-        <w:rPr>
-          <w:rFonts w:ascii="Times New Roman" w:hAnsi="Times New Roman" w:cs="Times New Roman"/>
-          <w:sz w:val="28"/>
-          <w:szCs w:val="28"/>
+        <w:textAlignment w:val="baseline"/>
+        <w:rPr>
+          <w:rFonts w:ascii="Times New Roman" w:hAnsi="Times New Roman" w:cs="Times New Roman"/>
+          <w:color w:val="000000" w:themeColor="text1"/>
+          <w:position w:val="-12"/>
+          <w:sz w:val="151"/>
+          <w:szCs w:val="28"/>
+          <w14:shadow w14:blurRad="38100" w14:dist="19050" w14:dir="2700000" w14:sx="100000" w14:sy="100000" w14:kx="0" w14:ky="0" w14:algn="tl">
+            <w14:schemeClr w14:val="dk1">
+              <w14:alpha w14:val="60000"/>
+            </w14:schemeClr>
+          </w14:shadow>
+          <w14:textOutline w14:w="0" w14:cap="flat" w14:cmpd="sng" w14:algn="ctr">
+            <w14:noFill/>
+            <w14:prstDash w14:val="solid"/>
+            <w14:round/>
+          </w14:textOutline>
         </w:rPr>
       </w:pPr>
       <w:r>
         <w:rPr>
+          <w:rFonts w:ascii="Times New Roman" w:hAnsi="Times New Roman" w:cs="Times New Roman"/>
+          <w:color w:val="000000" w:themeColor="text1"/>
+          <w:position w:val="-12"/>
+          <w:sz w:val="151"/>
+          <w:szCs w:val="28"/>
+          <w14:shadow w14:blurRad="38100" w14:dist="19050" w14:dir="2700000" w14:sx="100000" w14:sy="100000" w14:kx="0" w14:ky="0" w14:algn="tl">
+            <w14:schemeClr w14:val="dk1">
+              <w14:alpha w14:val="60000"/>
+            </w14:schemeClr>
+          </w14:shadow>
+          <w14:textOutline w14:w="0" w14:cap="flat" w14:cmpd="sng" w14:algn="ctr">
+            <w14:noFill/>
+            <w14:prstDash w14:val="solid"/>
+            <w14:round/>
+          </w14:textOutline>
+        </w:rPr>
+        <w:t>Đ</w:t>
+      </w:r>
+    </w:p>
+    <w:p>
+      <w:pPr>
+        <w:spacing w:after="240"/>
+        <w:jc w:val="both"/>
+        <w:rPr>
+          <w:rFonts w:ascii="Times New Roman" w:hAnsi="Times New Roman" w:cs="Times New Roman"/>
+          <w:color w:val="000000" w:themeColor="text1"/>
+          <w:sz w:val="28"/>
+          <w:szCs w:val="28"/>
+          <w14:shadow w14:blurRad="38100" w14:dist="19050" w14:dir="2700000" w14:sx="100000" w14:sy="100000" w14:kx="0" w14:ky="0" w14:algn="tl">
+            <w14:schemeClr w14:val="dk1">
+              <w14:alpha w14:val="60000"/>
+            </w14:schemeClr>
+          </w14:shadow>
+          <w14:textOutline w14:w="0" w14:cap="flat" w14:cmpd="sng" w14:algn="ctr">
+            <w14:noFill/>
+            <w14:prstDash w14:val="solid"/>
+            <w14:round/>
+          </w14:textOutline>
+        </w:rPr>
+      </w:pPr>
+      <w:r>
+        <w:rPr>
+          <w:rFonts w:ascii="Times New Roman" w:hAnsi="Times New Roman" w:cs="Times New Roman"/>
+          <w:color w:val="000000" w:themeColor="text1"/>
+          <w:sz w:val="28"/>
+          <w:szCs w:val="28"/>
+          <w14:shadow w14:blurRad="38100" w14:dist="19050" w14:dir="2700000" w14:sx="100000" w14:sy="100000" w14:kx="0" w14:ky="0" w14:algn="tl">
+            <w14:schemeClr w14:val="dk1">
+              <w14:alpha w14:val="60000"/>
+            </w14:schemeClr>
+          </w14:shadow>
+          <w14:textOutline w14:w="0" w14:cap="flat" w14:cmpd="sng" w14:algn="ctr">
+            <w14:noFill/>
+            <w14:prstDash w14:val="solid"/>
+            <w14:round/>
+          </w14:textOutline>
+        </w:rPr>
+        <w:t xml:space="preserve">ể đạt được mục tiêu trên, ngành Du lịch Khánh Hòa phải phát huy tiềm năng, lợi thế về dịch vụ nghỉ dưỡng. Du lịch Khánh Hòa phải giữ vững các thị trường khách lớn như Hàn Quốc, Trung Quốc; đẩy mạnh thu hút lại thị trường khách Nga… Bên cạnh công tác xúc tiến, quảng bá, các doanh nghiệp du lịch Khánh Hòa phải </w:t>
+      </w:r>
+      <w:r>
+        <w:rPr>
+          <w:rFonts w:ascii="Times New Roman" w:hAnsi="Times New Roman" w:cs="Times New Roman"/>
+          <w:color w:val="000000" w:themeColor="text1"/>
+          <w:sz w:val="28"/>
+          <w:szCs w:val="28"/>
+          <w14:shadow w14:blurRad="38100" w14:dist="19050" w14:dir="2700000" w14:sx="100000" w14:sy="100000" w14:kx="0" w14:ky="0" w14:algn="tl">
+            <w14:schemeClr w14:val="dk1">
+              <w14:alpha w14:val="60000"/>
+            </w14:schemeClr>
+          </w14:shadow>
+          <w14:textOutline w14:w="0" w14:cap="flat" w14:cmpd="sng" w14:algn="ctr">
+            <w14:noFill/>
+            <w14:prstDash w14:val="solid"/>
+            <w14:round/>
+          </w14:textOutline>
+        </w:rPr>
+        <w:t>giữ vững chất lượng dịch vụ lưu trú nghỉ dưỡng.</w:t>
+      </w:r>
+    </w:p>
+    <w:p>
+      <w:pPr>
+        <w:spacing w:after="240"/>
+        <w:jc w:val="both"/>
+        <w:rPr>
+          <w:rFonts w:ascii="Times New Roman" w:hAnsi="Times New Roman" w:cs="Times New Roman"/>
+          <w:color w:val="000000" w:themeColor="text1"/>
+          <w:sz w:val="28"/>
+          <w:szCs w:val="28"/>
+          <w14:shadow w14:blurRad="38100" w14:dist="19050" w14:dir="2700000" w14:sx="100000" w14:sy="100000" w14:kx="0" w14:ky="0" w14:algn="tl">
+            <w14:schemeClr w14:val="dk1">
+              <w14:alpha w14:val="60000"/>
+            </w14:schemeClr>
+          </w14:shadow>
+          <w14:textOutline w14:w="0" w14:cap="flat" w14:cmpd="sng" w14:algn="ctr">
+            <w14:noFill/>
+            <w14:prstDash w14:val="solid"/>
+            <w14:round/>
+          </w14:textOutline>
+        </w:rPr>
+      </w:pPr>
+      <w:r>
+        <w:rPr>
+          <w:rFonts w:ascii="Times New Roman" w:hAnsi="Times New Roman" w:cs="Times New Roman"/>
           <w:noProof/>
-          <w:color w:val="5B9BD5" w:themeColor="accent1"/>
-          <w:u w:val="double"/>
+          <w:color w:val="000000" w:themeColor="text1"/>
+          <w:sz w:val="28"/>
+          <w:szCs w:val="28"/>
         </w:rPr>
         <w:drawing>
-          <wp:anchor distT="0" distB="0" distL="114300" distR="114300" simplePos="0" relativeHeight="251660288" behindDoc="0" locked="0" layoutInCell="1" allowOverlap="1" wp14:anchorId="2CC96F3A" wp14:editId="46BCCB2D">
+          <wp:anchor distT="0" distB="0" distL="114300" distR="114300" simplePos="0" relativeHeight="251662336" behindDoc="0" locked="0" layoutInCell="1" allowOverlap="1" wp14:anchorId="6E1D5128" wp14:editId="75BF5507">
             <wp:simplePos x="0" y="0"/>
-            <wp:positionH relativeFrom="column">
-              <wp:posOffset>2200910</wp:posOffset>
+            <wp:positionH relativeFrom="margin">
+              <wp:posOffset>2146300</wp:posOffset>
             </wp:positionH>
             <wp:positionV relativeFrom="paragraph">
-              <wp:posOffset>652780</wp:posOffset>
+              <wp:posOffset>701040</wp:posOffset>
             </wp:positionV>
-            <wp:extent cx="2558415" cy="1435100"/>
-            <wp:effectExtent l="152400" t="152400" r="356235" b="355600"/>
-            <wp:wrapThrough wrapText="bothSides">
-              <wp:wrapPolygon edited="0">
-                <wp:start x="643" y="-2294"/>
-                <wp:lineTo x="-1287" y="-1720"/>
-                <wp:lineTo x="-1287" y="22651"/>
-                <wp:lineTo x="643" y="25805"/>
-                <wp:lineTo x="1608" y="26665"/>
-                <wp:lineTo x="21552" y="26665"/>
-                <wp:lineTo x="22678" y="25805"/>
-                <wp:lineTo x="24447" y="21504"/>
-                <wp:lineTo x="24447" y="2867"/>
-                <wp:lineTo x="22517" y="-1434"/>
-                <wp:lineTo x="22356" y="-2294"/>
-                <wp:lineTo x="643" y="-2294"/>
-              </wp:wrapPolygon>
-            </wp:wrapThrough>
-            <wp:docPr id="2" name="Picture 2" descr="C:\Users\User\Downloads\qptd1 (1).jpg"/>
+            <wp:extent cx="2458085" cy="1637665"/>
+            <wp:effectExtent l="152400" t="152400" r="361315" b="362585"/>
+            <wp:wrapSquare wrapText="bothSides"/>
+            <wp:docPr id="3" name="Picture 3"/>
             <wp:cNvGraphicFramePr>
               <a:graphicFrameLocks xmlns:a="http://schemas.openxmlformats.org/drawingml/2006/main" noChangeAspect="1"/>
             </wp:cNvGraphicFramePr>
@@ -346,28 +1034,25 @@
               <a:graphicData uri="http://schemas.openxmlformats.org/drawingml/2006/picture">
                 <pic:pic xmlns:pic="http://schemas.openxmlformats.org/drawingml/2006/picture">
                   <pic:nvPicPr>
-                    <pic:cNvPr id="0" name="Picture 2" descr="C:\Users\User\Downloads\qptd1 (1).jpg"/>
-                    <pic:cNvPicPr>
-                      <a:picLocks noChangeAspect="1" noChangeArrowheads="1"/>
-                    </pic:cNvPicPr>
+                    <pic:cNvPr id="3" name="DulichKH.jpg"/>
+                    <pic:cNvPicPr/>
                   </pic:nvPicPr>
                   <pic:blipFill>
-                    <a:blip r:embed="rId5" cstate="print">
+                    <a:blip r:embed="rId4" cstate="print">
                       <a:extLst>
                         <a:ext uri="{28A0092B-C50C-407E-A947-70E740481C1C}">
                           <a14:useLocalDpi xmlns:a14="http://schemas.microsoft.com/office/drawing/2010/main" val="0"/>
                         </a:ext>
                       </a:extLst>
                     </a:blip>
-                    <a:srcRect/>
                     <a:stretch>
                       <a:fillRect/>
                     </a:stretch>
                   </pic:blipFill>
-                  <pic:spPr bwMode="auto">
+                  <pic:spPr>
                     <a:xfrm>
                       <a:off x="0" y="0"/>
-                      <a:ext cx="2558415" cy="1435100"/>
+                      <a:ext cx="2458085" cy="1637665"/>
                     </a:xfrm>
                     <a:prstGeom prst="rect">
                       <a:avLst/>
@@ -398,30 +1083,42 @@
       <w:r>
         <w:rPr>
           <w:rFonts w:ascii="Times New Roman" w:hAnsi="Times New Roman" w:cs="Times New Roman"/>
-          <w:color w:val="5B9BD5" w:themeColor="accent1"/>
-          <w:sz w:val="28"/>
-          <w:szCs w:val="28"/>
-          <w:u w:val="double"/>
-        </w:rPr>
-        <w:t>Nến quốc phòng toàn dân</w:t>
-      </w:r>
-      <w:r>
-        <w:rPr>
-          <w:rFonts w:ascii="Times New Roman" w:hAnsi="Times New Roman" w:cs="Times New Roman"/>
-          <w:sz w:val="28"/>
-          <w:szCs w:val="28"/>
-        </w:rPr>
-        <w:t xml:space="preserve"> bao gồm tổng thể các hoạt động về chính trị, kinh tế, ngoại giao, quân sự, văn hóa, khoa học,... của Đảng, Nhà nước và Nhân dân để tạo nên sức mạnh toàn diện, cân đối, đồng bộ, trong đó sức mạnh quân sựu đặ trưng, lực lượng vũ trang là nòng cốt, nhằm ngăn chặn, đẩy lùi nguy cơ chiến tranh và sẵn sàng đánh thắng khi xảy ra chiến tranh; góp phần bảo vệ vững chắc độc lập, chủ quyền, thống nhất, toàn vẹn lãnh thổ; bảo vệ nền hòa bình bền vững của đất nước; bảo vệ Đảng, Nhà nước, Nhân dân và chế độ xã hội chủ nghĩa trong tình hình mới. </w:t>
+          <w:color w:val="000000" w:themeColor="text1"/>
+          <w:sz w:val="28"/>
+          <w:szCs w:val="28"/>
+          <w14:shadow w14:blurRad="38100" w14:dist="19050" w14:dir="2700000" w14:sx="100000" w14:sy="100000" w14:kx="0" w14:ky="0" w14:algn="tl">
+            <w14:schemeClr w14:val="dk1">
+              <w14:alpha w14:val="60000"/>
+            </w14:schemeClr>
+          </w14:shadow>
+          <w14:textOutline w14:w="0" w14:cap="flat" w14:cmpd="sng" w14:algn="ctr">
+            <w14:noFill/>
+            <w14:prstDash w14:val="solid"/>
+            <w14:round/>
+          </w14:textOutline>
+        </w:rPr>
+        <w:t>Dịch vụ lưu trú nghỉ dưỡng của du lịch Nha Trang – Khánh Hòa có những lợi thế cạnh tranh do có cơ sở vật chất tốt, dịch vụ chất lượng cao. Giá cả của dịch vụ nghỉ dưỡng ở Khánh Hòa cũng rẻ hơn so với nhiều nơi trên đất nước ta. Đây là điểm mạnh để du lịc Khánh Hòa thu hút khách du lịch Hàn Quốc trong những năm gần đây…</w:t>
       </w:r>
     </w:p>
     <w:p>
       <w:pPr>
-        <w:ind w:right="-279"/>
+        <w:spacing w:after="240"/>
         <w:jc w:val="both"/>
         <w:rPr>
           <w:rFonts w:ascii="Times New Roman" w:hAnsi="Times New Roman" w:cs="Times New Roman"/>
-          <w:sz w:val="28"/>
-          <w:szCs w:val="28"/>
+          <w:color w:val="000000" w:themeColor="text1"/>
+          <w:sz w:val="28"/>
+          <w:szCs w:val="28"/>
+          <w14:shadow w14:blurRad="38100" w14:dist="19050" w14:dir="2700000" w14:sx="100000" w14:sy="100000" w14:kx="0" w14:ky="0" w14:algn="tl">
+            <w14:schemeClr w14:val="dk1">
+              <w14:alpha w14:val="60000"/>
+            </w14:schemeClr>
+          </w14:shadow>
+          <w14:textOutline w14:w="0" w14:cap="flat" w14:cmpd="sng" w14:algn="ctr">
+            <w14:noFill/>
+            <w14:prstDash w14:val="solid"/>
+            <w14:round/>
+          </w14:textOutline>
         </w:rPr>
         <w:sectPr>
           <w:type w:val="continuous"/>
@@ -437,432 +1134,63 @@
     </w:p>
     <w:p>
       <w:pPr>
-        <w:ind w:right="-279"/>
+        <w:spacing w:after="240"/>
         <w:jc w:val="both"/>
         <w:rPr>
           <w:rFonts w:ascii="Times New Roman" w:hAnsi="Times New Roman" w:cs="Times New Roman"/>
-          <w:sz w:val="28"/>
-          <w:szCs w:val="28"/>
+          <w:color w:val="000000" w:themeColor="text1"/>
+          <w:sz w:val="28"/>
+          <w:szCs w:val="28"/>
+          <w14:shadow w14:blurRad="38100" w14:dist="19050" w14:dir="2700000" w14:sx="100000" w14:sy="100000" w14:kx="0" w14:ky="0" w14:algn="tl">
+            <w14:schemeClr w14:val="dk1">
+              <w14:alpha w14:val="60000"/>
+            </w14:schemeClr>
+          </w14:shadow>
+          <w14:textOutline w14:w="0" w14:cap="flat" w14:cmpd="sng" w14:algn="ctr">
+            <w14:noFill/>
+            <w14:prstDash w14:val="solid"/>
+            <w14:round/>
+          </w14:textOutline>
         </w:rPr>
       </w:pPr>
       <w:r>
         <w:rPr>
-          <w:noProof/>
-          <w:color w:val="5B9BD5" w:themeColor="accent1"/>
-          <w:u w:val="double"/>
-        </w:rPr>
-        <mc:AlternateContent>
-          <mc:Choice Requires="wps">
-            <w:drawing>
-              <wp:anchor distT="0" distB="0" distL="114300" distR="114300" simplePos="0" relativeHeight="251661312" behindDoc="0" locked="0" layoutInCell="1" allowOverlap="1" wp14:anchorId="53CB65A6" wp14:editId="79B9A676">
-                <wp:simplePos x="0" y="0"/>
-                <wp:positionH relativeFrom="margin">
-                  <wp:align>center</wp:align>
-                </wp:positionH>
-                <wp:positionV relativeFrom="paragraph">
-                  <wp:posOffset>128905</wp:posOffset>
-                </wp:positionV>
-                <wp:extent cx="6251811" cy="457200"/>
-                <wp:effectExtent l="38100" t="0" r="53975" b="19050"/>
-                <wp:wrapNone/>
-                <wp:docPr id="3" name="Up Ribbon 3"/>
-                <wp:cNvGraphicFramePr/>
-                <a:graphic xmlns:a="http://schemas.openxmlformats.org/drawingml/2006/main">
-                  <a:graphicData uri="http://schemas.microsoft.com/office/word/2010/wordprocessingShape">
-                    <wps:wsp>
-                      <wps:cNvSpPr/>
-                      <wps:spPr>
-                        <a:xfrm>
-                          <a:off x="0" y="0"/>
-                          <a:ext cx="6251811" cy="457200"/>
-                        </a:xfrm>
-                        <a:prstGeom prst="ribbon2">
-                          <a:avLst>
-                            <a:gd name="adj1" fmla="val 33333"/>
-                            <a:gd name="adj2" fmla="val 55875"/>
-                          </a:avLst>
-                        </a:prstGeom>
-                        <a:ln>
-                          <a:solidFill>
-                            <a:schemeClr val="accent2"/>
-                          </a:solidFill>
-                        </a:ln>
-                      </wps:spPr>
-                      <wps:style>
-                        <a:lnRef idx="2">
-                          <a:schemeClr val="accent5">
-                            <a:shade val="50000"/>
-                          </a:schemeClr>
-                        </a:lnRef>
-                        <a:fillRef idx="1">
-                          <a:schemeClr val="accent5"/>
-                        </a:fillRef>
-                        <a:effectRef idx="0">
-                          <a:schemeClr val="accent5"/>
-                        </a:effectRef>
-                        <a:fontRef idx="minor">
-                          <a:schemeClr val="lt1"/>
-                        </a:fontRef>
-                      </wps:style>
-                      <wps:txbx>
-                        <w:txbxContent>
-                          <w:p>
-                            <w:pPr>
-                              <w:jc w:val="center"/>
-                              <w:rPr>
-                                <w:rFonts w:ascii="Times New Roman" w:hAnsi="Times New Roman" w:cs="Times New Roman"/>
-                                <w:b/>
-                                <w:color w:val="CCCC00"/>
-                                <w:sz w:val="24"/>
-                                <w:szCs w:val="24"/>
-                                <w14:textOutline w14:w="12700" w14:cap="flat" w14:cmpd="sng" w14:algn="ctr">
-                                  <w14:solidFill>
-                                    <w14:schemeClr w14:val="accent4"/>
-                                  </w14:solidFill>
-                                  <w14:prstDash w14:val="solid"/>
-                                  <w14:round/>
-                                </w14:textOutline>
-                                <w14:textFill>
-                                  <w14:gradFill>
-                                    <w14:gsLst>
-                                      <w14:gs w14:pos="0">
-                                        <w14:schemeClr w14:val="accent4"/>
-                                      </w14:gs>
-                                      <w14:gs w14:pos="4000">
-                                        <w14:schemeClr w14:val="accent4">
-                                          <w14:lumMod w14:val="60000"/>
-                                          <w14:lumOff w14:val="40000"/>
-                                        </w14:schemeClr>
-                                      </w14:gs>
-                                      <w14:gs w14:pos="87000">
-                                        <w14:schemeClr w14:val="accent4">
-                                          <w14:lumMod w14:val="20000"/>
-                                          <w14:lumOff w14:val="80000"/>
-                                        </w14:schemeClr>
-                                      </w14:gs>
-                                    </w14:gsLst>
-                                    <w14:lin w14:ang="5400000" w14:scaled="0"/>
-                                  </w14:gradFill>
-                                </w14:textFill>
-                              </w:rPr>
-                            </w:pPr>
-                            <w:r>
-                              <w:rPr>
-                                <w:rFonts w:ascii="Times New Roman" w:hAnsi="Times New Roman" w:cs="Times New Roman"/>
-                                <w:b/>
-                                <w:color w:val="CCCC00"/>
-                                <w:sz w:val="24"/>
-                                <w:szCs w:val="24"/>
-                                <w14:textOutline w14:w="12700" w14:cap="flat" w14:cmpd="sng" w14:algn="ctr">
-                                  <w14:solidFill>
-                                    <w14:schemeClr w14:val="accent4"/>
-                                  </w14:solidFill>
-                                  <w14:prstDash w14:val="solid"/>
-                                  <w14:round/>
-                                </w14:textOutline>
-                                <w14:textFill>
-                                  <w14:gradFill>
-                                    <w14:gsLst>
-                                      <w14:gs w14:pos="0">
-                                        <w14:schemeClr w14:val="accent4"/>
-                                      </w14:gs>
-                                      <w14:gs w14:pos="4000">
-                                        <w14:schemeClr w14:val="accent4">
-                                          <w14:lumMod w14:val="60000"/>
-                                          <w14:lumOff w14:val="40000"/>
-                                        </w14:schemeClr>
-                                      </w14:gs>
-                                      <w14:gs w14:pos="87000">
-                                        <w14:schemeClr w14:val="accent4">
-                                          <w14:lumMod w14:val="20000"/>
-                                          <w14:lumOff w14:val="80000"/>
-                                        </w14:schemeClr>
-                                      </w14:gs>
-                                    </w14:gsLst>
-                                    <w14:lin w14:ang="5400000" w14:scaled="0"/>
-                                  </w14:gradFill>
-                                </w14:textFill>
-                              </w:rPr>
-                              <w:t xml:space="preserve">TOÀN DÂN BẢO VỆ AN NINH TỔ QUỐC </w:t>
-                            </w:r>
-                          </w:p>
-                        </w:txbxContent>
-                      </wps:txbx>
-                      <wps:bodyPr rot="0" spcFirstLastPara="0" vertOverflow="overflow" horzOverflow="overflow" vert="horz" wrap="square" lIns="91440" tIns="45720" rIns="91440" bIns="45720" numCol="1" spcCol="0" rtlCol="0" fromWordArt="0" anchor="ctr" anchorCtr="0" forceAA="0" compatLnSpc="1">
-                        <a:prstTxWarp prst="textNoShape">
-                          <a:avLst/>
-                        </a:prstTxWarp>
-                        <a:noAutofit/>
-                      </wps:bodyPr>
-                    </wps:wsp>
-                  </a:graphicData>
-                </a:graphic>
-                <wp14:sizeRelH relativeFrom="margin">
-                  <wp14:pctWidth>0</wp14:pctWidth>
-                </wp14:sizeRelH>
-                <wp14:sizeRelV relativeFrom="margin">
-                  <wp14:pctHeight>0</wp14:pctHeight>
-                </wp14:sizeRelV>
-              </wp:anchor>
-            </w:drawing>
-          </mc:Choice>
-          <mc:Fallback>
-            <w:pict>
-              <v:shapetype w14:anchorId="53CB65A6" id="_x0000_t54" coordsize="21600,21600" o:spt="54" adj="5400,18900" path="m0@29l@3@29qx@4@19l@4@10@5@10@5@19qy@6@29l@28@29@26@22@28@23@9@23@9@24qy@8,l@1,qx@0@24l@0@23,0@23,2700@22xem@4@19nfqy@3@20l@1@20qx@0@21@1@10l@4@10em@5@19nfqy@6@20l@8@20qx@9@21@8@10l@5@10em@0@21nfl@0@23em@9@21nfl@9@23e">
-                <v:formulas>
-                  <v:f eqn="val #0"/>
-                  <v:f eqn="sum @0 675 0"/>
-                  <v:f eqn="sum @1 675 0"/>
-                  <v:f eqn="sum @2 675 0"/>
-                  <v:f eqn="sum @3 675 0"/>
-                  <v:f eqn="sum width 0 @4"/>
-                  <v:f eqn="sum width 0 @3"/>
-                  <v:f eqn="sum width 0 @2"/>
-                  <v:f eqn="sum width 0 @1"/>
-                  <v:f eqn="sum width 0 @0"/>
-                  <v:f eqn="val #1"/>
-                  <v:f eqn="prod @10 1 4"/>
-                  <v:f eqn="prod @10 1 2"/>
-                  <v:f eqn="prod @10 3 4"/>
-                  <v:f eqn="prod height 3 4"/>
-                  <v:f eqn="prod height 1 2"/>
-                  <v:f eqn="prod height 1 4"/>
-                  <v:f eqn="prod height 3 2"/>
-                  <v:f eqn="prod height 2 3"/>
-                  <v:f eqn="sum @11 @14 0"/>
-                  <v:f eqn="sum @12 @15 0"/>
-                  <v:f eqn="sum @13 @16 0"/>
-                  <v:f eqn="sum @17 0 @20"/>
-                  <v:f eqn="sum height 0 @10"/>
-                  <v:f eqn="sum height 0 @19"/>
-                  <v:f eqn="prod width 1 2"/>
-                  <v:f eqn="sum width 0 2700"/>
-                  <v:f eqn="sum @25 0 2700"/>
-                  <v:f eqn="val width"/>
-                  <v:f eqn="val height"/>
-                </v:formulas>
-                <v:path o:extrusionok="f" o:connecttype="custom" o:connectlocs="@25,0;2700,@22;@25,@10;@26,@22" o:connectangles="270,180,90,0" textboxrect="@0,0,@9,@10"/>
-                <v:handles>
-                  <v:h position="#0,topLeft" xrange="2700,8100"/>
-                  <v:h position="center,#1" yrange="14400,21600"/>
-                </v:handles>
-                <o:complex v:ext="view"/>
-              </v:shapetype>
-              <v:shape id="Up Ribbon 3" o:spid="_x0000_s1027" type="#_x0000_t54" style="position:absolute;left:0;text-align:left;margin-left:0;margin-top:10.15pt;width:492.25pt;height:36pt;z-index:251661312;visibility:visible;mso-wrap-style:square;mso-width-percent:0;mso-height-percent:0;mso-wrap-distance-left:9pt;mso-wrap-distance-top:0;mso-wrap-distance-right:9pt;mso-wrap-distance-bottom:0;mso-position-horizontal:center;mso-position-horizontal-relative:margin;mso-position-vertical:absolute;mso-position-vertical-relative:text;mso-width-percent:0;mso-height-percent:0;mso-width-relative:margin;mso-height-relative:margin;v-text-anchor:middle" o:gfxdata="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" adj="4766,14400" fillcolor="#4472c4 [3208]" strokecolor="#ed7d31 [3205]" strokeweight="1pt">
-                <v:stroke joinstyle="miter"/>
-                <v:textbox>
-                  <w:txbxContent>
-                    <w:p>
-                      <w:pPr>
-                        <w:jc w:val="center"/>
-                        <w:rPr>
-                          <w:rFonts w:ascii="Times New Roman" w:hAnsi="Times New Roman" w:cs="Times New Roman"/>
-                          <w:b/>
-                          <w:color w:val="CCCC00"/>
-                          <w:sz w:val="24"/>
-                          <w:szCs w:val="24"/>
-                          <w14:textOutline w14:w="12700" w14:cap="flat" w14:cmpd="sng" w14:algn="ctr">
-                            <w14:solidFill>
-                              <w14:schemeClr w14:val="accent4"/>
-                            </w14:solidFill>
-                            <w14:prstDash w14:val="solid"/>
-                            <w14:round/>
-                          </w14:textOutline>
-                          <w14:textFill>
-                            <w14:gradFill>
-                              <w14:gsLst>
-                                <w14:gs w14:pos="0">
-                                  <w14:schemeClr w14:val="accent4"/>
-                                </w14:gs>
-                                <w14:gs w14:pos="4000">
-                                  <w14:schemeClr w14:val="accent4">
-                                    <w14:lumMod w14:val="60000"/>
-                                    <w14:lumOff w14:val="40000"/>
-                                  </w14:schemeClr>
-                                </w14:gs>
-                                <w14:gs w14:pos="87000">
-                                  <w14:schemeClr w14:val="accent4">
-                                    <w14:lumMod w14:val="20000"/>
-                                    <w14:lumOff w14:val="80000"/>
-                                  </w14:schemeClr>
-                                </w14:gs>
-                              </w14:gsLst>
-                              <w14:lin w14:ang="5400000" w14:scaled="0"/>
-                            </w14:gradFill>
-                          </w14:textFill>
-                        </w:rPr>
-                      </w:pPr>
-                      <w:r>
-                        <w:rPr>
-                          <w:rFonts w:ascii="Times New Roman" w:hAnsi="Times New Roman" w:cs="Times New Roman"/>
-                          <w:b/>
-                          <w:color w:val="CCCC00"/>
-                          <w:sz w:val="24"/>
-                          <w:szCs w:val="24"/>
-                          <w14:textOutline w14:w="12700" w14:cap="flat" w14:cmpd="sng" w14:algn="ctr">
-                            <w14:solidFill>
-                              <w14:schemeClr w14:val="accent4"/>
-                            </w14:solidFill>
-                            <w14:prstDash w14:val="solid"/>
-                            <w14:round/>
-                          </w14:textOutline>
-                          <w14:textFill>
-                            <w14:gradFill>
-                              <w14:gsLst>
-                                <w14:gs w14:pos="0">
-                                  <w14:schemeClr w14:val="accent4"/>
-                                </w14:gs>
-                                <w14:gs w14:pos="4000">
-                                  <w14:schemeClr w14:val="accent4">
-                                    <w14:lumMod w14:val="60000"/>
-                                    <w14:lumOff w14:val="40000"/>
-                                  </w14:schemeClr>
-                                </w14:gs>
-                                <w14:gs w14:pos="87000">
-                                  <w14:schemeClr w14:val="accent4">
-                                    <w14:lumMod w14:val="20000"/>
-                                    <w14:lumOff w14:val="80000"/>
-                                  </w14:schemeClr>
-                                </w14:gs>
-                              </w14:gsLst>
-                              <w14:lin w14:ang="5400000" w14:scaled="0"/>
-                            </w14:gradFill>
-                          </w14:textFill>
-                        </w:rPr>
-                        <w:t xml:space="preserve">TOÀN DÂN BẢO VỆ AN NINH TỔ QUỐC </w:t>
-                      </w:r>
-                    </w:p>
-                  </w:txbxContent>
-                </v:textbox>
-                <w10:wrap anchorx="margin"/>
-              </v:shape>
-            </w:pict>
-          </mc:Fallback>
-        </mc:AlternateContent>
-      </w:r>
-    </w:p>
-    <w:p>
-      <w:pPr>
-        <w:ind w:right="-421"/>
-        <w:jc w:val="both"/>
-        <w:rPr>
-          <w:rFonts w:ascii="Times New Roman" w:hAnsi="Times New Roman" w:cs="Times New Roman"/>
-          <w:sz w:val="28"/>
-          <w:szCs w:val="28"/>
-        </w:rPr>
-      </w:pPr>
-    </w:p>
-    <w:p>
-      <w:pPr>
-        <w:ind w:right="-279" w:firstLine="720"/>
-        <w:jc w:val="both"/>
-        <w:rPr>
-          <w:rFonts w:ascii="Times New Roman" w:hAnsi="Times New Roman" w:cs="Times New Roman"/>
-          <w:sz w:val="28"/>
-          <w:szCs w:val="28"/>
-        </w:rPr>
-      </w:pPr>
-      <w:r>
-        <w:rPr>
-          <w:rFonts w:ascii="Times New Roman" w:hAnsi="Times New Roman" w:cs="Times New Roman"/>
-          <w:sz w:val="28"/>
-          <w:szCs w:val="28"/>
-        </w:rPr>
-        <w:t xml:space="preserve">Nội dung xây dựng nền quốc phòng toàn dân bao gồm xay dựng tiềm lực quốc phòng, thế trận quốc phòng toàn dân. </w:t>
-      </w:r>
-    </w:p>
-    <w:p>
-      <w:pPr>
-        <w:ind w:right="-421"/>
-        <w:jc w:val="right"/>
-        <w:rPr>
-          <w:rFonts w:ascii="Times New Roman" w:hAnsi="Times New Roman" w:cs="Times New Roman"/>
-          <w:b/>
-          <w:i/>
-          <w:sz w:val="28"/>
-          <w:szCs w:val="28"/>
-        </w:rPr>
-      </w:pPr>
-      <w:r>
-        <w:rPr>
-          <w:rFonts w:ascii="Times New Roman" w:hAnsi="Times New Roman" w:cs="Times New Roman"/>
-          <w:sz w:val="28"/>
-          <w:szCs w:val="28"/>
-        </w:rPr>
-        <w:tab/>
+          <w:rFonts w:ascii="Times New Roman" w:hAnsi="Times New Roman" w:cs="Times New Roman"/>
+          <w:color w:val="000000" w:themeColor="text1"/>
+          <w:sz w:val="28"/>
+          <w:szCs w:val="28"/>
+          <w14:shadow w14:blurRad="38100" w14:dist="19050" w14:dir="2700000" w14:sx="100000" w14:sy="100000" w14:kx="0" w14:ky="0" w14:algn="tl">
+            <w14:schemeClr w14:val="dk1">
+              <w14:alpha w14:val="60000"/>
+            </w14:schemeClr>
+          </w14:shadow>
+          <w14:textOutline w14:w="0" w14:cap="flat" w14:cmpd="sng" w14:algn="ctr">
+            <w14:noFill/>
+            <w14:prstDash w14:val="solid"/>
+            <w14:round/>
+          </w14:textOutline>
+        </w:rPr>
+        <w:t xml:space="preserve">       </w:t>
       </w:r>
       <w:r>
         <w:rPr>
           <w:rFonts w:ascii="Times New Roman" w:hAnsi="Times New Roman" w:cs="Times New Roman"/>
-          <w:sz w:val="28"/>
-          <w:szCs w:val="28"/>
-        </w:rPr>
-        <w:tab/>
+          <w:color w:val="000000" w:themeColor="text1"/>
+          <w:sz w:val="28"/>
+          <w:szCs w:val="28"/>
+          <w14:shadow w14:blurRad="38100" w14:dist="19050" w14:dir="2700000" w14:sx="100000" w14:sy="100000" w14:kx="0" w14:ky="0" w14:algn="tl">
+            <w14:schemeClr w14:val="dk1">
+              <w14:alpha w14:val="60000"/>
+            </w14:schemeClr>
+          </w14:shadow>
+          <w14:textOutline w14:w="0" w14:cap="flat" w14:cmpd="sng" w14:algn="ctr">
+            <w14:noFill/>
+            <w14:prstDash w14:val="solid"/>
+            <w14:round/>
+          </w14:textOutline>
+        </w:rPr>
+        <w:t>Cũng theo báo cáo của sở Du lịch Khánh Hòa, toàn tỉnh có gần 1.200 cơ sở lưu trú du lịch với hơn 66.000 phòng, trong đó có hơn 40% số phòng chất lượng 3 – 5 sao, khách du lịch đến Khánh Hòa thỏa sức lựa chọn dịch vụ lưu trú nghỉ dưỡng.</w:t>
       </w:r>
-      <w:r>
-        <w:rPr>
-          <w:rFonts w:ascii="Times New Roman" w:hAnsi="Times New Roman" w:cs="Times New Roman"/>
-          <w:sz w:val="28"/>
-          <w:szCs w:val="28"/>
-        </w:rPr>
-        <w:tab/>
-      </w:r>
-      <w:r>
-        <w:rPr>
-          <w:rFonts w:ascii="Times New Roman" w:hAnsi="Times New Roman" w:cs="Times New Roman"/>
-          <w:sz w:val="28"/>
-          <w:szCs w:val="28"/>
-        </w:rPr>
-        <w:tab/>
-      </w:r>
-      <w:r>
-        <w:rPr>
-          <w:rFonts w:ascii="Times New Roman" w:hAnsi="Times New Roman" w:cs="Times New Roman"/>
-          <w:sz w:val="28"/>
-          <w:szCs w:val="28"/>
-        </w:rPr>
-        <w:tab/>
-      </w:r>
-      <w:r>
-        <w:rPr>
-          <w:rFonts w:ascii="Times New Roman" w:hAnsi="Times New Roman" w:cs="Times New Roman"/>
-          <w:sz w:val="28"/>
-          <w:szCs w:val="28"/>
-        </w:rPr>
-        <w:tab/>
-      </w:r>
-      <w:r>
-        <w:rPr>
-          <w:rFonts w:ascii="Times New Roman" w:hAnsi="Times New Roman" w:cs="Times New Roman"/>
-          <w:sz w:val="28"/>
-          <w:szCs w:val="28"/>
-        </w:rPr>
-        <w:tab/>
-      </w:r>
-      <w:r>
-        <w:rPr>
-          <w:rFonts w:ascii="Times New Roman" w:hAnsi="Times New Roman" w:cs="Times New Roman"/>
-          <w:b/>
-          <w:i/>
-          <w:sz w:val="28"/>
-          <w:szCs w:val="28"/>
-        </w:rPr>
-        <w:t>Cổng TTĐT Bộ Quốc phòng</w:t>
-      </w:r>
-    </w:p>
-    <w:p>
-      <w:pPr>
-        <w:pStyle w:val="NormalWeb"/>
-      </w:pPr>
-    </w:p>
-    <w:p>
-      <w:pPr>
-        <w:rPr>
-          <w:rFonts w:ascii="Times New Roman" w:hAnsi="Times New Roman" w:cs="Times New Roman"/>
-          <w:sz w:val="28"/>
-          <w:szCs w:val="28"/>
-        </w:rPr>
-      </w:pPr>
     </w:p>
     <w:sectPr>
       <w:type w:val="continuous"/>
@@ -1273,6 +1601,7 @@
   <w:style w:type="paragraph" w:default="1" w:styleId="Normal">
     <w:name w:val="Normal"/>
     <w:qFormat/>
+    <w:rsid w:val="003D5F9D"/>
   </w:style>
   <w:style w:type="character" w:default="1" w:styleId="DefaultParagraphFont">
     <w:name w:val="Default Paragraph Font"/>
@@ -1300,22 +1629,6 @@
     <w:uiPriority w:val="99"/>
     <w:semiHidden/>
     <w:unhideWhenUsed/>
-  </w:style>
-  <w:style w:type="paragraph" w:styleId="NormalWeb">
-    <w:name w:val="Normal (Web)"/>
-    <w:basedOn w:val="Normal"/>
-    <w:uiPriority w:val="99"/>
-    <w:semiHidden/>
-    <w:unhideWhenUsed/>
-    <w:rsid w:val="008D618E"/>
-    <w:pPr>
-      <w:spacing w:before="100" w:beforeAutospacing="1" w:after="100" w:afterAutospacing="1" w:line="240" w:lineRule="auto"/>
-    </w:pPr>
-    <w:rPr>
-      <w:rFonts w:ascii="Times New Roman" w:eastAsia="Times New Roman" w:hAnsi="Times New Roman" w:cs="Times New Roman"/>
-      <w:sz w:val="24"/>
-      <w:szCs w:val="24"/>
-    </w:rPr>
   </w:style>
 </w:styles>
 </file>
@@ -1579,16 +1892,4 @@
     </a:ext>
   </a:extLst>
 </a:theme>
-</file>
-
-<file path=customXml/item1.xml><?xml version="1.0" encoding="utf-8"?>
-<b:Sources xmlns:b="http://schemas.openxmlformats.org/officeDocument/2006/bibliography" xmlns="http://schemas.openxmlformats.org/officeDocument/2006/bibliography" SelectedStyle="\APASixthEditionOfficeOnline.xsl" StyleName="APA" Version="6"/>
-</file>
-
-<file path=customXml/itemProps1.xml><?xml version="1.0" encoding="utf-8"?>
-<ds:datastoreItem xmlns:ds="http://schemas.openxmlformats.org/officeDocument/2006/customXml" ds:itemID="{5FF63E5F-1DCE-4E7A-A33C-E1C907474F56}">
-  <ds:schemaRefs>
-    <ds:schemaRef ds:uri="http://schemas.openxmlformats.org/officeDocument/2006/bibliography"/>
-  </ds:schemaRefs>
-</ds:datastoreItem>
 </file>
--- a/dapan/cau 1.docx
+++ b/dapan/cau 1.docx
@@ -30,15 +30,15 @@
         <mc:AlternateContent>
           <mc:Choice Requires="wps">
             <w:drawing>
-              <wp:anchor distT="0" distB="0" distL="114300" distR="114300" simplePos="0" relativeHeight="251661312" behindDoc="0" locked="0" layoutInCell="1" allowOverlap="1" wp14:anchorId="77670ADF" wp14:editId="39CB4A84">
+              <wp:anchor distT="0" distB="0" distL="114300" distR="114300" simplePos="0" relativeHeight="251661312" behindDoc="0" locked="0" layoutInCell="1" allowOverlap="1" wp14:anchorId="77670ADF" wp14:editId="46FF063F">
                 <wp:simplePos x="0" y="0"/>
                 <wp:positionH relativeFrom="column">
                   <wp:posOffset>-217170</wp:posOffset>
                 </wp:positionH>
                 <wp:positionV relativeFrom="paragraph">
-                  <wp:posOffset>87630</wp:posOffset>
+                  <wp:posOffset>144780</wp:posOffset>
                 </wp:positionV>
-                <wp:extent cx="6496215" cy="7448550"/>
+                <wp:extent cx="6496215" cy="7391400"/>
                 <wp:effectExtent l="19050" t="19050" r="38100" b="38100"/>
                 <wp:wrapNone/>
                 <wp:docPr id="1" name="Round Same Side Corner Rectangle 1"/>
@@ -50,7 +50,7 @@
                       <wps:spPr>
                         <a:xfrm>
                           <a:off x="0" y="0"/>
-                          <a:ext cx="6496215" cy="7448550"/>
+                          <a:ext cx="6496215" cy="7391400"/>
                         </a:xfrm>
                         <a:prstGeom prst="round2SameRect">
                           <a:avLst/>
@@ -95,9 +95,9 @@
           </mc:Choice>
           <mc:Fallback>
             <w:pict>
-              <v:shape w14:anchorId="7785394C" id="Round Same Side Corner Rectangle 1" o:spid="_x0000_s1026" style="position:absolute;margin-left:-17.1pt;margin-top:6.9pt;width:511.5pt;height:586.5pt;z-index:251661312;visibility:visible;mso-wrap-style:square;mso-height-percent:0;mso-wrap-distance-left:9pt;mso-wrap-distance-top:0;mso-wrap-distance-right:9pt;mso-wrap-distance-bottom:0;mso-position-horizontal:absolute;mso-position-horizontal-relative:text;mso-position-vertical:absolute;mso-position-vertical-relative:text;mso-height-percent:0;mso-height-relative:margin;v-text-anchor:middle" coordsize="6496215,7448550" o:gfxdata="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" path="m1082724,l5413491,v597972,,1082724,484752,1082724,1082724l6496215,7448550r,l,7448550r,l,1082724c,484752,484752,,1082724,xe" filled="f" strokecolor="red" strokeweight="4.5pt">
+              <v:shape w14:anchorId="2EC9D5CB" id="Round Same Side Corner Rectangle 1" o:spid="_x0000_s1026" style="position:absolute;margin-left:-17.1pt;margin-top:11.4pt;width:511.5pt;height:582pt;z-index:251661312;visibility:visible;mso-wrap-style:square;mso-height-percent:0;mso-wrap-distance-left:9pt;mso-wrap-distance-top:0;mso-wrap-distance-right:9pt;mso-wrap-distance-bottom:0;mso-position-horizontal:absolute;mso-position-horizontal-relative:text;mso-position-vertical:absolute;mso-position-vertical-relative:text;mso-height-percent:0;mso-height-relative:margin;v-text-anchor:middle" coordsize="6496215,7391400" o:gfxdata="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" path="m1082724,l5413491,v597972,,1082724,484752,1082724,1082724l6496215,7391400r,l,7391400r,l,1082724c,484752,484752,,1082724,xe" filled="f" strokecolor="red" strokeweight="4.5pt">
                 <v:stroke linestyle="thickThin" joinstyle="miter"/>
-                <v:path arrowok="t" o:connecttype="custom" o:connectlocs="1082724,0;5413491,0;6496215,1082724;6496215,7448550;6496215,7448550;0,7448550;0,7448550;0,1082724;1082724,0" o:connectangles="0,0,0,0,0,0,0,0,0"/>
+                <v:path arrowok="t" o:connecttype="custom" o:connectlocs="1082724,0;5413491,0;6496215,1082724;6496215,7391400;6496215,7391400;0,7391400;0,7391400;0,1082724;1082724,0" o:connectangles="0,0,0,0,0,0,0,0,0"/>
               </v:shape>
             </w:pict>
           </mc:Fallback>

--- a/dapan/cau 1.docx
+++ b/dapan/cau 1.docx
@@ -4,44 +4,29 @@
   <w:body>
     <w:p>
       <w:pPr>
-        <w:spacing w:after="240"/>
-        <w:rPr>
-          <w:rFonts w:ascii="Times New Roman" w:hAnsi="Times New Roman" w:cs="Times New Roman"/>
-          <w:color w:val="00B0F0"/>
-          <w:sz w:val="28"/>
-          <w:szCs w:val="32"/>
-          <w:u w:val="single" w:color="FF0000"/>
-          <w14:shadow w14:blurRad="38100" w14:dist="19050" w14:dir="2700000" w14:sx="100000" w14:sy="100000" w14:kx="0" w14:ky="0" w14:algn="tl">
-            <w14:schemeClr w14:val="dk1">
-              <w14:alpha w14:val="60000"/>
-            </w14:schemeClr>
-          </w14:shadow>
-          <w14:textOutline w14:w="0" w14:cap="flat" w14:cmpd="sng" w14:algn="ctr">
-            <w14:noFill/>
-            <w14:prstDash w14:val="solid"/>
-            <w14:round/>
-          </w14:textOutline>
-        </w:rPr>
+        <w:pStyle w:val="NormalWeb"/>
+        <w:jc w:val="both"/>
       </w:pPr>
       <w:r>
         <w:rPr>
           <w:noProof/>
+          <w:lang w:val="vi-VN" w:eastAsia="vi-VN"/>
         </w:rPr>
         <mc:AlternateContent>
           <mc:Choice Requires="wps">
             <w:drawing>
-              <wp:anchor distT="0" distB="0" distL="114300" distR="114300" simplePos="0" relativeHeight="251661312" behindDoc="0" locked="0" layoutInCell="1" allowOverlap="1" wp14:anchorId="77670ADF" wp14:editId="46FF063F">
+              <wp:anchor distT="0" distB="0" distL="114300" distR="114300" simplePos="0" relativeHeight="251661312" behindDoc="0" locked="0" layoutInCell="1" allowOverlap="1" wp14:anchorId="470B2457" wp14:editId="489ECFEE">
                 <wp:simplePos x="0" y="0"/>
-                <wp:positionH relativeFrom="column">
-                  <wp:posOffset>-217170</wp:posOffset>
+                <wp:positionH relativeFrom="margin">
+                  <wp:align>right</wp:align>
                 </wp:positionH>
                 <wp:positionV relativeFrom="paragraph">
-                  <wp:posOffset>144780</wp:posOffset>
+                  <wp:posOffset>-405765</wp:posOffset>
                 </wp:positionV>
-                <wp:extent cx="6496215" cy="7391400"/>
-                <wp:effectExtent l="19050" t="19050" r="38100" b="38100"/>
+                <wp:extent cx="5124450" cy="6557010"/>
+                <wp:effectExtent l="19050" t="19050" r="19050" b="15240"/>
                 <wp:wrapNone/>
-                <wp:docPr id="1" name="Round Same Side Corner Rectangle 1"/>
+                <wp:docPr id="4" name="Rectangle: Top Corners Rounded 4"/>
                 <wp:cNvGraphicFramePr/>
                 <a:graphic xmlns:a="http://schemas.openxmlformats.org/drawingml/2006/main">
                   <a:graphicData uri="http://schemas.microsoft.com/office/word/2010/wordprocessingShape">
@@ -50,17 +35,13 @@
                       <wps:spPr>
                         <a:xfrm>
                           <a:off x="0" y="0"/>
-                          <a:ext cx="6496215" cy="7391400"/>
+                          <a:ext cx="5124450" cy="6557010"/>
                         </a:xfrm>
                         <a:prstGeom prst="round2SameRect">
                           <a:avLst/>
                         </a:prstGeom>
                         <a:noFill/>
-                        <a:ln w="57150" cmpd="thickThin">
-                          <a:solidFill>
-                            <a:srgbClr val="FF0000"/>
-                          </a:solidFill>
-                        </a:ln>
+                        <a:ln w="38100" cmpd="thickThin"/>
                       </wps:spPr>
                       <wps:style>
                         <a:lnRef idx="2">
@@ -87,6 +68,9 @@
                     </wps:wsp>
                   </a:graphicData>
                 </a:graphic>
+                <wp14:sizeRelH relativeFrom="margin">
+                  <wp14:pctWidth>0</wp14:pctWidth>
+                </wp14:sizeRelH>
                 <wp14:sizeRelV relativeFrom="margin">
                   <wp14:pctHeight>0</wp14:pctHeight>
                 </wp14:sizeRelV>
@@ -95,9 +79,10 @@
           </mc:Choice>
           <mc:Fallback>
             <w:pict>
-              <v:shape w14:anchorId="2EC9D5CB" id="Round Same Side Corner Rectangle 1" o:spid="_x0000_s1026" style="position:absolute;margin-left:-17.1pt;margin-top:11.4pt;width:511.5pt;height:582pt;z-index:251661312;visibility:visible;mso-wrap-style:square;mso-height-percent:0;mso-wrap-distance-left:9pt;mso-wrap-distance-top:0;mso-wrap-distance-right:9pt;mso-wrap-distance-bottom:0;mso-position-horizontal:absolute;mso-position-horizontal-relative:text;mso-position-vertical:absolute;mso-position-vertical-relative:text;mso-height-percent:0;mso-height-relative:margin;v-text-anchor:middle" coordsize="6496215,7391400" o:gfxdata="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" path="m1082724,l5413491,v597972,,1082724,484752,1082724,1082724l6496215,7391400r,l,7391400r,l,1082724c,484752,484752,,1082724,xe" filled="f" strokecolor="red" strokeweight="4.5pt">
+              <v:shape w14:anchorId="3CB82995" id="Rectangle: Top Corners Rounded 4" o:spid="_x0000_s1026" style="position:absolute;margin-left:352.3pt;margin-top:-31.95pt;width:403.5pt;height:516.3pt;z-index:251661312;visibility:visible;mso-wrap-style:square;mso-width-percent:0;mso-height-percent:0;mso-wrap-distance-left:9pt;mso-wrap-distance-top:0;mso-wrap-distance-right:9pt;mso-wrap-distance-bottom:0;mso-position-horizontal:right;mso-position-horizontal-relative:margin;mso-position-vertical:absolute;mso-position-vertical-relative:text;mso-width-percent:0;mso-height-percent:0;mso-width-relative:margin;mso-height-relative:margin;v-text-anchor:middle" coordsize="5124450,6557010" o:gfxdata="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" path="m854092,l4270358,v471702,,854092,382390,854092,854092l5124450,6557010r,l,6557010r,l,854092c,382390,382390,,854092,xe" filled="f" strokecolor="#1f3763 [1604]" strokeweight="3pt">
                 <v:stroke linestyle="thickThin" joinstyle="miter"/>
-                <v:path arrowok="t" o:connecttype="custom" o:connectlocs="1082724,0;5413491,0;6496215,1082724;6496215,7391400;6496215,7391400;0,7391400;0,7391400;0,1082724;1082724,0" o:connectangles="0,0,0,0,0,0,0,0,0"/>
+                <v:path arrowok="t" o:connecttype="custom" o:connectlocs="854092,0;4270358,0;5124450,854092;5124450,6557010;5124450,6557010;0,6557010;0,6557010;0,854092;854092,0" o:connectangles="0,0,0,0,0,0,0,0,0"/>
+                <w10:wrap anchorx="margin"/>
               </v:shape>
             </w:pict>
           </mc:Fallback>
@@ -106,22 +91,23 @@
       <w:r>
         <w:rPr>
           <w:noProof/>
+          <w:lang w:val="vi-VN" w:eastAsia="vi-VN"/>
         </w:rPr>
         <mc:AlternateContent>
           <mc:Choice Requires="wps">
             <w:drawing>
-              <wp:anchor distT="0" distB="0" distL="114300" distR="114300" simplePos="0" relativeHeight="251660288" behindDoc="0" locked="0" layoutInCell="1" allowOverlap="1" wp14:anchorId="24344A26" wp14:editId="050D6661">
+              <wp:anchor distT="0" distB="0" distL="114300" distR="114300" simplePos="0" relativeHeight="251659264" behindDoc="0" locked="0" layoutInCell="1" allowOverlap="1" wp14:anchorId="3C9CA190" wp14:editId="245B1DA8">
                 <wp:simplePos x="0" y="0"/>
-                <wp:positionH relativeFrom="margin">
-                  <wp:align>left</wp:align>
+                <wp:positionH relativeFrom="column">
+                  <wp:posOffset>1106805</wp:posOffset>
                 </wp:positionH>
                 <wp:positionV relativeFrom="paragraph">
-                  <wp:posOffset>0</wp:posOffset>
+                  <wp:posOffset>-163830</wp:posOffset>
                 </wp:positionV>
-                <wp:extent cx="1828800" cy="1152525"/>
-                <wp:effectExtent l="0" t="0" r="0" b="9525"/>
-                <wp:wrapSquare wrapText="bothSides"/>
-                <wp:docPr id="2" name="Text Box 2"/>
+                <wp:extent cx="1828800" cy="1828800"/>
+                <wp:effectExtent l="0" t="0" r="0" b="0"/>
+                <wp:wrapNone/>
+                <wp:docPr id="1" name="Text Box 1"/>
                 <wp:cNvGraphicFramePr/>
                 <a:graphic xmlns:a="http://schemas.openxmlformats.org/drawingml/2006/main">
                   <a:graphicData uri="http://schemas.microsoft.com/office/word/2010/wordprocessingShape">
@@ -130,7 +116,7 @@
                       <wps:spPr>
                         <a:xfrm>
                           <a:off x="0" y="0"/>
-                          <a:ext cx="1828800" cy="1152525"/>
+                          <a:ext cx="1828800" cy="1828800"/>
                         </a:xfrm>
                         <a:prstGeom prst="rect">
                           <a:avLst/>
@@ -144,260 +130,97 @@
                         <w:txbxContent>
                           <w:p>
                             <w:pPr>
-                              <w:spacing w:after="240"/>
-                              <w:jc w:val="center"/>
+                              <w:pStyle w:val="NormalWeb"/>
+                              <w:spacing w:before="0" w:beforeAutospacing="0" w:after="0" w:afterAutospacing="0"/>
                               <w:rPr>
-                                <w:rFonts w:ascii="Times New Roman" w:hAnsi="Times New Roman" w:cs="Times New Roman"/>
                                 <w:b/>
-                                <w:color w:val="000000" w:themeColor="text1"/>
+                                <w:bCs/>
+                                <w:color w:val="FF0000"/>
                                 <w:sz w:val="36"/>
-                                <w:szCs w:val="72"/>
-                                <w14:reflection w14:blurRad="6350" w14:stA="53000" w14:stPos="0" w14:endA="300" w14:endPos="35500" w14:dist="0" w14:dir="5400000" w14:fadeDir="5400000" w14:sx="100000" w14:sy="-90000" w14:kx="0" w14:ky="0" w14:algn="bl"/>
-                                <w14:textOutline w14:w="0" w14:cap="flat" w14:cmpd="sng" w14:algn="ctr">
-                                  <w14:noFill/>
+                                <w:szCs w:val="36"/>
+                                <w14:reflection w14:blurRad="6350" w14:stA="55000" w14:stPos="0" w14:endA="300" w14:endPos="45500" w14:dist="0" w14:dir="5400000" w14:fadeDir="5400000" w14:sx="100000" w14:sy="-100000" w14:kx="0" w14:ky="0" w14:algn="bl"/>
+                                <w14:textOutline w14:w="11112" w14:cap="flat" w14:cmpd="sng" w14:algn="ctr">
+                                  <w14:solidFill>
+                                    <w14:srgbClr w14:val="FF0000"/>
+                                  </w14:solidFill>
                                   <w14:prstDash w14:val="solid"/>
                                   <w14:round/>
                                 </w14:textOutline>
-                                <w14:textFill>
-                                  <w14:gradFill>
-                                    <w14:gsLst>
-                                      <w14:gs w14:pos="0">
-                                        <w14:schemeClr w14:val="accent5">
-                                          <w14:lumMod w14:val="50000"/>
-                                        </w14:schemeClr>
-                                      </w14:gs>
-                                      <w14:gs w14:pos="50000">
-                                        <w14:schemeClr w14:val="accent5"/>
-                                      </w14:gs>
-                                      <w14:gs w14:pos="100000">
-                                        <w14:schemeClr w14:val="accent5">
-                                          <w14:lumMod w14:val="60000"/>
-                                          <w14:lumOff w14:val="40000"/>
-                                        </w14:schemeClr>
-                                      </w14:gs>
-                                    </w14:gsLst>
-                                    <w14:lin w14:ang="5400000" w14:scaled="0"/>
-                                  </w14:gradFill>
-                                </w14:textFill>
                               </w:rPr>
                             </w:pPr>
                             <w:r>
                               <w:rPr>
-                                <w:rFonts w:ascii="Times New Roman" w:hAnsi="Times New Roman" w:cs="Times New Roman"/>
                                 <w:b/>
-                                <w:color w:val="0070C0"/>
+                                <w:bCs/>
+                                <w:color w:val="FF0000"/>
                                 <w:sz w:val="36"/>
-                                <w:szCs w:val="72"/>
-                                <w14:reflection w14:blurRad="6350" w14:stA="53000" w14:stPos="0" w14:endA="300" w14:endPos="35500" w14:dist="0" w14:dir="5400000" w14:fadeDir="5400000" w14:sx="100000" w14:sy="-90000" w14:kx="0" w14:ky="0" w14:algn="bl"/>
-                                <w14:textOutline w14:w="0" w14:cap="flat" w14:cmpd="sng" w14:algn="ctr">
-                                  <w14:noFill/>
+                                <w:szCs w:val="36"/>
+                                <w14:reflection w14:blurRad="6350" w14:stA="55000" w14:stPos="0" w14:endA="300" w14:endPos="45500" w14:dist="0" w14:dir="5400000" w14:fadeDir="5400000" w14:sx="100000" w14:sy="-100000" w14:kx="0" w14:ky="0" w14:algn="bl"/>
+                                <w14:textOutline w14:w="11112" w14:cap="flat" w14:cmpd="sng" w14:algn="ctr">
+                                  <w14:solidFill>
+                                    <w14:srgbClr w14:val="FF0000"/>
+                                  </w14:solidFill>
                                   <w14:prstDash w14:val="solid"/>
                                   <w14:round/>
                                 </w14:textOutline>
-                                <w14:textFill>
-                                  <w14:gradFill>
-                                    <w14:gsLst>
-                                      <w14:gs w14:pos="0">
-                                        <w14:schemeClr w14:val="accent5">
-                                          <w14:lumMod w14:val="50000"/>
-                                        </w14:schemeClr>
-                                      </w14:gs>
-                                      <w14:gs w14:pos="50000">
-                                        <w14:schemeClr w14:val="accent5"/>
-                                      </w14:gs>
-                                      <w14:gs w14:pos="100000">
-                                        <w14:schemeClr w14:val="accent5">
-                                          <w14:lumMod w14:val="60000"/>
-                                          <w14:lumOff w14:val="40000"/>
-                                        </w14:schemeClr>
-                                      </w14:gs>
-                                    </w14:gsLst>
-                                    <w14:lin w14:ang="5400000" w14:scaled="0"/>
-                                  </w14:gradFill>
-                                </w14:textFill>
                               </w:rPr>
-                              <w:t xml:space="preserve">   </w:t>
-                            </w:r>
-                            <w:r>
-                              <w:rPr>
-                                <w:rFonts w:ascii="Times New Roman" w:hAnsi="Times New Roman" w:cs="Times New Roman"/>
-                                <w:b/>
-                                <w:color w:val="000000" w:themeColor="text1"/>
-                                <w:sz w:val="36"/>
-                                <w:szCs w:val="72"/>
-                                <w14:reflection w14:blurRad="6350" w14:stA="53000" w14:stPos="0" w14:endA="300" w14:endPos="35500" w14:dist="0" w14:dir="5400000" w14:fadeDir="5400000" w14:sx="100000" w14:sy="-90000" w14:kx="0" w14:ky="0" w14:algn="bl"/>
-                                <w14:textOutline w14:w="0" w14:cap="flat" w14:cmpd="sng" w14:algn="ctr">
-                                  <w14:noFill/>
-                                  <w14:prstDash w14:val="solid"/>
-                                  <w14:round/>
-                                </w14:textOutline>
-                                <w14:textFill>
-                                  <w14:gradFill>
-                                    <w14:gsLst>
-                                      <w14:gs w14:pos="0">
-                                        <w14:schemeClr w14:val="accent5">
-                                          <w14:lumMod w14:val="50000"/>
-                                        </w14:schemeClr>
-                                      </w14:gs>
-                                      <w14:gs w14:pos="50000">
-                                        <w14:schemeClr w14:val="accent5"/>
-                                      </w14:gs>
-                                      <w14:gs w14:pos="100000">
-                                        <w14:schemeClr w14:val="accent5">
-                                          <w14:lumMod w14:val="60000"/>
-                                          <w14:lumOff w14:val="40000"/>
-                                        </w14:schemeClr>
-                                      </w14:gs>
-                                    </w14:gsLst>
-                                    <w14:lin w14:ang="5400000" w14:scaled="0"/>
-                                  </w14:gradFill>
-                                </w14:textFill>
-                              </w:rPr>
-                              <w:t>NĂM 2025, DU LỊCH KHÁNH HÒA</w:t>
+                              <w:t xml:space="preserve">KỶ NIỆM 80 NĂM CÁCH MẠNG THÁNG 8  </w:t>
                             </w:r>
                           </w:p>
                           <w:p>
                             <w:pPr>
-                              <w:spacing w:after="240"/>
-                              <w:ind w:left="720"/>
-                              <w:jc w:val="center"/>
+                              <w:pStyle w:val="NormalWeb"/>
+                              <w:spacing w:before="0" w:beforeAutospacing="0" w:after="0" w:afterAutospacing="0"/>
+                              <w:ind w:firstLine="720"/>
                               <w:rPr>
-                                <w:rFonts w:ascii="Times New Roman" w:hAnsi="Times New Roman" w:cs="Times New Roman"/>
                                 <w:b/>
-                                <w:color w:val="000000" w:themeColor="text1"/>
+                                <w:bCs/>
+                                <w:color w:val="FF0000"/>
                                 <w:sz w:val="36"/>
-                                <w:szCs w:val="72"/>
-                                <w14:reflection w14:blurRad="6350" w14:stA="53000" w14:stPos="0" w14:endA="300" w14:endPos="35500" w14:dist="0" w14:dir="5400000" w14:fadeDir="5400000" w14:sx="100000" w14:sy="-90000" w14:kx="0" w14:ky="0" w14:algn="bl"/>
-                                <w14:textOutline w14:w="0" w14:cap="flat" w14:cmpd="sng" w14:algn="ctr">
-                                  <w14:noFill/>
+                                <w:szCs w:val="36"/>
+                                <w14:reflection w14:blurRad="6350" w14:stA="55000" w14:stPos="0" w14:endA="300" w14:endPos="45500" w14:dist="0" w14:dir="5400000" w14:fadeDir="5400000" w14:sx="100000" w14:sy="-100000" w14:kx="0" w14:ky="0" w14:algn="bl"/>
+                                <w14:textOutline w14:w="11112" w14:cap="flat" w14:cmpd="sng" w14:algn="ctr">
+                                  <w14:solidFill>
+                                    <w14:srgbClr w14:val="FF0000"/>
+                                  </w14:solidFill>
                                   <w14:prstDash w14:val="solid"/>
                                   <w14:round/>
                                 </w14:textOutline>
-                                <w14:textFill>
-                                  <w14:gradFill>
-                                    <w14:gsLst>
-                                      <w14:gs w14:pos="0">
-                                        <w14:schemeClr w14:val="accent5">
-                                          <w14:lumMod w14:val="50000"/>
-                                        </w14:schemeClr>
-                                      </w14:gs>
-                                      <w14:gs w14:pos="50000">
-                                        <w14:schemeClr w14:val="accent5"/>
-                                      </w14:gs>
-                                      <w14:gs w14:pos="100000">
-                                        <w14:schemeClr w14:val="accent5">
-                                          <w14:lumMod w14:val="60000"/>
-                                          <w14:lumOff w14:val="40000"/>
-                                        </w14:schemeClr>
-                                      </w14:gs>
-                                    </w14:gsLst>
-                                    <w14:lin w14:ang="5400000" w14:scaled="0"/>
-                                  </w14:gradFill>
-                                </w14:textFill>
                               </w:rPr>
                             </w:pPr>
                             <w:r>
                               <w:rPr>
-                                <w:rFonts w:ascii="Times New Roman" w:hAnsi="Times New Roman" w:cs="Times New Roman"/>
                                 <w:b/>
-                                <w:color w:val="000000" w:themeColor="text1"/>
-                                <w:sz w:val="36"/>
-                                <w:szCs w:val="72"/>
-                                <w14:reflection w14:blurRad="6350" w14:stA="53000" w14:stPos="0" w14:endA="300" w14:endPos="35500" w14:dist="0" w14:dir="5400000" w14:fadeDir="5400000" w14:sx="100000" w14:sy="-90000" w14:kx="0" w14:ky="0" w14:algn="bl"/>
-                                <w14:textOutline w14:w="0" w14:cap="flat" w14:cmpd="sng" w14:algn="ctr">
-                                  <w14:noFill/>
-                                  <w14:prstDash w14:val="solid"/>
-                                  <w14:round/>
-                                </w14:textOutline>
-                                <w14:textFill>
-                                  <w14:gradFill>
-                                    <w14:gsLst>
-                                      <w14:gs w14:pos="0">
-                                        <w14:schemeClr w14:val="accent5">
-                                          <w14:lumMod w14:val="50000"/>
-                                        </w14:schemeClr>
-                                      </w14:gs>
-                                      <w14:gs w14:pos="50000">
-                                        <w14:schemeClr w14:val="accent5"/>
-                                      </w14:gs>
-                                      <w14:gs w14:pos="100000">
-                                        <w14:schemeClr w14:val="accent5">
-                                          <w14:lumMod w14:val="60000"/>
-                                          <w14:lumOff w14:val="40000"/>
-                                        </w14:schemeClr>
-                                      </w14:gs>
-                                    </w14:gsLst>
-                                    <w14:lin w14:ang="5400000" w14:scaled="0"/>
-                                  </w14:gradFill>
-                                </w14:textFill>
-                              </w:rPr>
-                              <w:t xml:space="preserve">ĐẶT MỤC TIÊU ĐÓN </w:t>
-                            </w:r>
-                            <w:r>
-                              <w:rPr>
-                                <w:rFonts w:ascii="Times New Roman" w:hAnsi="Times New Roman" w:cs="Times New Roman"/>
-                                <w:b/>
+                                <w:bCs/>
                                 <w:color w:val="FF0000"/>
                                 <w:sz w:val="36"/>
-                                <w:szCs w:val="72"/>
-                                <w14:reflection w14:blurRad="6350" w14:stA="53000" w14:stPos="0" w14:endA="300" w14:endPos="35500" w14:dist="0" w14:dir="5400000" w14:fadeDir="5400000" w14:sx="100000" w14:sy="-90000" w14:kx="0" w14:ky="0" w14:algn="bl"/>
-                                <w14:textOutline w14:w="0" w14:cap="flat" w14:cmpd="sng" w14:algn="ctr">
-                                  <w14:noFill/>
+                                <w:szCs w:val="36"/>
+                                <w14:reflection w14:blurRad="6350" w14:stA="55000" w14:stPos="0" w14:endA="300" w14:endPos="45500" w14:dist="0" w14:dir="5400000" w14:fadeDir="5400000" w14:sx="100000" w14:sy="-100000" w14:kx="0" w14:ky="0" w14:algn="bl"/>
+                                <w14:textOutline w14:w="11112" w14:cap="flat" w14:cmpd="sng" w14:algn="ctr">
+                                  <w14:solidFill>
+                                    <w14:srgbClr w14:val="FF0000"/>
+                                  </w14:solidFill>
                                   <w14:prstDash w14:val="solid"/>
                                   <w14:round/>
                                 </w14:textOutline>
                               </w:rPr>
-                              <w:t xml:space="preserve">11,8 </w:t>
-                            </w:r>
-                            <w:r>
-                              <w:rPr>
-                                <w:rFonts w:ascii="Times New Roman" w:hAnsi="Times New Roman" w:cs="Times New Roman"/>
-                                <w:b/>
-                                <w:color w:val="000000" w:themeColor="text1"/>
-                                <w:sz w:val="36"/>
-                                <w:szCs w:val="72"/>
-                                <w14:reflection w14:blurRad="6350" w14:stA="53000" w14:stPos="0" w14:endA="300" w14:endPos="35500" w14:dist="0" w14:dir="5400000" w14:fadeDir="5400000" w14:sx="100000" w14:sy="-90000" w14:kx="0" w14:ky="0" w14:algn="bl"/>
-                                <w14:textOutline w14:w="0" w14:cap="flat" w14:cmpd="sng" w14:algn="ctr">
-                                  <w14:noFill/>
-                                  <w14:prstDash w14:val="solid"/>
-                                  <w14:round/>
-                                </w14:textOutline>
-                                <w14:textFill>
-                                  <w14:gradFill>
-                                    <w14:gsLst>
-                                      <w14:gs w14:pos="0">
-                                        <w14:schemeClr w14:val="accent5">
-                                          <w14:lumMod w14:val="50000"/>
-                                        </w14:schemeClr>
-                                      </w14:gs>
-                                      <w14:gs w14:pos="50000">
-                                        <w14:schemeClr w14:val="accent5"/>
-                                      </w14:gs>
-                                      <w14:gs w14:pos="100000">
-                                        <w14:schemeClr w14:val="accent5">
-                                          <w14:lumMod w14:val="60000"/>
-                                          <w14:lumOff w14:val="40000"/>
-                                        </w14:schemeClr>
-                                      </w14:gs>
-                                    </w14:gsLst>
-                                    <w14:lin w14:ang="5400000" w14:scaled="0"/>
-                                  </w14:gradFill>
-                                </w14:textFill>
-                              </w:rPr>
-                              <w:t>TRIỆU LƯỢT KHÁCH</w:t>
+                              <w:t>VÀ QUỐC KHÁNH 2 THÁNG 9</w:t>
                             </w:r>
                           </w:p>
                         </w:txbxContent>
                       </wps:txbx>
-                      <wps:bodyPr rot="0" spcFirstLastPara="1" vertOverflow="overflow" horzOverflow="overflow" vert="horz" wrap="none" lIns="91440" tIns="45720" rIns="91440" bIns="45720" numCol="1" spcCol="0" rtlCol="0" fromWordArt="0" anchor="t" anchorCtr="0" forceAA="0" compatLnSpc="1">
-                        <a:prstTxWarp prst="textCurveUp">
+                      <wps:bodyPr rot="0" spcFirstLastPara="0" vertOverflow="overflow" horzOverflow="overflow" vert="horz" wrap="none" lIns="91440" tIns="45720" rIns="91440" bIns="45720" numCol="1" spcCol="0" rtlCol="0" fromWordArt="0" anchor="t" anchorCtr="0" forceAA="0" compatLnSpc="1">
+                        <a:prstTxWarp prst="textWave1">
                           <a:avLst/>
                         </a:prstTxWarp>
-                        <a:noAutofit/>
+                        <a:spAutoFit/>
                       </wps:bodyPr>
                     </wps:wsp>
                   </a:graphicData>
                 </a:graphic>
+                <wp14:sizeRelH relativeFrom="margin">
+                  <wp14:pctWidth>0</wp14:pctWidth>
+                </wp14:sizeRelH>
                 <wp14:sizeRelV relativeFrom="margin">
                   <wp14:pctHeight>0</wp14:pctHeight>
                 </wp14:sizeRelV>
@@ -406,261 +229,94 @@
           </mc:Choice>
           <mc:Fallback>
             <w:pict>
-              <v:shapetype w14:anchorId="24344A26" id="_x0000_t202" coordsize="21600,21600" o:spt="202" path="m,l,21600r21600,l21600,xe">
+              <v:shapetype w14:anchorId="3C9CA190" id="_x0000_t202" coordsize="21600,21600" o:spt="202" path="m,l,21600r21600,l21600,xe">
                 <v:stroke joinstyle="miter"/>
                 <v:path gradientshapeok="t" o:connecttype="rect"/>
               </v:shapetype>
-              <v:shape id="Text Box 2" o:spid="_x0000_s1026" type="#_x0000_t202" style="position:absolute;margin-left:0;margin-top:0;width:2in;height:90.75pt;z-index:251660288;visibility:visible;mso-wrap-style:none;mso-height-percent:0;mso-wrap-distance-left:9pt;mso-wrap-distance-top:0;mso-wrap-distance-right:9pt;mso-wrap-distance-bottom:0;mso-position-horizontal:left;mso-position-horizontal-relative:margin;mso-position-vertical:absolute;mso-position-vertical-relative:text;mso-height-percent:0;mso-height-relative:margin;v-text-anchor:top" o:gfxdata="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" filled="f" stroked="f">
-                <v:textbox>
+              <v:shape id="Text Box 1" o:spid="_x0000_s1026" type="#_x0000_t202" style="position:absolute;left:0;text-align:left;margin-left:87.15pt;margin-top:-12.9pt;width:2in;height:2in;z-index:251659264;visibility:visible;mso-wrap-style:none;mso-width-percent:0;mso-height-percent:0;mso-wrap-distance-left:9pt;mso-wrap-distance-top:0;mso-wrap-distance-right:9pt;mso-wrap-distance-bottom:0;mso-position-horizontal:absolute;mso-position-horizontal-relative:text;mso-position-vertical:absolute;mso-position-vertical-relative:text;mso-width-percent:0;mso-height-percent:0;mso-width-relative:margin;mso-height-relative:margin;v-text-anchor:top" o:gfxdata="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" filled="f" stroked="f">
+                <v:textbox style="mso-fit-shape-to-text:t">
                   <w:txbxContent>
                     <w:p>
                       <w:pPr>
-                        <w:spacing w:after="240"/>
-                        <w:jc w:val="center"/>
+                        <w:pStyle w:val="NormalWeb"/>
+                        <w:spacing w:before="0" w:beforeAutospacing="0" w:after="0" w:afterAutospacing="0"/>
                         <w:rPr>
-                          <w:rFonts w:ascii="Times New Roman" w:hAnsi="Times New Roman" w:cs="Times New Roman"/>
                           <w:b/>
-                          <w:color w:val="000000" w:themeColor="text1"/>
+                          <w:bCs/>
+                          <w:color w:val="FF0000"/>
                           <w:sz w:val="36"/>
-                          <w:szCs w:val="72"/>
-                          <w14:reflection w14:blurRad="6350" w14:stA="53000" w14:stPos="0" w14:endA="300" w14:endPos="35500" w14:dist="0" w14:dir="5400000" w14:fadeDir="5400000" w14:sx="100000" w14:sy="-90000" w14:kx="0" w14:ky="0" w14:algn="bl"/>
-                          <w14:textOutline w14:w="0" w14:cap="flat" w14:cmpd="sng" w14:algn="ctr">
-                            <w14:noFill/>
+                          <w:szCs w:val="36"/>
+                          <w14:reflection w14:blurRad="6350" w14:stA="55000" w14:stPos="0" w14:endA="300" w14:endPos="45500" w14:dist="0" w14:dir="5400000" w14:fadeDir="5400000" w14:sx="100000" w14:sy="-100000" w14:kx="0" w14:ky="0" w14:algn="bl"/>
+                          <w14:textOutline w14:w="11112" w14:cap="flat" w14:cmpd="sng" w14:algn="ctr">
+                            <w14:solidFill>
+                              <w14:srgbClr w14:val="FF0000"/>
+                            </w14:solidFill>
                             <w14:prstDash w14:val="solid"/>
                             <w14:round/>
                           </w14:textOutline>
-                          <w14:textFill>
-                            <w14:gradFill>
-                              <w14:gsLst>
-                                <w14:gs w14:pos="0">
-                                  <w14:schemeClr w14:val="accent5">
-                                    <w14:lumMod w14:val="50000"/>
-                                  </w14:schemeClr>
-                                </w14:gs>
-                                <w14:gs w14:pos="50000">
-                                  <w14:schemeClr w14:val="accent5"/>
-                                </w14:gs>
-                                <w14:gs w14:pos="100000">
-                                  <w14:schemeClr w14:val="accent5">
-                                    <w14:lumMod w14:val="60000"/>
-                                    <w14:lumOff w14:val="40000"/>
-                                  </w14:schemeClr>
-                                </w14:gs>
-                              </w14:gsLst>
-                              <w14:lin w14:ang="5400000" w14:scaled="0"/>
-                            </w14:gradFill>
-                          </w14:textFill>
                         </w:rPr>
                       </w:pPr>
                       <w:r>
                         <w:rPr>
-                          <w:rFonts w:ascii="Times New Roman" w:hAnsi="Times New Roman" w:cs="Times New Roman"/>
                           <w:b/>
-                          <w:color w:val="0070C0"/>
+                          <w:bCs/>
+                          <w:color w:val="FF0000"/>
                           <w:sz w:val="36"/>
-                          <w:szCs w:val="72"/>
-                          <w14:reflection w14:blurRad="6350" w14:stA="53000" w14:stPos="0" w14:endA="300" w14:endPos="35500" w14:dist="0" w14:dir="5400000" w14:fadeDir="5400000" w14:sx="100000" w14:sy="-90000" w14:kx="0" w14:ky="0" w14:algn="bl"/>
-                          <w14:textOutline w14:w="0" w14:cap="flat" w14:cmpd="sng" w14:algn="ctr">
-                            <w14:noFill/>
+                          <w:szCs w:val="36"/>
+                          <w14:reflection w14:blurRad="6350" w14:stA="55000" w14:stPos="0" w14:endA="300" w14:endPos="45500" w14:dist="0" w14:dir="5400000" w14:fadeDir="5400000" w14:sx="100000" w14:sy="-100000" w14:kx="0" w14:ky="0" w14:algn="bl"/>
+                          <w14:textOutline w14:w="11112" w14:cap="flat" w14:cmpd="sng" w14:algn="ctr">
+                            <w14:solidFill>
+                              <w14:srgbClr w14:val="FF0000"/>
+                            </w14:solidFill>
                             <w14:prstDash w14:val="solid"/>
                             <w14:round/>
                           </w14:textOutline>
-                          <w14:textFill>
-                            <w14:gradFill>
-                              <w14:gsLst>
-                                <w14:gs w14:pos="0">
-                                  <w14:schemeClr w14:val="accent5">
-                                    <w14:lumMod w14:val="50000"/>
-                                  </w14:schemeClr>
-                                </w14:gs>
-                                <w14:gs w14:pos="50000">
-                                  <w14:schemeClr w14:val="accent5"/>
-                                </w14:gs>
-                                <w14:gs w14:pos="100000">
-                                  <w14:schemeClr w14:val="accent5">
-                                    <w14:lumMod w14:val="60000"/>
-                                    <w14:lumOff w14:val="40000"/>
-                                  </w14:schemeClr>
-                                </w14:gs>
-                              </w14:gsLst>
-                              <w14:lin w14:ang="5400000" w14:scaled="0"/>
-                            </w14:gradFill>
-                          </w14:textFill>
                         </w:rPr>
-                        <w:t xml:space="preserve">   </w:t>
-                      </w:r>
-                      <w:r>
-                        <w:rPr>
-                          <w:rFonts w:ascii="Times New Roman" w:hAnsi="Times New Roman" w:cs="Times New Roman"/>
-                          <w:b/>
-                          <w:color w:val="000000" w:themeColor="text1"/>
-                          <w:sz w:val="36"/>
-                          <w:szCs w:val="72"/>
-                          <w14:reflection w14:blurRad="6350" w14:stA="53000" w14:stPos="0" w14:endA="300" w14:endPos="35500" w14:dist="0" w14:dir="5400000" w14:fadeDir="5400000" w14:sx="100000" w14:sy="-90000" w14:kx="0" w14:ky="0" w14:algn="bl"/>
-                          <w14:textOutline w14:w="0" w14:cap="flat" w14:cmpd="sng" w14:algn="ctr">
-                            <w14:noFill/>
-                            <w14:prstDash w14:val="solid"/>
-                            <w14:round/>
-                          </w14:textOutline>
-                          <w14:textFill>
-                            <w14:gradFill>
-                              <w14:gsLst>
-                                <w14:gs w14:pos="0">
-                                  <w14:schemeClr w14:val="accent5">
-                                    <w14:lumMod w14:val="50000"/>
-                                  </w14:schemeClr>
-                                </w14:gs>
-                                <w14:gs w14:pos="50000">
-                                  <w14:schemeClr w14:val="accent5"/>
-                                </w14:gs>
-                                <w14:gs w14:pos="100000">
-                                  <w14:schemeClr w14:val="accent5">
-                                    <w14:lumMod w14:val="60000"/>
-                                    <w14:lumOff w14:val="40000"/>
-                                  </w14:schemeClr>
-                                </w14:gs>
-                              </w14:gsLst>
-                              <w14:lin w14:ang="5400000" w14:scaled="0"/>
-                            </w14:gradFill>
-                          </w14:textFill>
-                        </w:rPr>
-                        <w:t>NĂM 2025, DU LỊCH KHÁNH HÒA</w:t>
+                        <w:t xml:space="preserve">KỶ NIỆM 80 NĂM CÁCH MẠNG THÁNG 8  </w:t>
                       </w:r>
                     </w:p>
                     <w:p>
                       <w:pPr>
-                        <w:spacing w:after="240"/>
-                        <w:ind w:left="720"/>
-                        <w:jc w:val="center"/>
+                        <w:pStyle w:val="NormalWeb"/>
+                        <w:spacing w:before="0" w:beforeAutospacing="0" w:after="0" w:afterAutospacing="0"/>
+                        <w:ind w:firstLine="720"/>
                         <w:rPr>
-                          <w:rFonts w:ascii="Times New Roman" w:hAnsi="Times New Roman" w:cs="Times New Roman"/>
                           <w:b/>
-                          <w:color w:val="000000" w:themeColor="text1"/>
+                          <w:bCs/>
+                          <w:color w:val="FF0000"/>
                           <w:sz w:val="36"/>
-                          <w:szCs w:val="72"/>
-                          <w14:reflection w14:blurRad="6350" w14:stA="53000" w14:stPos="0" w14:endA="300" w14:endPos="35500" w14:dist="0" w14:dir="5400000" w14:fadeDir="5400000" w14:sx="100000" w14:sy="-90000" w14:kx="0" w14:ky="0" w14:algn="bl"/>
-                          <w14:textOutline w14:w="0" w14:cap="flat" w14:cmpd="sng" w14:algn="ctr">
-                            <w14:noFill/>
+                          <w:szCs w:val="36"/>
+                          <w14:reflection w14:blurRad="6350" w14:stA="55000" w14:stPos="0" w14:endA="300" w14:endPos="45500" w14:dist="0" w14:dir="5400000" w14:fadeDir="5400000" w14:sx="100000" w14:sy="-100000" w14:kx="0" w14:ky="0" w14:algn="bl"/>
+                          <w14:textOutline w14:w="11112" w14:cap="flat" w14:cmpd="sng" w14:algn="ctr">
+                            <w14:solidFill>
+                              <w14:srgbClr w14:val="FF0000"/>
+                            </w14:solidFill>
                             <w14:prstDash w14:val="solid"/>
                             <w14:round/>
                           </w14:textOutline>
-                          <w14:textFill>
-                            <w14:gradFill>
-                              <w14:gsLst>
-                                <w14:gs w14:pos="0">
-                                  <w14:schemeClr w14:val="accent5">
-                                    <w14:lumMod w14:val="50000"/>
-                                  </w14:schemeClr>
-                                </w14:gs>
-                                <w14:gs w14:pos="50000">
-                                  <w14:schemeClr w14:val="accent5"/>
-                                </w14:gs>
-                                <w14:gs w14:pos="100000">
-                                  <w14:schemeClr w14:val="accent5">
-                                    <w14:lumMod w14:val="60000"/>
-                                    <w14:lumOff w14:val="40000"/>
-                                  </w14:schemeClr>
-                                </w14:gs>
-                              </w14:gsLst>
-                              <w14:lin w14:ang="5400000" w14:scaled="0"/>
-                            </w14:gradFill>
-                          </w14:textFill>
                         </w:rPr>
                       </w:pPr>
                       <w:r>
                         <w:rPr>
-                          <w:rFonts w:ascii="Times New Roman" w:hAnsi="Times New Roman" w:cs="Times New Roman"/>
                           <w:b/>
-                          <w:color w:val="000000" w:themeColor="text1"/>
-                          <w:sz w:val="36"/>
-                          <w:szCs w:val="72"/>
-                          <w14:reflection w14:blurRad="6350" w14:stA="53000" w14:stPos="0" w14:endA="300" w14:endPos="35500" w14:dist="0" w14:dir="5400000" w14:fadeDir="5400000" w14:sx="100000" w14:sy="-90000" w14:kx="0" w14:ky="0" w14:algn="bl"/>
-                          <w14:textOutline w14:w="0" w14:cap="flat" w14:cmpd="sng" w14:algn="ctr">
-                            <w14:noFill/>
-                            <w14:prstDash w14:val="solid"/>
-                            <w14:round/>
-                          </w14:textOutline>
-                          <w14:textFill>
-                            <w14:gradFill>
-                              <w14:gsLst>
-                                <w14:gs w14:pos="0">
-                                  <w14:schemeClr w14:val="accent5">
-                                    <w14:lumMod w14:val="50000"/>
-                                  </w14:schemeClr>
-                                </w14:gs>
-                                <w14:gs w14:pos="50000">
-                                  <w14:schemeClr w14:val="accent5"/>
-                                </w14:gs>
-                                <w14:gs w14:pos="100000">
-                                  <w14:schemeClr w14:val="accent5">
-                                    <w14:lumMod w14:val="60000"/>
-                                    <w14:lumOff w14:val="40000"/>
-                                  </w14:schemeClr>
-                                </w14:gs>
-                              </w14:gsLst>
-                              <w14:lin w14:ang="5400000" w14:scaled="0"/>
-                            </w14:gradFill>
-                          </w14:textFill>
-                        </w:rPr>
-                        <w:t xml:space="preserve">ĐẶT MỤC TIÊU ĐÓN </w:t>
-                      </w:r>
-                      <w:r>
-                        <w:rPr>
-                          <w:rFonts w:ascii="Times New Roman" w:hAnsi="Times New Roman" w:cs="Times New Roman"/>
-                          <w:b/>
+                          <w:bCs/>
                           <w:color w:val="FF0000"/>
                           <w:sz w:val="36"/>
-                          <w:szCs w:val="72"/>
-                          <w14:reflection w14:blurRad="6350" w14:stA="53000" w14:stPos="0" w14:endA="300" w14:endPos="35500" w14:dist="0" w14:dir="5400000" w14:fadeDir="5400000" w14:sx="100000" w14:sy="-90000" w14:kx="0" w14:ky="0" w14:algn="bl"/>
-                          <w14:textOutline w14:w="0" w14:cap="flat" w14:cmpd="sng" w14:algn="ctr">
-                            <w14:noFill/>
+                          <w:szCs w:val="36"/>
+                          <w14:reflection w14:blurRad="6350" w14:stA="55000" w14:stPos="0" w14:endA="300" w14:endPos="45500" w14:dist="0" w14:dir="5400000" w14:fadeDir="5400000" w14:sx="100000" w14:sy="-100000" w14:kx="0" w14:ky="0" w14:algn="bl"/>
+                          <w14:textOutline w14:w="11112" w14:cap="flat" w14:cmpd="sng" w14:algn="ctr">
+                            <w14:solidFill>
+                              <w14:srgbClr w14:val="FF0000"/>
+                            </w14:solidFill>
                             <w14:prstDash w14:val="solid"/>
                             <w14:round/>
                           </w14:textOutline>
                         </w:rPr>
-                        <w:t xml:space="preserve">11,8 </w:t>
-                      </w:r>
-                      <w:r>
-                        <w:rPr>
-                          <w:rFonts w:ascii="Times New Roman" w:hAnsi="Times New Roman" w:cs="Times New Roman"/>
-                          <w:b/>
-                          <w:color w:val="000000" w:themeColor="text1"/>
-                          <w:sz w:val="36"/>
-                          <w:szCs w:val="72"/>
-                          <w14:reflection w14:blurRad="6350" w14:stA="53000" w14:stPos="0" w14:endA="300" w14:endPos="35500" w14:dist="0" w14:dir="5400000" w14:fadeDir="5400000" w14:sx="100000" w14:sy="-90000" w14:kx="0" w14:ky="0" w14:algn="bl"/>
-                          <w14:textOutline w14:w="0" w14:cap="flat" w14:cmpd="sng" w14:algn="ctr">
-                            <w14:noFill/>
-                            <w14:prstDash w14:val="solid"/>
-                            <w14:round/>
-                          </w14:textOutline>
-                          <w14:textFill>
-                            <w14:gradFill>
-                              <w14:gsLst>
-                                <w14:gs w14:pos="0">
-                                  <w14:schemeClr w14:val="accent5">
-                                    <w14:lumMod w14:val="50000"/>
-                                  </w14:schemeClr>
-                                </w14:gs>
-                                <w14:gs w14:pos="50000">
-                                  <w14:schemeClr w14:val="accent5"/>
-                                </w14:gs>
-                                <w14:gs w14:pos="100000">
-                                  <w14:schemeClr w14:val="accent5">
-                                    <w14:lumMod w14:val="60000"/>
-                                    <w14:lumOff w14:val="40000"/>
-                                  </w14:schemeClr>
-                                </w14:gs>
-                              </w14:gsLst>
-                              <w14:lin w14:ang="5400000" w14:scaled="0"/>
-                            </w14:gradFill>
-                          </w14:textFill>
-                        </w:rPr>
-                        <w:t>TRIỆU LƯỢT KHÁCH</w:t>
+                        <w:t>VÀ QUỐC KHÁNH 2 THÁNG 9</w:t>
                       </w:r>
                     </w:p>
                   </w:txbxContent>
                 </v:textbox>
-                <w10:wrap type="square" anchorx="margin"/>
               </v:shape>
             </w:pict>
           </mc:Fallback>
@@ -669,363 +325,133 @@
     </w:p>
     <w:p>
       <w:pPr>
+        <w:pStyle w:val="NormalWeb"/>
         <w:keepNext/>
-        <w:framePr w:dropCap="drop" w:lines="3" w:h="1140" w:hRule="exact" w:wrap="around" w:vAnchor="text" w:hAnchor="page" w:x="1426" w:y="1376"/>
-        <w:spacing w:after="0" w:line="1140" w:lineRule="exact"/>
+        <w:framePr w:dropCap="drop" w:lines="3" w:wrap="around" w:vAnchor="text" w:hAnchor="page" w:x="2317" w:y="519"/>
+        <w:tabs>
+          <w:tab w:val="left" w:pos="1843"/>
+        </w:tabs>
+        <w:spacing w:before="0" w:beforeAutospacing="0" w:after="0" w:afterAutospacing="0" w:line="827" w:lineRule="exact"/>
+        <w:ind w:left="1418" w:right="-486"/>
         <w:jc w:val="both"/>
         <w:textAlignment w:val="baseline"/>
         <w:rPr>
-          <w:rFonts w:ascii="Times New Roman" w:hAnsi="Times New Roman" w:cs="Times New Roman"/>
-          <w:color w:val="000000" w:themeColor="text1"/>
-          <w:position w:val="-11"/>
-          <w:sz w:val="124"/>
-          <w:szCs w:val="32"/>
-          <w14:shadow w14:blurRad="38100" w14:dist="19050" w14:dir="2700000" w14:sx="100000" w14:sy="100000" w14:kx="0" w14:ky="0" w14:algn="tl">
-            <w14:schemeClr w14:val="dk1">
-              <w14:alpha w14:val="60000"/>
-            </w14:schemeClr>
-          </w14:shadow>
-          <w14:textOutline w14:w="0" w14:cap="flat" w14:cmpd="sng" w14:algn="ctr">
-            <w14:noFill/>
-            <w14:prstDash w14:val="solid"/>
-            <w14:round/>
-          </w14:textOutline>
+          <w:b/>
+          <w:bCs/>
+          <w:position w:val="-10"/>
+          <w:sz w:val="110"/>
         </w:rPr>
+      </w:pPr>
+      <w:r>
+        <w:rPr>
+          <w:b/>
+          <w:bCs/>
+          <w:color w:val="1F4E79" w:themeColor="accent5" w:themeShade="80"/>
+          <w:position w:val="-10"/>
+          <w:sz w:val="110"/>
+        </w:rPr>
+        <w:t>N</w:t>
+      </w:r>
+    </w:p>
+    <w:p>
+      <w:pPr>
+        <w:pStyle w:val="NormalWeb"/>
+        <w:ind w:left="1418" w:right="140"/>
+        <w:jc w:val="both"/>
       </w:pPr>
     </w:p>
     <w:p>
       <w:pPr>
-        <w:spacing w:after="240"/>
+        <w:pStyle w:val="NormalWeb"/>
+        <w:keepNext/>
+        <w:framePr w:dropCap="drop" w:lines="3" w:wrap="around" w:vAnchor="text" w:hAnchor="page" w:x="5905" w:y="1451"/>
+        <w:tabs>
+          <w:tab w:val="left" w:pos="8647"/>
+        </w:tabs>
+        <w:spacing w:before="0" w:beforeAutospacing="0" w:after="0" w:afterAutospacing="0" w:line="827" w:lineRule="exact"/>
+        <w:ind w:firstLine="567"/>
         <w:jc w:val="both"/>
+        <w:textAlignment w:val="baseline"/>
         <w:rPr>
-          <w:rFonts w:ascii="Times New Roman" w:hAnsi="Times New Roman" w:cs="Times New Roman"/>
-          <w:color w:val="00B0F0"/>
-          <w:sz w:val="28"/>
-          <w:szCs w:val="28"/>
-          <w14:shadow w14:blurRad="38100" w14:dist="19050" w14:dir="2700000" w14:sx="100000" w14:sy="100000" w14:kx="0" w14:ky="0" w14:algn="tl">
-            <w14:schemeClr w14:val="dk1">
-              <w14:alpha w14:val="60000"/>
-            </w14:schemeClr>
-          </w14:shadow>
-          <w14:textOutline w14:w="0" w14:cap="flat" w14:cmpd="sng" w14:algn="ctr">
-            <w14:noFill/>
-            <w14:prstDash w14:val="solid"/>
-            <w14:round/>
-          </w14:textOutline>
+          <w:position w:val="-11"/>
+          <w:sz w:val="112"/>
         </w:rPr>
       </w:pPr>
       <w:r>
         <w:rPr>
-          <w:rFonts w:ascii="Times New Roman" w:hAnsi="Times New Roman" w:cs="Times New Roman"/>
-          <w:color w:val="00B0F0"/>
-          <w:sz w:val="28"/>
-          <w:szCs w:val="28"/>
-          <w14:shadow w14:blurRad="38100" w14:dist="19050" w14:dir="2700000" w14:sx="100000" w14:sy="100000" w14:kx="0" w14:ky="0" w14:algn="tl">
-            <w14:schemeClr w14:val="dk1">
-              <w14:alpha w14:val="60000"/>
-            </w14:schemeClr>
-          </w14:shadow>
-          <w14:textOutline w14:w="0" w14:cap="flat" w14:cmpd="sng" w14:algn="ctr">
-            <w14:noFill/>
-            <w14:prstDash w14:val="solid"/>
-            <w14:round/>
-          </w14:textOutline>
+          <w:color w:val="FF0000"/>
+          <w:position w:val="-11"/>
+          <w:sz w:val="86"/>
+          <w:szCs w:val="2"/>
         </w:rPr>
-        <w:t xml:space="preserve">          </w:t>
-      </w:r>
-      <w:r>
-        <w:rPr>
-          <w:rFonts w:ascii="Times New Roman" w:hAnsi="Times New Roman" w:cs="Times New Roman"/>
-          <w:color w:val="00B0F0"/>
-          <w:sz w:val="28"/>
-          <w:szCs w:val="28"/>
-          <w14:shadow w14:blurRad="38100" w14:dist="19050" w14:dir="2700000" w14:sx="100000" w14:sy="100000" w14:kx="0" w14:ky="0" w14:algn="tl">
-            <w14:schemeClr w14:val="dk1">
-              <w14:alpha w14:val="60000"/>
-            </w14:schemeClr>
-          </w14:shadow>
-          <w14:textOutline w14:w="0" w14:cap="flat" w14:cmpd="sng" w14:algn="ctr">
-            <w14:noFill/>
-            <w14:prstDash w14:val="solid"/>
-            <w14:round/>
-          </w14:textOutline>
-        </w:rPr>
-        <w:t xml:space="preserve"> </w:t>
-      </w:r>
-      <w:r>
-        <w:rPr>
-          <w:rFonts w:ascii="Times New Roman" w:hAnsi="Times New Roman" w:cs="Times New Roman"/>
-          <w:color w:val="0070C0"/>
-          <w:sz w:val="28"/>
-          <w:szCs w:val="28"/>
-          <w:u w:val="double"/>
-          <w14:shadow w14:blurRad="38100" w14:dist="19050" w14:dir="2700000" w14:sx="100000" w14:sy="100000" w14:kx="0" w14:ky="0" w14:algn="tl">
-            <w14:schemeClr w14:val="dk1">
-              <w14:alpha w14:val="60000"/>
-            </w14:schemeClr>
-          </w14:shadow>
-          <w14:textOutline w14:w="0" w14:cap="flat" w14:cmpd="sng" w14:algn="ctr">
-            <w14:noFill/>
-            <w14:prstDash w14:val="solid"/>
-            <w14:round/>
-          </w14:textOutline>
-        </w:rPr>
-        <w:t>(</w:t>
-      </w:r>
-      <w:r>
-        <w:rPr>
-          <w:rFonts w:ascii="Times New Roman" w:hAnsi="Times New Roman" w:cs="Times New Roman"/>
-          <w:color w:val="0070C0"/>
-          <w:sz w:val="28"/>
-          <w:szCs w:val="28"/>
-          <w:u w:val="double" w:color="FF0000"/>
-          <w14:shadow w14:blurRad="38100" w14:dist="19050" w14:dir="2700000" w14:sx="100000" w14:sy="100000" w14:kx="0" w14:ky="0" w14:algn="tl">
-            <w14:schemeClr w14:val="dk1">
-              <w14:alpha w14:val="60000"/>
-            </w14:schemeClr>
-          </w14:shadow>
-          <w14:textOutline w14:w="0" w14:cap="flat" w14:cmpd="sng" w14:algn="ctr">
-            <w14:noFill/>
-            <w14:prstDash w14:val="solid"/>
-            <w14:round/>
-          </w14:textOutline>
-        </w:rPr>
-        <w:t xml:space="preserve">Thanh tra) </w:t>
-      </w:r>
-      <w:r>
-        <w:rPr>
-          <w:rFonts w:ascii="Times New Roman" w:hAnsi="Times New Roman" w:cs="Times New Roman"/>
-          <w:color w:val="000000" w:themeColor="text1"/>
-          <w:sz w:val="28"/>
-          <w:szCs w:val="28"/>
-          <w14:shadow w14:blurRad="38100" w14:dist="19050" w14:dir="2700000" w14:sx="100000" w14:sy="100000" w14:kx="0" w14:ky="0" w14:algn="tl">
-            <w14:schemeClr w14:val="dk1">
-              <w14:alpha w14:val="60000"/>
-            </w14:schemeClr>
-          </w14:shadow>
-          <w14:textOutline w14:w="0" w14:cap="flat" w14:cmpd="sng" w14:algn="ctr">
-            <w14:noFill/>
-            <w14:prstDash w14:val="solid"/>
-            <w14:round/>
-          </w14:textOutline>
-        </w:rPr>
-        <w:t>– Theo bà Nguyễn thị Lệ Thanh,Giám đốc sở Du lịch Khánh Hòa, năm 2025, ngành Du lịch tỉnh đặt mục tiêu đón 11,8 triệu lượt khách du lịch, trong đó có 5,2 triệu lượt khách quốc tế; doanh thu</w:t>
-      </w:r>
-      <w:r>
-        <w:rPr>
-          <w:rFonts w:ascii="Times New Roman" w:hAnsi="Times New Roman" w:cs="Times New Roman"/>
-          <w:color w:val="000000" w:themeColor="text1"/>
-          <w:sz w:val="28"/>
-          <w:szCs w:val="28"/>
-          <w14:shadow w14:blurRad="38100" w14:dist="19050" w14:dir="2700000" w14:sx="100000" w14:sy="100000" w14:kx="0" w14:ky="0" w14:algn="tl">
-            <w14:schemeClr w14:val="dk1">
-              <w14:alpha w14:val="60000"/>
-            </w14:schemeClr>
-          </w14:shadow>
-          <w14:textOutline w14:w="0" w14:cap="flat" w14:cmpd="sng" w14:algn="ctr">
-            <w14:noFill/>
-            <w14:prstDash w14:val="solid"/>
-            <w14:round/>
-          </w14:textOutline>
-        </w:rPr>
-        <w:t xml:space="preserve"> du lịch</w:t>
-      </w:r>
-      <w:r>
-        <w:rPr>
-          <w:rFonts w:ascii="Times New Roman" w:hAnsi="Times New Roman" w:cs="Times New Roman"/>
-          <w:color w:val="000000" w:themeColor="text1"/>
-          <w:sz w:val="28"/>
-          <w:szCs w:val="28"/>
-          <w14:shadow w14:blurRad="38100" w14:dist="19050" w14:dir="2700000" w14:sx="100000" w14:sy="100000" w14:kx="0" w14:ky="0" w14:algn="tl">
-            <w14:schemeClr w14:val="dk1">
-              <w14:alpha w14:val="60000"/>
-            </w14:schemeClr>
-          </w14:shadow>
-          <w14:textOutline w14:w="0" w14:cap="flat" w14:cmpd="sng" w14:algn="ctr">
-            <w14:noFill/>
-            <w14:prstDash w14:val="solid"/>
-            <w14:round/>
-          </w14:textOutline>
-        </w:rPr>
-        <w:t xml:space="preserve"> đạt 60.000 tỷ đồng.</w:t>
+        <w:t>L</w:t>
       </w:r>
     </w:p>
     <w:p>
       <w:pPr>
-        <w:spacing w:after="240"/>
+        <w:pStyle w:val="NormalWeb"/>
+        <w:ind w:left="1418" w:right="140"/>
         <w:jc w:val="both"/>
-        <w:rPr>
-          <w:rFonts w:ascii="Times New Roman" w:hAnsi="Times New Roman" w:cs="Times New Roman"/>
-          <w:color w:val="000000" w:themeColor="text1"/>
-          <w:sz w:val="28"/>
-          <w:szCs w:val="28"/>
-          <w14:shadow w14:blurRad="38100" w14:dist="19050" w14:dir="2700000" w14:sx="100000" w14:sy="100000" w14:kx="0" w14:ky="0" w14:algn="tl">
-            <w14:schemeClr w14:val="dk1">
-              <w14:alpha w14:val="60000"/>
-            </w14:schemeClr>
-          </w14:shadow>
-          <w14:textOutline w14:w="0" w14:cap="flat" w14:cmpd="sng" w14:algn="ctr">
-            <w14:noFill/>
-            <w14:prstDash w14:val="solid"/>
-            <w14:round/>
-          </w14:textOutline>
-        </w:rPr>
+      </w:pPr>
+      <w:r>
+        <w:t>gày 19/8/1945 đánh dấu sự thành công của nền cách mạng Việt Nam, đưa đất nước thoát khỏi tay đô hộ gần 100 năm của thực dân Pháp, xóa bỏ chế độ phong kiến, tạo dựng nền nước Việt Nam Dân chủ Cộng hòa. Đồng thời, Cách mạng Tháng Tám năm 1945 thành công khẳng định vị thế lãnh đạo của Đảng Cộng sản Việt Nam với phong trào giải phóng dân tộc.</w:t>
+      </w:r>
+    </w:p>
+    <w:p>
+      <w:pPr>
+        <w:pStyle w:val="NormalWeb"/>
+        <w:tabs>
+          <w:tab w:val="left" w:pos="8647"/>
+        </w:tabs>
+        <w:ind w:left="426" w:right="707"/>
+        <w:jc w:val="both"/>
         <w:sectPr>
-          <w:pgSz w:w="12240" w:h="15840"/>
-          <w:pgMar w:top="1440" w:right="1440" w:bottom="1440" w:left="1440" w:header="720" w:footer="720" w:gutter="0"/>
-          <w:cols w:space="720"/>
-          <w:docGrid w:linePitch="360"/>
+          <w:type w:val="continuous"/>
+          <w:pgSz w:w="11906" w:h="16838"/>
+          <w:pgMar w:top="1134" w:right="851" w:bottom="1134" w:left="1701" w:header="709" w:footer="709" w:gutter="0"/>
+          <w:cols w:space="708"/>
+          <w:docGrid w:linePitch="381"/>
         </w:sectPr>
       </w:pPr>
     </w:p>
     <w:p>
       <w:pPr>
-        <w:keepNext/>
-        <w:framePr w:dropCap="drop" w:lines="3" w:wrap="around" w:vAnchor="text" w:hAnchor="text"/>
-        <w:spacing w:after="0" w:line="1165" w:lineRule="exact"/>
-        <w:ind w:firstLine="720"/>
+        <w:pStyle w:val="NormalWeb"/>
+        <w:tabs>
+          <w:tab w:val="left" w:pos="8647"/>
+        </w:tabs>
+        <w:ind w:left="1418" w:right="28" w:firstLine="850"/>
         <w:jc w:val="both"/>
-        <w:textAlignment w:val="baseline"/>
-        <w:rPr>
-          <w:rFonts w:ascii="Times New Roman" w:hAnsi="Times New Roman" w:cs="Times New Roman"/>
-          <w:color w:val="000000" w:themeColor="text1"/>
-          <w:position w:val="-12"/>
-          <w:sz w:val="151"/>
-          <w:szCs w:val="28"/>
-          <w14:shadow w14:blurRad="38100" w14:dist="19050" w14:dir="2700000" w14:sx="100000" w14:sy="100000" w14:kx="0" w14:ky="0" w14:algn="tl">
-            <w14:schemeClr w14:val="dk1">
-              <w14:alpha w14:val="60000"/>
-            </w14:schemeClr>
-          </w14:shadow>
-          <w14:textOutline w14:w="0" w14:cap="flat" w14:cmpd="sng" w14:algn="ctr">
-            <w14:noFill/>
-            <w14:prstDash w14:val="solid"/>
-            <w14:round/>
-          </w14:textOutline>
-        </w:rPr>
       </w:pPr>
       <w:r>
         <w:rPr>
-          <w:rFonts w:ascii="Times New Roman" w:hAnsi="Times New Roman" w:cs="Times New Roman"/>
-          <w:color w:val="000000" w:themeColor="text1"/>
-          <w:position w:val="-12"/>
-          <w:sz w:val="151"/>
-          <w:szCs w:val="28"/>
-          <w14:shadow w14:blurRad="38100" w14:dist="19050" w14:dir="2700000" w14:sx="100000" w14:sy="100000" w14:kx="0" w14:ky="0" w14:algn="tl">
-            <w14:schemeClr w14:val="dk1">
-              <w14:alpha w14:val="60000"/>
-            </w14:schemeClr>
-          </w14:shadow>
-          <w14:textOutline w14:w="0" w14:cap="flat" w14:cmpd="sng" w14:algn="ctr">
-            <w14:noFill/>
-            <w14:prstDash w14:val="solid"/>
-            <w14:round/>
-          </w14:textOutline>
-        </w:rPr>
-        <w:t>Đ</w:t>
-      </w:r>
-    </w:p>
-    <w:p>
-      <w:pPr>
-        <w:spacing w:after="240"/>
-        <w:jc w:val="both"/>
-        <w:rPr>
-          <w:rFonts w:ascii="Times New Roman" w:hAnsi="Times New Roman" w:cs="Times New Roman"/>
-          <w:color w:val="000000" w:themeColor="text1"/>
-          <w:sz w:val="28"/>
-          <w:szCs w:val="28"/>
-          <w14:shadow w14:blurRad="38100" w14:dist="19050" w14:dir="2700000" w14:sx="100000" w14:sy="100000" w14:kx="0" w14:ky="0" w14:algn="tl">
-            <w14:schemeClr w14:val="dk1">
-              <w14:alpha w14:val="60000"/>
-            </w14:schemeClr>
-          </w14:shadow>
-          <w14:textOutline w14:w="0" w14:cap="flat" w14:cmpd="sng" w14:algn="ctr">
-            <w14:noFill/>
-            <w14:prstDash w14:val="solid"/>
-            <w14:round/>
-          </w14:textOutline>
-        </w:rPr>
-      </w:pPr>
-      <w:r>
-        <w:rPr>
-          <w:rFonts w:ascii="Times New Roman" w:hAnsi="Times New Roman" w:cs="Times New Roman"/>
-          <w:color w:val="000000" w:themeColor="text1"/>
-          <w:sz w:val="28"/>
-          <w:szCs w:val="28"/>
-          <w14:shadow w14:blurRad="38100" w14:dist="19050" w14:dir="2700000" w14:sx="100000" w14:sy="100000" w14:kx="0" w14:ky="0" w14:algn="tl">
-            <w14:schemeClr w14:val="dk1">
-              <w14:alpha w14:val="60000"/>
-            </w14:schemeClr>
-          </w14:shadow>
-          <w14:textOutline w14:w="0" w14:cap="flat" w14:cmpd="sng" w14:algn="ctr">
-            <w14:noFill/>
-            <w14:prstDash w14:val="solid"/>
-            <w14:round/>
-          </w14:textOutline>
-        </w:rPr>
-        <w:t xml:space="preserve">ể đạt được mục tiêu trên, ngành Du lịch Khánh Hòa phải phát huy tiềm năng, lợi thế về dịch vụ nghỉ dưỡng. Du lịch Khánh Hòa phải giữ vững các thị trường khách lớn như Hàn Quốc, Trung Quốc; đẩy mạnh thu hút lại thị trường khách Nga… Bên cạnh công tác xúc tiến, quảng bá, các doanh nghiệp du lịch Khánh Hòa phải </w:t>
-      </w:r>
-      <w:r>
-        <w:rPr>
-          <w:rFonts w:ascii="Times New Roman" w:hAnsi="Times New Roman" w:cs="Times New Roman"/>
-          <w:color w:val="000000" w:themeColor="text1"/>
-          <w:sz w:val="28"/>
-          <w:szCs w:val="28"/>
-          <w14:shadow w14:blurRad="38100" w14:dist="19050" w14:dir="2700000" w14:sx="100000" w14:sy="100000" w14:kx="0" w14:ky="0" w14:algn="tl">
-            <w14:schemeClr w14:val="dk1">
-              <w14:alpha w14:val="60000"/>
-            </w14:schemeClr>
-          </w14:shadow>
-          <w14:textOutline w14:w="0" w14:cap="flat" w14:cmpd="sng" w14:algn="ctr">
-            <w14:noFill/>
-            <w14:prstDash w14:val="solid"/>
-            <w14:round/>
-          </w14:textOutline>
-        </w:rPr>
-        <w:t>giữ vững chất lượng dịch vụ lưu trú nghỉ dưỡng.</w:t>
-      </w:r>
-    </w:p>
-    <w:p>
-      <w:pPr>
-        <w:spacing w:after="240"/>
-        <w:jc w:val="both"/>
-        <w:rPr>
-          <w:rFonts w:ascii="Times New Roman" w:hAnsi="Times New Roman" w:cs="Times New Roman"/>
-          <w:color w:val="000000" w:themeColor="text1"/>
-          <w:sz w:val="28"/>
-          <w:szCs w:val="28"/>
-          <w14:shadow w14:blurRad="38100" w14:dist="19050" w14:dir="2700000" w14:sx="100000" w14:sy="100000" w14:kx="0" w14:ky="0" w14:algn="tl">
-            <w14:schemeClr w14:val="dk1">
-              <w14:alpha w14:val="60000"/>
-            </w14:schemeClr>
-          </w14:shadow>
-          <w14:textOutline w14:w="0" w14:cap="flat" w14:cmpd="sng" w14:algn="ctr">
-            <w14:noFill/>
-            <w14:prstDash w14:val="solid"/>
-            <w14:round/>
-          </w14:textOutline>
-        </w:rPr>
-      </w:pPr>
-      <w:r>
-        <w:rPr>
-          <w:rFonts w:ascii="Times New Roman" w:hAnsi="Times New Roman" w:cs="Times New Roman"/>
           <w:noProof/>
-          <w:color w:val="000000" w:themeColor="text1"/>
-          <w:sz w:val="28"/>
-          <w:szCs w:val="28"/>
+          <w:lang w:val="vi-VN" w:eastAsia="vi-VN"/>
         </w:rPr>
         <w:drawing>
-          <wp:anchor distT="0" distB="0" distL="114300" distR="114300" simplePos="0" relativeHeight="251662336" behindDoc="0" locked="0" layoutInCell="1" allowOverlap="1" wp14:anchorId="6E1D5128" wp14:editId="75BF5507">
+          <wp:anchor distT="0" distB="0" distL="114300" distR="114300" simplePos="0" relativeHeight="251660288" behindDoc="1" locked="0" layoutInCell="1" allowOverlap="1" wp14:anchorId="3E8EB9E7" wp14:editId="6DEBF32B">
             <wp:simplePos x="0" y="0"/>
-            <wp:positionH relativeFrom="margin">
-              <wp:posOffset>2146300</wp:posOffset>
+            <wp:positionH relativeFrom="column">
+              <wp:posOffset>2861945</wp:posOffset>
             </wp:positionH>
             <wp:positionV relativeFrom="paragraph">
-              <wp:posOffset>701040</wp:posOffset>
+              <wp:posOffset>466090</wp:posOffset>
             </wp:positionV>
-            <wp:extent cx="2458085" cy="1637665"/>
-            <wp:effectExtent l="152400" t="152400" r="361315" b="362585"/>
-            <wp:wrapSquare wrapText="bothSides"/>
+            <wp:extent cx="1923415" cy="1043305"/>
+            <wp:effectExtent l="133350" t="114300" r="153035" b="156845"/>
+            <wp:wrapTight wrapText="bothSides">
+              <wp:wrapPolygon edited="0">
+                <wp:start x="-428" y="-2366"/>
+                <wp:lineTo x="-1498" y="-1578"/>
+                <wp:lineTo x="-1498" y="21298"/>
+                <wp:lineTo x="-1070" y="24453"/>
+                <wp:lineTo x="22891" y="24453"/>
+                <wp:lineTo x="23105" y="4733"/>
+                <wp:lineTo x="22035" y="-1183"/>
+                <wp:lineTo x="22035" y="-2366"/>
+                <wp:lineTo x="-428" y="-2366"/>
+              </wp:wrapPolygon>
+            </wp:wrapTight>
             <wp:docPr id="3" name="Picture 3"/>
             <wp:cNvGraphicFramePr>
               <a:graphicFrameLocks xmlns:a="http://schemas.openxmlformats.org/drawingml/2006/main" noChangeAspect="1"/>
@@ -1034,11 +460,11 @@
               <a:graphicData uri="http://schemas.openxmlformats.org/drawingml/2006/picture">
                 <pic:pic xmlns:pic="http://schemas.openxmlformats.org/drawingml/2006/picture">
                   <pic:nvPicPr>
-                    <pic:cNvPr id="3" name="DulichKH.jpg"/>
+                    <pic:cNvPr id="3" name="Picture 3"/>
                     <pic:cNvPicPr/>
                   </pic:nvPicPr>
                   <pic:blipFill>
-                    <a:blip r:embed="rId4" cstate="print">
+                    <a:blip r:embed="rId5" cstate="print">
                       <a:extLst>
                         <a:ext uri="{28A0092B-C50C-407E-A947-70E740481C1C}">
                           <a14:useLocalDpi xmlns:a14="http://schemas.microsoft.com/office/drawing/2010/main" val="0"/>
@@ -1052,21 +478,41 @@
                   <pic:spPr>
                     <a:xfrm>
                       <a:off x="0" y="0"/>
-                      <a:ext cx="2458085" cy="1637665"/>
+                      <a:ext cx="1923415" cy="1043305"/>
                     </a:xfrm>
                     <a:prstGeom prst="rect">
                       <a:avLst/>
                     </a:prstGeom>
-                    <a:ln>
-                      <a:noFill/>
+                    <a:solidFill>
+                      <a:srgbClr val="FFFFFF">
+                        <a:shade val="85000"/>
+                      </a:srgbClr>
+                    </a:solidFill>
+                    <a:ln w="88900" cap="sq">
+                      <a:solidFill>
+                        <a:srgbClr val="FFFFFF"/>
+                      </a:solidFill>
+                      <a:miter lim="800000"/>
                     </a:ln>
                     <a:effectLst>
-                      <a:outerShdw blurRad="292100" dist="139700" dir="2700000" algn="tl" rotWithShape="0">
-                        <a:srgbClr val="333333">
-                          <a:alpha val="65000"/>
+                      <a:outerShdw blurRad="55000" dist="18000" dir="5400000" algn="tl" rotWithShape="0">
+                        <a:srgbClr val="000000">
+                          <a:alpha val="40000"/>
                         </a:srgbClr>
                       </a:outerShdw>
                     </a:effectLst>
+                    <a:scene3d>
+                      <a:camera prst="orthographicFront"/>
+                      <a:lightRig rig="twoPt" dir="t">
+                        <a:rot lat="0" lon="0" rev="7200000"/>
+                      </a:lightRig>
+                    </a:scene3d>
+                    <a:sp3d>
+                      <a:bevelT w="25400" h="19050"/>
+                      <a:contourClr>
+                        <a:srgbClr val="FFFFFF"/>
+                      </a:contourClr>
+                    </a:sp3d>
                   </pic:spPr>
                 </pic:pic>
               </a:graphicData>
@@ -1081,123 +527,113 @@
         </w:drawing>
       </w:r>
       <w:r>
+        <w:t xml:space="preserve">Năm 2025 chính là kỷ niệm </w:t>
+      </w:r>
+      <w:r>
         <w:rPr>
-          <w:rFonts w:ascii="Times New Roman" w:hAnsi="Times New Roman" w:cs="Times New Roman"/>
-          <w:color w:val="000000" w:themeColor="text1"/>
-          <w:sz w:val="28"/>
-          <w:szCs w:val="28"/>
-          <w14:shadow w14:blurRad="38100" w14:dist="19050" w14:dir="2700000" w14:sx="100000" w14:sy="100000" w14:kx="0" w14:ky="0" w14:algn="tl">
-            <w14:schemeClr w14:val="dk1">
-              <w14:alpha w14:val="60000"/>
-            </w14:schemeClr>
-          </w14:shadow>
-          <w14:textOutline w14:w="0" w14:cap="flat" w14:cmpd="sng" w14:algn="ctr">
-            <w14:noFill/>
-            <w14:prstDash w14:val="solid"/>
-            <w14:round/>
-          </w14:textOutline>
+          <w:b/>
+          <w:bCs/>
         </w:rPr>
-        <w:t>Dịch vụ lưu trú nghỉ dưỡng của du lịch Nha Trang – Khánh Hòa có những lợi thế cạnh tranh do có cơ sở vật chất tốt, dịch vụ chất lượng cao. Giá cả của dịch vụ nghỉ dưỡng ở Khánh Hòa cũng rẻ hơn so với nhiều nơi trên đất nước ta. Đây là điểm mạnh để du lịc Khánh Hòa thu hút khách du lịch Hàn Quốc trong những năm gần đây…</w:t>
+        <w:t>80 năm Cách mạng Tháng Tám thành công (19/8/1945 – 19/8/2025)</w:t>
+      </w:r>
+      <w:r>
+        <w:t>. Đây là dịp để khẳng định sức mạnh đại đoàn kết toàn dân tộc là nhân tố quyết định của Cách mạng Tháng Tám và là động lực quan trọng trong công cuộc xây dựng, bảo vệ Tổ quốc Việt Nam xã hội chủ nghĩa hiện nay.</w:t>
       </w:r>
     </w:p>
     <w:p>
       <w:pPr>
-        <w:spacing w:after="240"/>
+        <w:pStyle w:val="NormalWeb"/>
+        <w:tabs>
+          <w:tab w:val="left" w:pos="8647"/>
+        </w:tabs>
+        <w:spacing w:before="40" w:beforeAutospacing="0" w:after="40" w:afterAutospacing="0"/>
+        <w:ind w:right="253"/>
+        <w:jc w:val="both"/>
+      </w:pPr>
+      <w:r>
+        <w:t>an tỏa mạnh mẽ các phong trào thi đua yêu nước, phát huy vai trò các tầng lớp nhân dân, nhất là trong đội ngũ thanh niên, trí thức, văn nghệ sĩ; khơi dậy khát vọng phát triển đất nước phồn vinh, hạnh phúc của mỗi người Việt Nam.</w:t>
+      </w:r>
+    </w:p>
+    <w:p>
+      <w:pPr>
+        <w:pStyle w:val="NormalWeb"/>
+        <w:tabs>
+          <w:tab w:val="left" w:pos="8647"/>
+        </w:tabs>
+        <w:spacing w:before="40" w:beforeAutospacing="0" w:after="40" w:afterAutospacing="0"/>
+        <w:ind w:right="253" w:firstLine="567"/>
         <w:jc w:val="both"/>
         <w:rPr>
-          <w:rFonts w:ascii="Times New Roman" w:hAnsi="Times New Roman" w:cs="Times New Roman"/>
-          <w:color w:val="000000" w:themeColor="text1"/>
-          <w:sz w:val="28"/>
-          <w:szCs w:val="28"/>
-          <w14:shadow w14:blurRad="38100" w14:dist="19050" w14:dir="2700000" w14:sx="100000" w14:sy="100000" w14:kx="0" w14:ky="0" w14:algn="tl">
-            <w14:schemeClr w14:val="dk1">
-              <w14:alpha w14:val="60000"/>
-            </w14:schemeClr>
-          </w14:shadow>
-          <w14:textOutline w14:w="0" w14:cap="flat" w14:cmpd="sng" w14:algn="ctr">
-            <w14:noFill/>
-            <w14:prstDash w14:val="solid"/>
-            <w14:round/>
-          </w14:textOutline>
+          <w:b/>
+          <w:bCs/>
         </w:rPr>
+      </w:pPr>
+      <w:r>
+        <w:t xml:space="preserve">Căn cứ theo khoản 6 Điều 4 Nghị định 145/2013/NĐ-CP, </w:t>
+      </w:r>
+      <w:r>
+        <w:rPr>
+          <w:b/>
+          <w:bCs/>
+        </w:rPr>
+        <w:t>Ngày Cách mạng Tháng Tám (19/8/1945) là một ngày lễ lớn của nước Việt Nam.</w:t>
+      </w:r>
+    </w:p>
+    <w:p>
+      <w:pPr>
+        <w:pStyle w:val="NormalWeb"/>
+        <w:tabs>
+          <w:tab w:val="left" w:pos="8647"/>
+        </w:tabs>
+        <w:ind w:left="426" w:right="707" w:firstLine="708"/>
+        <w:jc w:val="both"/>
         <w:sectPr>
           <w:type w:val="continuous"/>
-          <w:pgSz w:w="12240" w:h="15840"/>
-          <w:pgMar w:top="1440" w:right="1440" w:bottom="1440" w:left="1440" w:header="720" w:footer="720" w:gutter="0"/>
-          <w:cols w:num="2" w:sep="1" w:space="720" w:equalWidth="0">
-            <w:col w:w="2640" w:space="720"/>
-            <w:col w:w="6000"/>
+          <w:pgSz w:w="11906" w:h="16838"/>
+          <w:pgMar w:top="1134" w:right="851" w:bottom="1134" w:left="1701" w:header="709" w:footer="709" w:gutter="0"/>
+          <w:cols w:num="2" w:sep="1" w:space="284" w:equalWidth="0">
+            <w:col w:w="3572" w:space="567"/>
+            <w:col w:w="5215"/>
           </w:cols>
-          <w:docGrid w:linePitch="360"/>
+          <w:docGrid w:linePitch="381"/>
         </w:sectPr>
       </w:pPr>
     </w:p>
     <w:p>
       <w:pPr>
-        <w:spacing w:after="240"/>
+        <w:pStyle w:val="NormalWeb"/>
+        <w:ind w:left="1418" w:right="282" w:firstLine="850"/>
         <w:jc w:val="both"/>
+      </w:pPr>
+      <w:r>
+        <w:t>Đây cũng là ngày tôn vinh, tưởng nhớ những hy sinh, cống hiến của lực lượng Công an nhân dân đã đóng vai trò chủ đạo trong các cuộc chiến với nhiệm vụ giữ gìn trật tự, an toàn xã hội và là lực lượng tiên phong, đi đầu trong cuộc chiến bảo vệ Tổ quốc.</w:t>
+      </w:r>
+    </w:p>
+    <w:p>
+      <w:pPr>
+        <w:pStyle w:val="NormalWeb"/>
+        <w:ind w:right="282"/>
+        <w:jc w:val="right"/>
         <w:rPr>
-          <w:rFonts w:ascii="Times New Roman" w:hAnsi="Times New Roman" w:cs="Times New Roman"/>
-          <w:color w:val="000000" w:themeColor="text1"/>
-          <w:sz w:val="28"/>
-          <w:szCs w:val="28"/>
-          <w14:shadow w14:blurRad="38100" w14:dist="19050" w14:dir="2700000" w14:sx="100000" w14:sy="100000" w14:kx="0" w14:ky="0" w14:algn="tl">
-            <w14:schemeClr w14:val="dk1">
-              <w14:alpha w14:val="60000"/>
-            </w14:schemeClr>
-          </w14:shadow>
-          <w14:textOutline w14:w="0" w14:cap="flat" w14:cmpd="sng" w14:algn="ctr">
-            <w14:noFill/>
-            <w14:prstDash w14:val="solid"/>
-            <w14:round/>
-          </w14:textOutline>
+          <w:b/>
+          <w:bCs/>
         </w:rPr>
       </w:pPr>
       <w:r>
         <w:rPr>
-          <w:rFonts w:ascii="Times New Roman" w:hAnsi="Times New Roman" w:cs="Times New Roman"/>
-          <w:color w:val="000000" w:themeColor="text1"/>
-          <w:sz w:val="28"/>
-          <w:szCs w:val="28"/>
-          <w14:shadow w14:blurRad="38100" w14:dist="19050" w14:dir="2700000" w14:sx="100000" w14:sy="100000" w14:kx="0" w14:ky="0" w14:algn="tl">
-            <w14:schemeClr w14:val="dk1">
-              <w14:alpha w14:val="60000"/>
-            </w14:schemeClr>
-          </w14:shadow>
-          <w14:textOutline w14:w="0" w14:cap="flat" w14:cmpd="sng" w14:algn="ctr">
-            <w14:noFill/>
-            <w14:prstDash w14:val="solid"/>
-            <w14:round/>
-          </w14:textOutline>
+          <w:b/>
+          <w:bCs/>
         </w:rPr>
-        <w:t xml:space="preserve">       </w:t>
-      </w:r>
-      <w:r>
-        <w:rPr>
-          <w:rFonts w:ascii="Times New Roman" w:hAnsi="Times New Roman" w:cs="Times New Roman"/>
-          <w:color w:val="000000" w:themeColor="text1"/>
-          <w:sz w:val="28"/>
-          <w:szCs w:val="28"/>
-          <w14:shadow w14:blurRad="38100" w14:dist="19050" w14:dir="2700000" w14:sx="100000" w14:sy="100000" w14:kx="0" w14:ky="0" w14:algn="tl">
-            <w14:schemeClr w14:val="dk1">
-              <w14:alpha w14:val="60000"/>
-            </w14:schemeClr>
-          </w14:shadow>
-          <w14:textOutline w14:w="0" w14:cap="flat" w14:cmpd="sng" w14:algn="ctr">
-            <w14:noFill/>
-            <w14:prstDash w14:val="solid"/>
-            <w14:round/>
-          </w14:textOutline>
-        </w:rPr>
-        <w:t>Cũng theo báo cáo của sở Du lịch Khánh Hòa, toàn tỉnh có gần 1.200 cơ sở lưu trú du lịch với hơn 66.000 phòng, trong đó có hơn 40% số phòng chất lượng 3 – 5 sao, khách du lịch đến Khánh Hòa thỏa sức lựa chọn dịch vụ lưu trú nghỉ dưỡng.</w:t>
+        <w:t>Anh Hai</w:t>
       </w:r>
     </w:p>
+    <w:p/>
     <w:sectPr>
       <w:type w:val="continuous"/>
-      <w:pgSz w:w="12240" w:h="15840"/>
-      <w:pgMar w:top="1440" w:right="1440" w:bottom="1440" w:left="1440" w:header="720" w:footer="720" w:gutter="0"/>
-      <w:cols w:space="720"/>
-      <w:docGrid w:linePitch="360"/>
+      <w:pgSz w:w="11906" w:h="16838"/>
+      <w:pgMar w:top="1134" w:right="851" w:bottom="1134" w:left="1701" w:header="709" w:footer="709" w:gutter="0"/>
+      <w:cols w:space="708"/>
+      <w:docGrid w:linePitch="381"/>
     </w:sectPr>
   </w:body>
 </w:document>
@@ -1208,15 +644,15 @@
   <w:docDefaults>
     <w:rPrDefault>
       <w:rPr>
-        <w:rFonts w:asciiTheme="minorHAnsi" w:eastAsiaTheme="minorHAnsi" w:hAnsiTheme="minorHAnsi" w:cstheme="minorBidi"/>
-        <w:sz w:val="22"/>
-        <w:szCs w:val="22"/>
-        <w:lang w:val="en-US" w:eastAsia="en-US" w:bidi="ar-SA"/>
+        <w:rFonts w:ascii="Times New Roman" w:eastAsiaTheme="minorHAnsi" w:hAnsi="Times New Roman" w:cs="Times New Roman"/>
+        <w:sz w:val="28"/>
+        <w:szCs w:val="28"/>
+        <w:lang w:val="en-GB" w:eastAsia="en-US" w:bidi="ar-SA"/>
       </w:rPr>
     </w:rPrDefault>
     <w:pPrDefault>
       <w:pPr>
-        <w:spacing w:after="160" w:line="259" w:lineRule="auto"/>
+        <w:spacing w:line="259" w:lineRule="auto"/>
       </w:pPr>
     </w:pPrDefault>
   </w:docDefaults>
@@ -1601,7 +1037,6 @@
   <w:style w:type="paragraph" w:default="1" w:styleId="Normal">
     <w:name w:val="Normal"/>
     <w:qFormat/>
-    <w:rsid w:val="003D5F9D"/>
   </w:style>
   <w:style w:type="character" w:default="1" w:styleId="DefaultParagraphFont">
     <w:name w:val="Default Paragraph Font"/>
@@ -1630,6 +1065,23 @@
     <w:semiHidden/>
     <w:unhideWhenUsed/>
   </w:style>
+  <w:style w:type="paragraph" w:styleId="NormalWeb">
+    <w:name w:val="Normal (Web)"/>
+    <w:basedOn w:val="Normal"/>
+    <w:uiPriority w:val="99"/>
+    <w:semiHidden/>
+    <w:unhideWhenUsed/>
+    <w:rsid w:val="00C15745"/>
+    <w:pPr>
+      <w:spacing w:before="100" w:beforeAutospacing="1" w:after="100" w:afterAutospacing="1" w:line="240" w:lineRule="auto"/>
+    </w:pPr>
+    <w:rPr>
+      <w:rFonts w:eastAsia="Times New Roman"/>
+      <w:sz w:val="24"/>
+      <w:szCs w:val="24"/>
+      <w:lang w:eastAsia="en-GB"/>
+    </w:rPr>
+  </w:style>
 </w:styles>
 </file>
 
@@ -1650,7 +1102,7 @@
         <a:srgbClr val="E7E6E6"/>
       </a:lt2>
       <a:accent1>
-        <a:srgbClr val="5B9BD5"/>
+        <a:srgbClr val="4472C4"/>
       </a:accent1>
       <a:accent2>
         <a:srgbClr val="ED7D31"/>
@@ -1662,7 +1114,7 @@
         <a:srgbClr val="FFC000"/>
       </a:accent4>
       <a:accent5>
-        <a:srgbClr val="4472C4"/>
+        <a:srgbClr val="5B9BD5"/>
       </a:accent5>
       <a:accent6>
         <a:srgbClr val="70AD47"/>
@@ -1676,7 +1128,7 @@
     </a:clrScheme>
     <a:fontScheme name="Office">
       <a:majorFont>
-        <a:latin typeface="Calibri Light" panose="020F0302020204030204"/>
+        <a:latin typeface="Calibri Light"/>
         <a:ea typeface=""/>
         <a:cs typeface=""/>
         <a:font script="Jpan" typeface="游ゴシック Light"/>
@@ -1709,9 +1161,26 @@
         <a:font script="Viet" typeface="Times New Roman"/>
         <a:font script="Uigh" typeface="Microsoft Uighur"/>
         <a:font script="Geor" typeface="Sylfaen"/>
+        <a:font script="Armn" typeface="Arial"/>
+        <a:font script="Bugi" typeface="Leelawadee UI"/>
+        <a:font script="Bopo" typeface="Microsoft JhengHei"/>
+        <a:font script="Java" typeface="Javanese Text"/>
+        <a:font script="Lisu" typeface="Segoe UI"/>
+        <a:font script="Mymr" typeface="Myanmar Text"/>
+        <a:font script="Nkoo" typeface="Ebrima"/>
+        <a:font script="Olck" typeface="Nirmala UI"/>
+        <a:font script="Osma" typeface="Ebrima"/>
+        <a:font script="Phag" typeface="Phagspa"/>
+        <a:font script="Syrn" typeface="Estrangelo Edessa"/>
+        <a:font script="Syrj" typeface="Estrangelo Edessa"/>
+        <a:font script="Syre" typeface="Estrangelo Edessa"/>
+        <a:font script="Sora" typeface="Nirmala UI"/>
+        <a:font script="Tale" typeface="Microsoft Tai Le"/>
+        <a:font script="Talu" typeface="Microsoft New Tai Lue"/>
+        <a:font script="Tfng" typeface="Ebrima"/>
       </a:majorFont>
       <a:minorFont>
-        <a:latin typeface="Calibri" panose="020F0502020204030204"/>
+        <a:latin typeface="Calibri"/>
         <a:ea typeface=""/>
         <a:cs typeface=""/>
         <a:font script="Jpan" typeface="游明朝"/>
@@ -1744,6 +1213,23 @@
         <a:font script="Viet" typeface="Arial"/>
         <a:font script="Uigh" typeface="Microsoft Uighur"/>
         <a:font script="Geor" typeface="Sylfaen"/>
+        <a:font script="Armn" typeface="Arial"/>
+        <a:font script="Bugi" typeface="Leelawadee UI"/>
+        <a:font script="Bopo" typeface="Microsoft JhengHei"/>
+        <a:font script="Java" typeface="Javanese Text"/>
+        <a:font script="Lisu" typeface="Segoe UI"/>
+        <a:font script="Mymr" typeface="Myanmar Text"/>
+        <a:font script="Nkoo" typeface="Ebrima"/>
+        <a:font script="Olck" typeface="Nirmala UI"/>
+        <a:font script="Osma" typeface="Ebrima"/>
+        <a:font script="Phag" typeface="Phagspa"/>
+        <a:font script="Syrn" typeface="Estrangelo Edessa"/>
+        <a:font script="Syrj" typeface="Estrangelo Edessa"/>
+        <a:font script="Syre" typeface="Estrangelo Edessa"/>
+        <a:font script="Sora" typeface="Nirmala UI"/>
+        <a:font script="Tale" typeface="Microsoft Tai Le"/>
+        <a:font script="Talu" typeface="Microsoft New Tai Lue"/>
+        <a:font script="Tfng" typeface="Ebrima"/>
       </a:minorFont>
     </a:fontScheme>
     <a:fmtScheme name="Office">
@@ -1892,4 +1378,16 @@
     </a:ext>
   </a:extLst>
 </a:theme>
+</file>
+
+<file path=customXml/item1.xml><?xml version="1.0" encoding="utf-8"?>
+<b:Sources xmlns:b="http://schemas.openxmlformats.org/officeDocument/2006/bibliography" xmlns="http://schemas.openxmlformats.org/officeDocument/2006/bibliography" SelectedStyle="\APASixthEditionOfficeOnline.xsl" StyleName="APA" Version="6"/>
+</file>
+
+<file path=customXml/itemProps1.xml><?xml version="1.0" encoding="utf-8"?>
+<ds:datastoreItem xmlns:ds="http://schemas.openxmlformats.org/officeDocument/2006/customXml" ds:itemID="{80A75C7D-2825-45AD-93AB-E7CA3DA1180A}">
+  <ds:schemaRefs>
+    <ds:schemaRef ds:uri="http://schemas.openxmlformats.org/officeDocument/2006/bibliography"/>
+  </ds:schemaRefs>
+</ds:datastoreItem>
 </file>